--- a/fuentes/12310176_DI_CF1_Ingresos y gastos personales.docx
+++ b/fuentes/12310176_DI_CF1_Ingresos y gastos personales.docx
@@ -1,6 +1,6 @@
 
 <file path=word/document.xml><?xml version="1.0" encoding="utf-8"?>
-<w:document xmlns:wpc="http://schemas.microsoft.com/office/word/2010/wordprocessingCanvas" xmlns:cx="http://schemas.microsoft.com/office/drawing/2014/chartex" xmlns:cx1="http://schemas.microsoft.com/office/drawing/2015/9/8/chartex" xmlns:cx2="http://schemas.microsoft.com/office/drawing/2015/10/21/chartex" xmlns:cx3="http://schemas.microsoft.com/office/drawing/2016/5/9/chartex" xmlns:cx4="http://schemas.microsoft.com/office/drawing/2016/5/10/chartex" xmlns:cx5="http://schemas.microsoft.com/office/drawing/2016/5/11/chartex" xmlns:cx6="http://schemas.microsoft.com/office/drawing/2016/5/12/chartex" xmlns:cx7="http://schemas.microsoft.com/office/drawing/2016/5/13/chartex" xmlns:cx8="http://schemas.microsoft.com/office/drawing/2016/5/14/chartex" xmlns:mc="http://schemas.openxmlformats.org/markup-compatibility/2006" xmlns:aink="http://schemas.microsoft.com/office/drawing/2016/ink" xmlns:am3d="http://schemas.microsoft.com/office/drawing/2017/model3d" xmlns:o="urn:schemas-microsoft-com:office:office" xmlns:oel="http://schemas.microsoft.com/office/2019/extlst" xmlns:r="http://schemas.openxmlformats.org/officeDocument/2006/relationships" xmlns:m="http://schemas.openxmlformats.org/officeDocument/2006/math" xmlns:v="urn:schemas-microsoft-com:vml" xmlns:wp14="http://schemas.microsoft.com/office/word/2010/wordprocessingDrawing" xmlns:wp="http://schemas.openxmlformats.org/drawingml/2006/wordprocessingDrawing" xmlns:w10="urn:schemas-microsoft-com:office:word" xmlns:w="http://schemas.openxmlformats.org/wordprocessingml/2006/main" xmlns:w14="http://schemas.microsoft.com/office/word/2010/wordml" xmlns:w15="http://schemas.microsoft.com/office/word/2012/wordml" xmlns:w16cex="http://schemas.microsoft.com/office/word/2018/wordml/cex" xmlns:w16cid="http://schemas.microsoft.com/office/word/2016/wordml/cid" xmlns:w16="http://schemas.microsoft.com/office/word/2018/wordml" xmlns:w16du="http://schemas.microsoft.com/office/word/2023/wordml/word16du" xmlns:w16sdtdh="http://schemas.microsoft.com/office/word/2020/wordml/sdtdatahash" xmlns:w16sdtfl="http://schemas.microsoft.com/office/word/2024/wordml/sdtformatlock" xmlns:w16se="http://schemas.microsoft.com/office/word/2015/wordml/symex" xmlns:wpg="http://schemas.microsoft.com/office/word/2010/wordprocessingGroup" xmlns:wpi="http://schemas.microsoft.com/office/word/2010/wordprocessingInk" xmlns:wne="http://schemas.microsoft.com/office/word/2006/wordml" xmlns:wps="http://schemas.microsoft.com/office/word/2010/wordprocessingShape" xmlns:a="http://schemas.openxmlformats.org/drawingml/2006/main" xmlns:pic="http://schemas.openxmlformats.org/drawingml/2006/picture" xmlns:a14="http://schemas.microsoft.com/office/drawing/2010/main" mc:Ignorable="w14 w15 w16se w16cid w16 w16cex w16sdtdh w16sdtfl w16du wp14">
+<w:document xmlns:wpc="http://schemas.microsoft.com/office/word/2010/wordprocessingCanvas" xmlns:cx="http://schemas.microsoft.com/office/drawing/2014/chartex" xmlns:cx1="http://schemas.microsoft.com/office/drawing/2015/9/8/chartex" xmlns:cx2="http://schemas.microsoft.com/office/drawing/2015/10/21/chartex" xmlns:cx3="http://schemas.microsoft.com/office/drawing/2016/5/9/chartex" xmlns:cx4="http://schemas.microsoft.com/office/drawing/2016/5/10/chartex" xmlns:cx5="http://schemas.microsoft.com/office/drawing/2016/5/11/chartex" xmlns:cx6="http://schemas.microsoft.com/office/drawing/2016/5/12/chartex" xmlns:cx7="http://schemas.microsoft.com/office/drawing/2016/5/13/chartex" xmlns:cx8="http://schemas.microsoft.com/office/drawing/2016/5/14/chartex" xmlns:mc="http://schemas.openxmlformats.org/markup-compatibility/2006" xmlns:aink="http://schemas.microsoft.com/office/drawing/2016/ink" xmlns:am3d="http://schemas.microsoft.com/office/drawing/2017/model3d" xmlns:o="urn:schemas-microsoft-com:office:office" xmlns:oel="http://schemas.microsoft.com/office/2019/extlst" xmlns:r="http://schemas.openxmlformats.org/officeDocument/2006/relationships" xmlns:m="http://schemas.openxmlformats.org/officeDocument/2006/math" xmlns:v="urn:schemas-microsoft-com:vml" xmlns:wp14="http://schemas.microsoft.com/office/word/2010/wordprocessingDrawing" xmlns:wp="http://schemas.openxmlformats.org/drawingml/2006/wordprocessingDrawing" xmlns:w10="urn:schemas-microsoft-com:office:word" xmlns:w="http://schemas.openxmlformats.org/wordprocessingml/2006/main" xmlns:w14="http://schemas.microsoft.com/office/word/2010/wordml" xmlns:w15="http://schemas.microsoft.com/office/word/2012/wordml" xmlns:w16cex="http://schemas.microsoft.com/office/word/2018/wordml/cex" xmlns:w16cid="http://schemas.microsoft.com/office/word/2016/wordml/cid" xmlns:w16="http://schemas.microsoft.com/office/word/2018/wordml" xmlns:w16du="http://schemas.microsoft.com/office/word/2023/wordml/word16du" xmlns:w16sdtdh="http://schemas.microsoft.com/office/word/2020/wordml/sdtdatahash" xmlns:w16sdtfl="http://schemas.microsoft.com/office/word/2024/wordml/sdtformatlock" xmlns:w16se="http://schemas.microsoft.com/office/word/2015/wordml/symex" xmlns:wpg="http://schemas.microsoft.com/office/word/2010/wordprocessingGroup" xmlns:wpi="http://schemas.microsoft.com/office/word/2010/wordprocessingInk" xmlns:wne="http://schemas.microsoft.com/office/word/2006/wordml" xmlns:wps="http://schemas.microsoft.com/office/word/2010/wordprocessingShape" mc:Ignorable="w14 w15 w16se w16cid w16 w16cex w16sdtdh w16sdtfl w16du wp14">
   <w:body>
     <w:p>
       <w:pPr>
@@ -39,12 +39,12 @@
         <w:tblW w:w="9962" w:type="dxa"/>
         <w:tblInd w:w="0" w:type="dxa"/>
         <w:tblBorders>
-          <w:top w:val="single" w:color="000000" w:sz="4" w:space="0"/>
-          <w:left w:val="single" w:color="000000" w:sz="4" w:space="0"/>
-          <w:bottom w:val="single" w:color="000000" w:sz="4" w:space="0"/>
-          <w:right w:val="single" w:color="000000" w:sz="4" w:space="0"/>
-          <w:insideH w:val="single" w:color="000000" w:sz="4" w:space="0"/>
-          <w:insideV w:val="single" w:color="000000" w:sz="4" w:space="0"/>
+          <w:top w:val="single" w:sz="4" w:space="0" w:color="000000"/>
+          <w:left w:val="single" w:sz="4" w:space="0" w:color="000000"/>
+          <w:bottom w:val="single" w:sz="4" w:space="0" w:color="000000"/>
+          <w:right w:val="single" w:sz="4" w:space="0" w:color="000000"/>
+          <w:insideH w:val="single" w:sz="4" w:space="0" w:color="000000"/>
+          <w:insideV w:val="single" w:sz="4" w:space="0" w:color="000000"/>
         </w:tblBorders>
         <w:tblLayout w:type="fixed"/>
         <w:tblLook w:val="0400" w:firstRow="0" w:lastRow="0" w:firstColumn="0" w:lastColumn="0" w:noHBand="0" w:noVBand="1"/>
@@ -121,12 +121,12 @@
         <w:tblW w:w="9962" w:type="dxa"/>
         <w:tblInd w:w="0" w:type="dxa"/>
         <w:tblBorders>
-          <w:top w:val="single" w:color="000000" w:sz="4" w:space="0"/>
-          <w:left w:val="single" w:color="000000" w:sz="4" w:space="0"/>
-          <w:bottom w:val="single" w:color="000000" w:sz="4" w:space="0"/>
-          <w:right w:val="single" w:color="000000" w:sz="4" w:space="0"/>
-          <w:insideH w:val="single" w:color="000000" w:sz="4" w:space="0"/>
-          <w:insideV w:val="single" w:color="000000" w:sz="4" w:space="0"/>
+          <w:top w:val="single" w:sz="4" w:space="0" w:color="000000"/>
+          <w:left w:val="single" w:sz="4" w:space="0" w:color="000000"/>
+          <w:bottom w:val="single" w:sz="4" w:space="0" w:color="000000"/>
+          <w:right w:val="single" w:sz="4" w:space="0" w:color="000000"/>
+          <w:insideH w:val="single" w:sz="4" w:space="0" w:color="000000"/>
+          <w:insideV w:val="single" w:sz="4" w:space="0" w:color="000000"/>
         </w:tblBorders>
         <w:tblLayout w:type="fixed"/>
         <w:tblLook w:val="0400" w:firstRow="0" w:lastRow="0" w:firstColumn="0" w:lastColumn="0" w:noHBand="0" w:noVBand="1"/>
@@ -419,12 +419,12 @@
         <w:tblW w:w="9962" w:type="dxa"/>
         <w:tblInd w:w="0" w:type="dxa"/>
         <w:tblBorders>
-          <w:top w:val="single" w:color="000000" w:sz="4" w:space="0"/>
-          <w:left w:val="single" w:color="000000" w:sz="4" w:space="0"/>
-          <w:bottom w:val="single" w:color="000000" w:sz="4" w:space="0"/>
-          <w:right w:val="single" w:color="000000" w:sz="4" w:space="0"/>
-          <w:insideH w:val="single" w:color="000000" w:sz="4" w:space="0"/>
-          <w:insideV w:val="single" w:color="000000" w:sz="4" w:space="0"/>
+          <w:top w:val="single" w:sz="4" w:space="0" w:color="000000"/>
+          <w:left w:val="single" w:sz="4" w:space="0" w:color="000000"/>
+          <w:bottom w:val="single" w:sz="4" w:space="0" w:color="000000"/>
+          <w:right w:val="single" w:sz="4" w:space="0" w:color="000000"/>
+          <w:insideH w:val="single" w:sz="4" w:space="0" w:color="000000"/>
+          <w:insideV w:val="single" w:sz="4" w:space="0" w:color="000000"/>
         </w:tblBorders>
         <w:tblLayout w:type="fixed"/>
         <w:tblLook w:val="0400" w:firstRow="0" w:lastRow="0" w:firstColumn="0" w:lastColumn="0" w:noHBand="0" w:noVBand="1"/>
@@ -630,7 +630,7 @@
                 <w:szCs w:val="20"/>
               </w:rPr>
             </w:pPr>
-            <w:bookmarkStart w:name="OLE_LINK1" w:id="0"/>
+            <w:bookmarkStart w:id="0" w:name="OLE_LINK1"/>
             <w:r>
               <w:rPr>
                 <w:b w:val="0"/>
@@ -758,12 +758,12 @@
         <w:tblW w:w="9962" w:type="dxa"/>
         <w:tblInd w:w="0" w:type="dxa"/>
         <w:tblBorders>
-          <w:top w:val="single" w:color="000000" w:sz="4" w:space="0"/>
-          <w:left w:val="single" w:color="000000" w:sz="4" w:space="0"/>
-          <w:bottom w:val="single" w:color="000000" w:sz="4" w:space="0"/>
-          <w:right w:val="single" w:color="000000" w:sz="4" w:space="0"/>
-          <w:insideH w:val="single" w:color="000000" w:sz="4" w:space="0"/>
-          <w:insideV w:val="single" w:color="000000" w:sz="4" w:space="0"/>
+          <w:top w:val="single" w:sz="4" w:space="0" w:color="000000"/>
+          <w:left w:val="single" w:sz="4" w:space="0" w:color="000000"/>
+          <w:bottom w:val="single" w:sz="4" w:space="0" w:color="000000"/>
+          <w:right w:val="single" w:sz="4" w:space="0" w:color="000000"/>
+          <w:insideH w:val="single" w:sz="4" w:space="0" w:color="000000"/>
+          <w:insideV w:val="single" w:sz="4" w:space="0" w:color="000000"/>
         </w:tblBorders>
         <w:tblLayout w:type="fixed"/>
         <w:tblLook w:val="0400" w:firstRow="0" w:lastRow="0" w:firstColumn="0" w:lastColumn="0" w:noHBand="0" w:noVBand="1"/>
@@ -903,6 +903,7 @@
           <w:sz w:val="20"/>
           <w:szCs w:val="20"/>
         </w:rPr>
+        <w:lastRenderedPageBreak/>
         <w:t xml:space="preserve">TABLA DE CONTENIDOS </w:t>
       </w:r>
     </w:p>
@@ -912,7 +913,7 @@
           <w:noProof/>
         </w:rPr>
         <w:drawing>
-          <wp:inline distT="0" distB="0" distL="0" distR="0" wp14:anchorId="7A12D076" wp14:editId="4F1D9B92">
+          <wp:inline distT="0" distB="0" distL="0" distR="0" wp14:anchorId="7A12D076" wp14:editId="061BC33E">
             <wp:extent cx="2526454" cy="3832024"/>
             <wp:effectExtent l="0" t="0" r="1270" b="3810"/>
             <wp:docPr id="363017292" name="Imagen 3"/>
@@ -1165,6 +1166,7 @@
           <w:sz w:val="20"/>
           <w:szCs w:val="20"/>
         </w:rPr>
+        <w:lastRenderedPageBreak/>
         <w:t>DESARROLLO DE CONTENIDOS</w:t>
       </w:r>
     </w:p>
@@ -1246,12 +1248,12 @@
       <w:tblPr>
         <w:tblW w:w="9962" w:type="dxa"/>
         <w:tblBorders>
-          <w:top w:val="single" w:color="000000" w:sz="4" w:space="0"/>
-          <w:left w:val="single" w:color="000000" w:sz="4" w:space="0"/>
-          <w:bottom w:val="single" w:color="000000" w:sz="4" w:space="0"/>
-          <w:right w:val="single" w:color="000000" w:sz="4" w:space="0"/>
-          <w:insideH w:val="single" w:color="000000" w:sz="4" w:space="0"/>
-          <w:insideV w:val="single" w:color="000000" w:sz="4" w:space="0"/>
+          <w:top w:val="single" w:sz="4" w:space="0" w:color="000000"/>
+          <w:left w:val="single" w:sz="4" w:space="0" w:color="000000"/>
+          <w:bottom w:val="single" w:sz="4" w:space="0" w:color="000000"/>
+          <w:right w:val="single" w:sz="4" w:space="0" w:color="000000"/>
+          <w:insideH w:val="single" w:sz="4" w:space="0" w:color="000000"/>
+          <w:insideV w:val="single" w:sz="4" w:space="0" w:color="000000"/>
         </w:tblBorders>
         <w:tblLayout w:type="fixed"/>
         <w:tblLook w:val="0400" w:firstRow="0" w:lastRow="0" w:firstColumn="0" w:lastColumn="0" w:noHBand="0" w:noVBand="1"/>
@@ -1291,7 +1293,6 @@
                 <w:tag w:val="goog_rdk_4"/>
                 <w:id w:val="1859471277"/>
               </w:sdtPr>
-              <w:sdtEndPr/>
               <w:sdtContent>
                 <w:r>
                   <w:rPr>
@@ -1688,6 +1689,7 @@
                 <w:sz w:val="20"/>
                 <w:szCs w:val="20"/>
               </w:rPr>
+              <w:lastRenderedPageBreak/>
               <w:t>TARJETAS</w:t>
             </w:r>
             <w:commentRangeEnd w:id="5"/>
@@ -2333,6 +2335,7 @@
                 <w:sz w:val="20"/>
                 <w:szCs w:val="20"/>
               </w:rPr>
+              <w:lastRenderedPageBreak/>
               <w:t xml:space="preserve">Se </w:t>
             </w:r>
             <w:r>
@@ -2433,12 +2436,12 @@
       <w:tblPr>
         <w:tblW w:w="9962" w:type="dxa"/>
         <w:tblBorders>
-          <w:top w:val="single" w:color="000000" w:sz="4" w:space="0"/>
-          <w:left w:val="single" w:color="000000" w:sz="4" w:space="0"/>
-          <w:bottom w:val="single" w:color="000000" w:sz="4" w:space="0"/>
-          <w:right w:val="single" w:color="000000" w:sz="4" w:space="0"/>
-          <w:insideH w:val="single" w:color="000000" w:sz="4" w:space="0"/>
-          <w:insideV w:val="single" w:color="000000" w:sz="4" w:space="0"/>
+          <w:top w:val="single" w:sz="4" w:space="0" w:color="000000"/>
+          <w:left w:val="single" w:sz="4" w:space="0" w:color="000000"/>
+          <w:bottom w:val="single" w:sz="4" w:space="0" w:color="000000"/>
+          <w:right w:val="single" w:sz="4" w:space="0" w:color="000000"/>
+          <w:insideH w:val="single" w:sz="4" w:space="0" w:color="000000"/>
+          <w:insideV w:val="single" w:sz="4" w:space="0" w:color="000000"/>
         </w:tblBorders>
         <w:tblLayout w:type="fixed"/>
         <w:tblLook w:val="0400" w:firstRow="0" w:lastRow="0" w:firstColumn="0" w:lastColumn="0" w:noHBand="0" w:noVBand="1"/>
@@ -2478,7 +2481,6 @@
                 <w:tag w:val="goog_rdk_4"/>
                 <w:id w:val="-1475978440"/>
               </w:sdtPr>
-              <w:sdtEndPr/>
               <w:sdtContent>
                 <w:r>
                   <w:rPr>
@@ -2994,6 +2996,7 @@
                 <w:sz w:val="20"/>
                 <w:szCs w:val="20"/>
               </w:rPr>
+              <w:lastRenderedPageBreak/>
               <w:t>Empresario</w:t>
             </w:r>
           </w:p>
@@ -3552,6 +3555,7 @@
                 <w:sz w:val="20"/>
                 <w:szCs w:val="20"/>
               </w:rPr>
+              <w:lastRenderedPageBreak/>
               <w:t xml:space="preserve">Personas que compran y venden productos de forma independiente, ya sea en mercados, redes sociales, tiendas virtuales o físicas, sin formar parte de una empresa </w:t>
             </w:r>
             <w:commentRangeStart w:id="19"/>
@@ -3661,6 +3665,7 @@
                 <w:sz w:val="20"/>
                 <w:szCs w:val="20"/>
               </w:rPr>
+              <w:lastRenderedPageBreak/>
               <w:t>Artista o creador de contenido</w:t>
             </w:r>
           </w:p>
@@ -4349,7 +4354,16 @@
                 <w:sz w:val="20"/>
                 <w:szCs w:val="20"/>
               </w:rPr>
-              <w:t>Ofrece la posibilidad de obtener mayores ganancias económicas. Además, brinda un mayor control sobre el manejo del tiempo y una mayor autonomía en la toma de decisiones. Esto permite al trabajador independiente organizar su agenda, elegir los proyectos en los que desea participar y definir su propio rumbo profesional.</w:t>
+              <w:t xml:space="preserve">Ofrece la posibilidad de obtener mayores ganancias económicas. Además, brinda un mayor control sobre el manejo del tiempo y una mayor autonomía en la toma de decisiones. Esto permite al trabajador independiente </w:t>
+            </w:r>
+            <w:r>
+              <w:rPr>
+                <w:rFonts w:eastAsia="Times New Roman"/>
+                <w:sz w:val="20"/>
+                <w:szCs w:val="20"/>
+              </w:rPr>
+              <w:lastRenderedPageBreak/>
+              <w:t>organizar su agenda, elegir los proyectos en los que desea participar y definir su propio rumbo profesional.</w:t>
             </w:r>
           </w:p>
           <w:p>
@@ -4429,6 +4443,7 @@
                 <w:sz w:val="20"/>
                 <w:szCs w:val="20"/>
               </w:rPr>
+              <w:lastRenderedPageBreak/>
               <w:t>Desventajas</w:t>
             </w:r>
           </w:p>
@@ -4454,7 +4469,15 @@
                 <w:sz w:val="20"/>
                 <w:szCs w:val="20"/>
               </w:rPr>
-              <w:t xml:space="preserve">Esta modalidad implica ciertos riesgos. Los ingresos pueden ser inestables y variar mes a mes debido a la naturaleza variable de las actividades económicas independientes. Existe la posibilidad de que la empresa, el negocio o la labor realizada no generen los ingresos suficientes para cubrir todos los gastos personales u operativos, lo que puede afectar la estabilidad </w:t>
+              <w:t xml:space="preserve">Esta modalidad implica ciertos riesgos. Los ingresos pueden ser inestables y variar mes a mes debido a la naturaleza variable de las actividades económicas independientes. Existe la posibilidad de que la empresa, el negocio o la labor realizada no generen los ingresos </w:t>
+            </w:r>
+            <w:r>
+              <w:rPr>
+                <w:sz w:val="20"/>
+                <w:szCs w:val="20"/>
+              </w:rPr>
+              <w:lastRenderedPageBreak/>
+              <w:t xml:space="preserve">suficientes para cubrir todos los gastos personales u operativos, lo que puede afectar la estabilidad </w:t>
             </w:r>
             <w:commentRangeStart w:id="25"/>
             <w:r>
@@ -4861,12 +4884,12 @@
       <w:tblPr>
         <w:tblW w:w="9962" w:type="dxa"/>
         <w:tblBorders>
-          <w:top w:val="single" w:color="000000" w:sz="4" w:space="0"/>
-          <w:left w:val="single" w:color="000000" w:sz="4" w:space="0"/>
-          <w:bottom w:val="single" w:color="000000" w:sz="4" w:space="0"/>
-          <w:right w:val="single" w:color="000000" w:sz="4" w:space="0"/>
-          <w:insideH w:val="single" w:color="000000" w:sz="4" w:space="0"/>
-          <w:insideV w:val="single" w:color="000000" w:sz="4" w:space="0"/>
+          <w:top w:val="single" w:sz="4" w:space="0" w:color="000000"/>
+          <w:left w:val="single" w:sz="4" w:space="0" w:color="000000"/>
+          <w:bottom w:val="single" w:sz="4" w:space="0" w:color="000000"/>
+          <w:right w:val="single" w:sz="4" w:space="0" w:color="000000"/>
+          <w:insideH w:val="single" w:sz="4" w:space="0" w:color="000000"/>
+          <w:insideV w:val="single" w:sz="4" w:space="0" w:color="000000"/>
         </w:tblBorders>
         <w:tblLayout w:type="fixed"/>
         <w:tblLook w:val="0400" w:firstRow="0" w:lastRow="0" w:firstColumn="0" w:lastColumn="0" w:noHBand="0" w:noVBand="1"/>
@@ -4907,7 +4930,6 @@
                 <w:tag w:val="goog_rdk_4"/>
                 <w:id w:val="287401042"/>
               </w:sdtPr>
-              <w:sdtEndPr/>
               <w:sdtContent>
                 <w:r>
                   <w:rPr>
@@ -5083,6 +5105,7 @@
                 <w:sz w:val="20"/>
                 <w:szCs w:val="20"/>
               </w:rPr>
+              <w:lastRenderedPageBreak/>
               <w:commentReference w:id="29"/>
             </w:r>
           </w:p>
@@ -5865,6 +5888,7 @@
                 <w:sz w:val="20"/>
                 <w:szCs w:val="20"/>
               </w:rPr>
+              <w:lastRenderedPageBreak/>
               <w:t> </w:t>
             </w:r>
             <w:r>
@@ -6116,7 +6140,6 @@
           <w:tcPr>
             <w:tcW w:w="9962" w:type="dxa"/>
             <w:shd w:val="clear" w:color="auto" w:fill="9BBB59" w:themeFill="accent3"/>
-            <w:tcMar/>
           </w:tcPr>
           <w:p>
             <w:pPr>
@@ -6144,7 +6167,6 @@
           <w:tcPr>
             <w:tcW w:w="9962" w:type="dxa"/>
             <w:shd w:val="clear" w:color="auto" w:fill="EEECE1" w:themeFill="background2"/>
-            <w:tcMar/>
           </w:tcPr>
           <w:p>
             <w:pPr>
@@ -6674,6 +6696,7 @@
                 <w:sz w:val="20"/>
                 <w:szCs w:val="20"/>
               </w:rPr>
+              <w:lastRenderedPageBreak/>
               <w:t xml:space="preserve">Establecer alianzas con otras empresas, marcas o </w:t>
             </w:r>
             <w:proofErr w:type="spellStart"/>
@@ -7192,18 +7215,18 @@
           <w:p>
             <w:pPr>
               <w:pBdr>
-                <w:top w:val="nil" w:color="000000" w:sz="0" w:space="0"/>
-                <w:left w:val="nil" w:color="000000" w:sz="0" w:space="0"/>
-                <w:bottom w:val="nil" w:color="000000" w:sz="0" w:space="0"/>
-                <w:right w:val="nil" w:color="000000" w:sz="0" w:space="0"/>
-                <w:between w:val="nil" w:color="000000" w:sz="0" w:space="0"/>
+                <w:top w:val="nil"/>
+                <w:left w:val="nil"/>
+                <w:bottom w:val="nil"/>
+                <w:right w:val="nil"/>
+                <w:between w:val="nil"/>
               </w:pBdr>
               <w:spacing w:before="120" w:after="120" w:line="276" w:lineRule="auto"/>
             </w:pPr>
             <w:r>
               <w:rPr>
-                <w:b w:val="1"/>
-                <w:bCs w:val="1"/>
+                <w:b/>
+                <w:bCs/>
                 <w:sz w:val="20"/>
                 <w:szCs w:val="20"/>
               </w:rPr>
@@ -7211,8 +7234,8 @@
             </w:r>
             <w:r>
               <w:rPr>
-                <w:b w:val="1"/>
-                <w:bCs w:val="1"/>
+                <w:b/>
+                <w:bCs/>
                 <w:sz w:val="20"/>
                 <w:szCs w:val="20"/>
               </w:rPr>
@@ -7222,37 +7245,47 @@
               <w:rPr>
                 <w:rStyle w:val="Textoennegrita"/>
               </w:rPr>
-              <w:t>Mejora de habilidades</w:t>
+              <w:t>Mejora de habilidades:</w:t>
+            </w:r>
+            <w:r>
+              <w:rPr>
+                <w:rStyle w:val="Textoennegrita"/>
+              </w:rPr>
+              <w:t xml:space="preserve"> </w:t>
+            </w:r>
+            <w:r>
+              <w:t>capacitarse en áreas con alta demanda como idiomas, herramientas digitales, programación u oficios técnicos, lo cual le permite fortalecer su perfil profesional.</w:t>
             </w:r>
           </w:p>
           <w:p>
             <w:pPr>
               <w:pBdr>
-                <w:top w:val="nil" w:color="000000" w:sz="0" w:space="0"/>
-                <w:left w:val="nil" w:color="000000" w:sz="0" w:space="0"/>
-                <w:bottom w:val="nil" w:color="000000" w:sz="0" w:space="0"/>
-                <w:right w:val="nil" w:color="000000" w:sz="0" w:space="0"/>
-                <w:between w:val="nil" w:color="000000" w:sz="0" w:space="0"/>
+                <w:top w:val="nil"/>
+                <w:left w:val="nil"/>
+                <w:bottom w:val="nil"/>
+                <w:right w:val="nil"/>
+                <w:between w:val="nil"/>
               </w:pBdr>
               <w:spacing w:before="120" w:after="120" w:line="276" w:lineRule="auto"/>
             </w:pPr>
             <w:r>
-              <w:rPr/>
-              <w:t>C</w:t>
-            </w:r>
-            <w:r>
-              <w:rPr/>
-              <w:t>apacitarse en áreas con alta demanda como idiomas, herramientas digitales, programación u oficios técnicos, lo cual le permite fortalecer su perfil profesional.</w:t>
+              <w:rPr>
+                <w:rStyle w:val="Textoennegrita"/>
+              </w:rPr>
+              <w:t xml:space="preserve">12. Empleo y crecimiento profesional: </w:t>
+            </w:r>
+            <w:r>
+              <w:t>busque opciones de empleo con mejores condiciones, postúlese a ascensos o explore el trabajo remoto. El fortalecimiento de su red de contactos y perfil en plataformas como LinkedIn es clave para destacar.</w:t>
             </w:r>
           </w:p>
           <w:p>
             <w:pPr>
               <w:pBdr>
-                <w:top w:val="nil" w:color="000000" w:sz="0" w:space="0"/>
-                <w:left w:val="nil" w:color="000000" w:sz="0" w:space="0"/>
-                <w:bottom w:val="nil" w:color="000000" w:sz="0" w:space="0"/>
-                <w:right w:val="nil" w:color="000000" w:sz="0" w:space="0"/>
-                <w:between w:val="nil" w:color="000000" w:sz="0" w:space="0"/>
+                <w:top w:val="nil"/>
+                <w:left w:val="nil"/>
+                <w:bottom w:val="nil"/>
+                <w:right w:val="nil"/>
+                <w:between w:val="nil"/>
               </w:pBdr>
               <w:spacing w:before="120" w:after="120" w:line="276" w:lineRule="auto"/>
             </w:pPr>
@@ -7260,81 +7293,21 @@
               <w:rPr>
                 <w:rStyle w:val="Textoennegrita"/>
               </w:rPr>
-              <w:t>12. Empleo y crecimiento profesional</w:t>
-            </w:r>
-          </w:p>
-          <w:p>
-            <w:pPr>
-              <w:pBdr>
-                <w:top w:val="nil" w:color="000000" w:sz="0" w:space="0"/>
-                <w:left w:val="nil" w:color="000000" w:sz="0" w:space="0"/>
-                <w:bottom w:val="nil" w:color="000000" w:sz="0" w:space="0"/>
-                <w:right w:val="nil" w:color="000000" w:sz="0" w:space="0"/>
-                <w:between w:val="nil" w:color="000000" w:sz="0" w:space="0"/>
-              </w:pBdr>
-              <w:spacing w:before="120" w:after="120" w:line="276" w:lineRule="auto"/>
-            </w:pPr>
-            <w:r>
-              <w:rPr/>
-              <w:t>B</w:t>
-            </w:r>
-            <w:r>
-              <w:rPr/>
-              <w:t>usque opciones de empleo con mejores condiciones, postúlese a ascensos o explore el trabajo remoto. El fortalecimiento de su red de contactos y perfil en plataformas como LinkedIn es clave para destacar.</w:t>
-            </w:r>
-          </w:p>
-          <w:p>
-            <w:pPr>
-              <w:pBdr>
-                <w:top w:val="nil" w:color="000000" w:sz="0" w:space="0"/>
-                <w:left w:val="nil" w:color="000000" w:sz="0" w:space="0"/>
-                <w:bottom w:val="nil" w:color="000000" w:sz="0" w:space="0"/>
-                <w:right w:val="nil" w:color="000000" w:sz="0" w:space="0"/>
-                <w:between w:val="nil" w:color="000000" w:sz="0" w:space="0"/>
-              </w:pBdr>
-              <w:spacing w:before="120" w:after="120" w:line="276" w:lineRule="auto"/>
-            </w:pPr>
-            <w:r>
-              <w:rPr>
-                <w:rStyle w:val="Textoennegrita"/>
-              </w:rPr>
-              <w:t>13. Ingresos extra</w:t>
-            </w:r>
-          </w:p>
-          <w:p>
-            <w:pPr>
-              <w:pBdr>
-                <w:top w:val="nil" w:color="000000" w:sz="0" w:space="0"/>
-                <w:left w:val="nil" w:color="000000" w:sz="0" w:space="0"/>
-                <w:bottom w:val="nil" w:color="000000" w:sz="0" w:space="0"/>
-                <w:right w:val="nil" w:color="000000" w:sz="0" w:space="0"/>
-                <w:between w:val="nil" w:color="000000" w:sz="0" w:space="0"/>
-              </w:pBdr>
-              <w:spacing w:before="120" w:after="120" w:line="276" w:lineRule="auto"/>
-            </w:pPr>
-            <w:r>
-              <w:rPr/>
-              <w:t>U</w:t>
-            </w:r>
-            <w:r>
-              <w:rPr/>
-              <w:t xml:space="preserve">tilice su tiempo libre para ofrecer servicios </w:t>
-            </w:r>
-            <w:r>
-              <w:rPr>
-                <w:i w:val="1"/>
-                <w:iCs w:val="1"/>
+              <w:t xml:space="preserve">13. Ingresos extra: </w:t>
+            </w:r>
+            <w:r>
+              <w:t xml:space="preserve">utilice su tiempo libre para ofrecer servicios </w:t>
+            </w:r>
+            <w:r>
+              <w:rPr>
+                <w:i/>
+                <w:iCs/>
                 <w:highlight w:val="cyan"/>
               </w:rPr>
               <w:t>freelance</w:t>
             </w:r>
             <w:r>
-              <w:rPr/>
-              <w:t xml:space="preserve">, vender productos físicos o digitales, o brindar clases en línea. </w:t>
-            </w:r>
-            <w:r>
-              <w:rPr/>
-              <w:t>Estas actividades complementarias pueden convertirse en una fuente estable de ingresos adicionales.</w:t>
+              <w:t>, vender productos físicos o digitales, o brindar clases en línea. Estas actividades complementarias pueden convertirse en una fuente estable de ingresos adicionales.</w:t>
             </w:r>
           </w:p>
         </w:tc>
@@ -7542,6 +7515,7 @@
           <w:sz w:val="20"/>
           <w:szCs w:val="20"/>
         </w:rPr>
+        <w:lastRenderedPageBreak/>
         <w:t>El establecimiento de metas y objetivos claros, medibles y con horizonte temporal definido, tanto a corto como a largo plazo, resulta esencial no solo como herramienta de planificación, sino como motor de motivación sostenida.</w:t>
       </w:r>
     </w:p>
@@ -7638,12 +7612,12 @@
       <w:tblPr>
         <w:tblW w:w="9962" w:type="dxa"/>
         <w:tblBorders>
-          <w:top w:val="single" w:color="000000" w:sz="4" w:space="0"/>
-          <w:left w:val="single" w:color="000000" w:sz="4" w:space="0"/>
-          <w:bottom w:val="single" w:color="000000" w:sz="4" w:space="0"/>
-          <w:right w:val="single" w:color="000000" w:sz="4" w:space="0"/>
-          <w:insideH w:val="single" w:color="000000" w:sz="4" w:space="0"/>
-          <w:insideV w:val="single" w:color="000000" w:sz="4" w:space="0"/>
+          <w:top w:val="single" w:sz="4" w:space="0" w:color="000000"/>
+          <w:left w:val="single" w:sz="4" w:space="0" w:color="000000"/>
+          <w:bottom w:val="single" w:sz="4" w:space="0" w:color="000000"/>
+          <w:right w:val="single" w:sz="4" w:space="0" w:color="000000"/>
+          <w:insideH w:val="single" w:sz="4" w:space="0" w:color="000000"/>
+          <w:insideV w:val="single" w:sz="4" w:space="0" w:color="000000"/>
         </w:tblBorders>
         <w:tblLayout w:type="fixed"/>
         <w:tblLook w:val="0400" w:firstRow="0" w:lastRow="0" w:firstColumn="0" w:lastColumn="0" w:noHBand="0" w:noVBand="1"/>
@@ -7684,7 +7658,6 @@
                 <w:tag w:val="goog_rdk_4"/>
                 <w:id w:val="1694880821"/>
               </w:sdtPr>
-              <w:sdtEndPr/>
               <w:sdtContent>
                 <w:r>
                   <w:rPr>
@@ -8116,6 +8089,7 @@
                 <w:sz w:val="20"/>
                 <w:szCs w:val="20"/>
               </w:rPr>
+              <w:lastRenderedPageBreak/>
               <w:t>• Tomar decisiones basadas en metas personales y no en presiones externas o inmediatas.</w:t>
             </w:r>
           </w:p>
@@ -8141,6 +8115,7 @@
                 <w:sz w:val="20"/>
                 <w:szCs w:val="20"/>
               </w:rPr>
+              <w:lastRenderedPageBreak/>
               <w:drawing>
                 <wp:inline distT="0" distB="0" distL="0" distR="0" wp14:anchorId="3998F297" wp14:editId="6265EF3D">
                   <wp:extent cx="1600835" cy="1070610"/>
@@ -8680,6 +8655,7 @@
                 <w:sz w:val="20"/>
                 <w:szCs w:val="20"/>
               </w:rPr>
+              <w:lastRenderedPageBreak/>
               <w:drawing>
                 <wp:inline distT="0" distB="0" distL="0" distR="0" wp14:anchorId="70615879" wp14:editId="1283C5CF">
                   <wp:extent cx="449179" cy="449179"/>
@@ -8745,6 +8721,7 @@
                 <w:sz w:val="20"/>
                 <w:szCs w:val="20"/>
               </w:rPr>
+              <w:lastRenderedPageBreak/>
               <w:t>Seguridad</w:t>
             </w:r>
           </w:p>
@@ -9589,12 +9566,12 @@
       <w:tblPr>
         <w:tblW w:w="9962" w:type="dxa"/>
         <w:tblBorders>
-          <w:top w:val="single" w:color="000000" w:sz="4" w:space="0"/>
-          <w:left w:val="single" w:color="000000" w:sz="4" w:space="0"/>
-          <w:bottom w:val="single" w:color="000000" w:sz="4" w:space="0"/>
-          <w:right w:val="single" w:color="000000" w:sz="4" w:space="0"/>
-          <w:insideH w:val="single" w:color="000000" w:sz="4" w:space="0"/>
-          <w:insideV w:val="single" w:color="000000" w:sz="4" w:space="0"/>
+          <w:top w:val="single" w:sz="4" w:space="0" w:color="000000"/>
+          <w:left w:val="single" w:sz="4" w:space="0" w:color="000000"/>
+          <w:bottom w:val="single" w:sz="4" w:space="0" w:color="000000"/>
+          <w:right w:val="single" w:sz="4" w:space="0" w:color="000000"/>
+          <w:insideH w:val="single" w:sz="4" w:space="0" w:color="000000"/>
+          <w:insideV w:val="single" w:sz="4" w:space="0" w:color="000000"/>
         </w:tblBorders>
         <w:tblLayout w:type="fixed"/>
         <w:tblLook w:val="0400" w:firstRow="0" w:lastRow="0" w:firstColumn="0" w:lastColumn="0" w:noHBand="0" w:noVBand="1"/>
@@ -9635,7 +9612,6 @@
                 <w:tag w:val="goog_rdk_4"/>
                 <w:id w:val="120663716"/>
               </w:sdtPr>
-              <w:sdtEndPr/>
               <w:sdtContent>
                 <w:r>
                   <w:rPr>
@@ -10035,13 +10011,6 @@
                 <w:szCs w:val="20"/>
               </w:rPr>
               <w:br/>
-            </w:r>
-            <w:r>
-              <w:rPr>
-                <w:rFonts w:eastAsia="Times New Roman"/>
-                <w:sz w:val="20"/>
-                <w:szCs w:val="20"/>
-              </w:rPr>
               <w:t>Son aquellos gastos que no responden a una necesidad esencial o prioritaria, sino que están relacionados con preferencias, deseos o decisiones voluntarias del consumidor. Suelen ser variables y fácilmente eliminables o reducibles. Ejemplos incluyen entretenimiento, comidas fuera de casa o compras impulsivas.</w:t>
             </w:r>
           </w:p>
@@ -10236,13 +10205,6 @@
                 <w:szCs w:val="20"/>
               </w:rPr>
               <w:br/>
-            </w:r>
-            <w:r>
-              <w:rPr>
-                <w:rFonts w:eastAsia="Times New Roman"/>
-                <w:sz w:val="20"/>
-                <w:szCs w:val="20"/>
-              </w:rPr>
               <w:t>Corresponden a necesidades importantes para mantener una calidad de vida adecuada, aunque pueden ser ajustados o diferidos temporalmente según la disponibilidad financiera. Incluyen, por ejemplo, ropa, servicios de salud no urgentes, mantenimiento del hogar, entre otros.</w:t>
             </w:r>
           </w:p>
@@ -10269,6 +10231,7 @@
                 <w:sz w:val="20"/>
                 <w:szCs w:val="20"/>
               </w:rPr>
+              <w:lastRenderedPageBreak/>
               <w:t xml:space="preserve">Tipología </w:t>
             </w:r>
             <w:commentRangeStart w:id="51"/>
@@ -10437,13 +10400,6 @@
                 <w:szCs w:val="20"/>
               </w:rPr>
               <w:br/>
-            </w:r>
-            <w:r>
-              <w:rPr>
-                <w:rFonts w:eastAsia="Times New Roman"/>
-                <w:sz w:val="20"/>
-                <w:szCs w:val="20"/>
-              </w:rPr>
               <w:t>Son erogaciones periódicas, previsibles y generalmente ineludibles que tienen un monto establecido o relativamente constante, con vencimientos regulares. Ejemplos típicos son el arriendo, servicios públicos, cuotas de préstamos, seguros o suscripciones. Algunos pueden tener periodicidad distinta, como impuestos trimestrales o anuales.</w:t>
             </w:r>
           </w:p>
@@ -10638,13 +10594,6 @@
                 <w:szCs w:val="20"/>
               </w:rPr>
               <w:br/>
-            </w:r>
-            <w:r>
-              <w:rPr>
-                <w:rFonts w:eastAsia="Times New Roman"/>
-                <w:sz w:val="20"/>
-                <w:szCs w:val="20"/>
-              </w:rPr>
               <w:t>Se refieren a desembolsos no planificados que surgen como consecuencia de situaciones inesperadas (accidentes, enfermedades, reparaciones urgentes, etc.). Dado su impacto potencial en la estabilidad financiera, se recomienda mantener un fondo de reserva o ahorro de contingencia para afrontarlos.</w:t>
             </w:r>
           </w:p>
@@ -10839,13 +10788,6 @@
                 <w:szCs w:val="20"/>
               </w:rPr>
               <w:br/>
-            </w:r>
-            <w:r>
-              <w:rPr>
-                <w:rFonts w:eastAsia="Times New Roman"/>
-                <w:sz w:val="20"/>
-                <w:szCs w:val="20"/>
-              </w:rPr>
               <w:t>Aunque a veces se agrupan con los opcionales, se pueden distinguir como aquellos gastos voluntarios destinados al disfrute personal o al bienestar emocional. Son elegidos conscientemente para el placer o confort individual, como viajes, regalos o tratamientos estéticos. Su control es clave en una planificación financiera saludable.</w:t>
             </w:r>
           </w:p>
@@ -11020,13 +10962,6 @@
                 <w:szCs w:val="20"/>
               </w:rPr>
               <w:br/>
-            </w:r>
-            <w:r>
-              <w:rPr>
-                <w:rFonts w:eastAsia="Times New Roman"/>
-                <w:sz w:val="20"/>
-                <w:szCs w:val="20"/>
-              </w:rPr>
               <w:t xml:space="preserve">Son erogaciones de pequeño valor individual pero de alta frecuencia que, al acumularse, pueden representar una proporción significativa del gasto total sin ser fácilmente detectadas. Suelen pasar desapercibidas, por lo que requieren un seguimiento detallado. Ejemplos: cafés diarios, </w:t>
             </w:r>
             <w:r>
@@ -11787,12 +11722,12 @@
       <w:tblPr>
         <w:tblW w:w="9962" w:type="dxa"/>
         <w:tblBorders>
-          <w:top w:val="single" w:color="000000" w:sz="4" w:space="0"/>
-          <w:left w:val="single" w:color="000000" w:sz="4" w:space="0"/>
-          <w:bottom w:val="single" w:color="000000" w:sz="4" w:space="0"/>
-          <w:right w:val="single" w:color="000000" w:sz="4" w:space="0"/>
-          <w:insideH w:val="single" w:color="000000" w:sz="4" w:space="0"/>
-          <w:insideV w:val="single" w:color="000000" w:sz="4" w:space="0"/>
+          <w:top w:val="single" w:sz="4" w:space="0" w:color="000000"/>
+          <w:left w:val="single" w:sz="4" w:space="0" w:color="000000"/>
+          <w:bottom w:val="single" w:sz="4" w:space="0" w:color="000000"/>
+          <w:right w:val="single" w:sz="4" w:space="0" w:color="000000"/>
+          <w:insideH w:val="single" w:sz="4" w:space="0" w:color="000000"/>
+          <w:insideV w:val="single" w:sz="4" w:space="0" w:color="000000"/>
         </w:tblBorders>
         <w:tblLayout w:type="fixed"/>
         <w:tblLook w:val="0400" w:firstRow="0" w:lastRow="0" w:firstColumn="0" w:lastColumn="0" w:noHBand="0" w:noVBand="1"/>
@@ -11833,7 +11768,6 @@
                 <w:tag w:val="goog_rdk_4"/>
                 <w:id w:val="1828319161"/>
               </w:sdtPr>
-              <w:sdtEndPr/>
               <w:sdtContent>
                 <w:r>
                   <w:rPr>
@@ -12280,7 +12214,15 @@
                 <w:sz w:val="20"/>
                 <w:szCs w:val="20"/>
               </w:rPr>
-              <w:t>Es fundamental comprender que, al igual que el ejercicio de los derechos, toda persona tiene el deber de asumir una responsabilidad activa frente a sus decisiones de gasto, ya que estas impactan directamente en su estabilidad económica y calidad de vida. La falta de control y conciencia financiera puede conducir a situaciones riesgosas, como el uso excesivo del crédito formal (tarjetas, préstamos bancarios) o informal (prestamistas no regulados), para cubrir necesidades básicas como vivienda, alimentación, transporte, educación y vestuario, lo cual es una señal clara de desequilibrio financiero.</w:t>
+              <w:t xml:space="preserve">Es fundamental comprender que, al igual que el ejercicio de los derechos, toda persona tiene el deber de asumir una responsabilidad activa frente a sus decisiones de gasto, ya que estas impactan directamente en su estabilidad económica y calidad de vida. La falta de control y conciencia financiera puede conducir a situaciones riesgosas, como el uso excesivo del crédito formal </w:t>
+            </w:r>
+            <w:r>
+              <w:rPr>
+                <w:sz w:val="20"/>
+                <w:szCs w:val="20"/>
+              </w:rPr>
+              <w:lastRenderedPageBreak/>
+              <w:t>(tarjetas, préstamos bancarios) o informal (prestamistas no regulados), para cubrir necesidades básicas como vivienda, alimentación, transporte, educación y vestuario, lo cual es una señal clara de desequilibrio financiero.</w:t>
             </w:r>
           </w:p>
           <w:p>
@@ -12364,6 +12306,7 @@
                 <w:sz w:val="20"/>
                 <w:szCs w:val="20"/>
               </w:rPr>
+              <w:lastRenderedPageBreak/>
               <w:drawing>
                 <wp:inline distT="0" distB="0" distL="0" distR="0" wp14:anchorId="7B781835" wp14:editId="7F370A76">
                   <wp:extent cx="1600835" cy="1068705"/>
@@ -13331,12 +13274,12 @@
       <w:tblPr>
         <w:tblW w:w="9962" w:type="dxa"/>
         <w:tblBorders>
-          <w:top w:val="single" w:color="000000" w:sz="4" w:space="0"/>
-          <w:left w:val="single" w:color="000000" w:sz="4" w:space="0"/>
-          <w:bottom w:val="single" w:color="000000" w:sz="4" w:space="0"/>
-          <w:right w:val="single" w:color="000000" w:sz="4" w:space="0"/>
-          <w:insideH w:val="single" w:color="000000" w:sz="4" w:space="0"/>
-          <w:insideV w:val="single" w:color="000000" w:sz="4" w:space="0"/>
+          <w:top w:val="single" w:sz="4" w:space="0" w:color="000000"/>
+          <w:left w:val="single" w:sz="4" w:space="0" w:color="000000"/>
+          <w:bottom w:val="single" w:sz="4" w:space="0" w:color="000000"/>
+          <w:right w:val="single" w:sz="4" w:space="0" w:color="000000"/>
+          <w:insideH w:val="single" w:sz="4" w:space="0" w:color="000000"/>
+          <w:insideV w:val="single" w:sz="4" w:space="0" w:color="000000"/>
         </w:tblBorders>
         <w:tblLayout w:type="fixed"/>
         <w:tblLook w:val="0400" w:firstRow="0" w:lastRow="0" w:firstColumn="0" w:lastColumn="0" w:noHBand="0" w:noVBand="1"/>
@@ -13377,7 +13320,6 @@
                 <w:tag w:val="goog_rdk_4"/>
                 <w:id w:val="1871567779"/>
               </w:sdtPr>
-              <w:sdtEndPr/>
               <w:sdtContent>
                 <w:r>
                   <w:rPr>
@@ -13761,7 +13703,7 @@
         </w:rPr>
         <w:t xml:space="preserve">. </w:t>
       </w:r>
-      <w:hyperlink w:history="1" r:id="rId60">
+      <w:hyperlink r:id="rId60" w:history="1">
         <w:r>
           <w:rPr>
             <w:rStyle w:val="Hipervnculo"/>
@@ -14942,6 +14884,7 @@
                 <w:sz w:val="20"/>
                 <w:szCs w:val="20"/>
               </w:rPr>
+              <w:lastRenderedPageBreak/>
               <w:drawing>
                 <wp:inline distT="0" distB="0" distL="0" distR="0" wp14:anchorId="7C013FE8" wp14:editId="2C030F7A">
                   <wp:extent cx="1421130" cy="948690"/>
@@ -15018,6 +14961,7 @@
                 <w:sz w:val="20"/>
                 <w:szCs w:val="20"/>
               </w:rPr>
+              <w:lastRenderedPageBreak/>
               <w:t>4. Manejo adecuado del crédito</w:t>
             </w:r>
           </w:p>
@@ -16196,6 +16140,7 @@
                 <w:sz w:val="20"/>
                 <w:szCs w:val="20"/>
               </w:rPr>
+              <w:lastRenderedPageBreak/>
               <w:t>Identificar y planificar compras durante temporadas de descuentos, días sin IVA o promociones especiales, siempre que respondan a una necesidad real o una compra previamente presupuestada.</w:t>
             </w:r>
           </w:p>
@@ -16322,6 +16267,7 @@
                 <w:sz w:val="20"/>
                 <w:szCs w:val="20"/>
               </w:rPr>
+              <w:lastRenderedPageBreak/>
               <w:drawing>
                 <wp:inline distT="0" distB="0" distL="0" distR="0" wp14:anchorId="58832E97" wp14:editId="594BCF61">
                   <wp:extent cx="1421130" cy="944880"/>
@@ -16398,6 +16344,7 @@
                 <w:sz w:val="20"/>
                 <w:szCs w:val="20"/>
               </w:rPr>
+              <w:lastRenderedPageBreak/>
               <w:t>10</w:t>
             </w:r>
             <w:r>
@@ -16864,6 +16811,7 @@
         <w:rPr>
           <w:noProof/>
         </w:rPr>
+        <w:lastRenderedPageBreak/>
         <w:drawing>
           <wp:inline distT="0" distB="0" distL="0" distR="0" wp14:anchorId="14579C4C" wp14:editId="3C26331F">
             <wp:extent cx="6332220" cy="3825875"/>
@@ -17150,12 +17098,12 @@
         <w:tblW w:w="9541" w:type="dxa"/>
         <w:tblInd w:w="421" w:type="dxa"/>
         <w:tblBorders>
-          <w:top w:val="single" w:color="000000" w:sz="4" w:space="0"/>
-          <w:left w:val="single" w:color="000000" w:sz="4" w:space="0"/>
-          <w:bottom w:val="single" w:color="000000" w:sz="4" w:space="0"/>
-          <w:right w:val="single" w:color="000000" w:sz="4" w:space="0"/>
-          <w:insideH w:val="single" w:color="000000" w:sz="4" w:space="0"/>
-          <w:insideV w:val="single" w:color="000000" w:sz="4" w:space="0"/>
+          <w:top w:val="single" w:sz="4" w:space="0" w:color="000000"/>
+          <w:left w:val="single" w:sz="4" w:space="0" w:color="000000"/>
+          <w:bottom w:val="single" w:sz="4" w:space="0" w:color="000000"/>
+          <w:right w:val="single" w:sz="4" w:space="0" w:color="000000"/>
+          <w:insideH w:val="single" w:sz="4" w:space="0" w:color="000000"/>
+          <w:insideV w:val="single" w:sz="4" w:space="0" w:color="000000"/>
         </w:tblBorders>
         <w:tblLayout w:type="fixed"/>
         <w:tblLook w:val="0400" w:firstRow="0" w:lastRow="0" w:firstColumn="0" w:lastColumn="0" w:noHBand="0" w:noVBand="1"/>
@@ -17222,6 +17170,7 @@
                 <w:sz w:val="20"/>
                 <w:szCs w:val="20"/>
               </w:rPr>
+              <w:lastRenderedPageBreak/>
               <w:t>Nombre de la Actividad</w:t>
             </w:r>
           </w:p>
@@ -17541,6 +17490,7 @@
           <w:sz w:val="20"/>
           <w:szCs w:val="20"/>
         </w:rPr>
+        <w:lastRenderedPageBreak/>
         <w:t>MATERIAL COMPLEMENTARIO</w:t>
       </w:r>
       <w:r>
@@ -17588,12 +17538,12 @@
         <w:tblW w:w="10072" w:type="dxa"/>
         <w:tblInd w:w="0" w:type="dxa"/>
         <w:tblBorders>
-          <w:top w:val="single" w:color="000000" w:sz="4" w:space="0"/>
-          <w:left w:val="single" w:color="000000" w:sz="4" w:space="0"/>
-          <w:bottom w:val="single" w:color="000000" w:sz="4" w:space="0"/>
-          <w:right w:val="single" w:color="000000" w:sz="4" w:space="0"/>
-          <w:insideH w:val="single" w:color="000000" w:sz="4" w:space="0"/>
-          <w:insideV w:val="single" w:color="000000" w:sz="4" w:space="0"/>
+          <w:top w:val="single" w:sz="4" w:space="0" w:color="000000"/>
+          <w:left w:val="single" w:sz="4" w:space="0" w:color="000000"/>
+          <w:bottom w:val="single" w:sz="4" w:space="0" w:color="000000"/>
+          <w:right w:val="single" w:sz="4" w:space="0" w:color="000000"/>
+          <w:insideH w:val="single" w:sz="4" w:space="0" w:color="000000"/>
+          <w:insideV w:val="single" w:sz="4" w:space="0" w:color="000000"/>
         </w:tblBorders>
         <w:tblLayout w:type="fixed"/>
         <w:tblLook w:val="0400" w:firstRow="0" w:lastRow="0" w:firstColumn="0" w:lastColumn="0" w:noHBand="0" w:noVBand="1"/>
@@ -17797,7 +17747,25 @@
                 <w:sz w:val="20"/>
                 <w:szCs w:val="20"/>
               </w:rPr>
-              <w:t>1 Conceptualización: Ingresos y gastos personales</w:t>
+              <w:t xml:space="preserve">Conceptualización: </w:t>
+            </w:r>
+            <w:r>
+              <w:rPr>
+                <w:b w:val="0"/>
+                <w:bCs/>
+                <w:sz w:val="20"/>
+                <w:szCs w:val="20"/>
+              </w:rPr>
+              <w:t>i</w:t>
+            </w:r>
+            <w:r>
+              <w:rPr>
+                <w:b w:val="0"/>
+                <w:bCs/>
+                <w:sz w:val="20"/>
+                <w:szCs w:val="20"/>
+              </w:rPr>
+              <w:t>ngresos y gastos personales</w:t>
             </w:r>
           </w:p>
         </w:tc>
@@ -17859,7 +17827,7 @@
                 <w:sz w:val="20"/>
                 <w:szCs w:val="20"/>
               </w:rPr>
-              <w:t xml:space="preserve"> [Vídeo]. </w:t>
+              <w:t xml:space="preserve">. </w:t>
             </w:r>
           </w:p>
         </w:tc>
@@ -17914,7 +17882,7 @@
                 <w:szCs w:val="20"/>
               </w:rPr>
             </w:pPr>
-            <w:hyperlink w:history="1" r:id="rId72">
+            <w:hyperlink r:id="rId72" w:history="1">
               <w:r>
                 <w:rPr>
                   <w:rStyle w:val="Hipervnculo"/>
@@ -17973,27 +17941,7 @@
                 <w:sz w:val="20"/>
                 <w:szCs w:val="20"/>
               </w:rPr>
-              <w:t>2.</w:t>
-            </w:r>
-            <w:r>
-              <w:rPr>
-                <w:b w:val="0"/>
-                <w:bCs/>
-                <w:color w:val="000000" w:themeColor="text1"/>
-                <w:sz w:val="20"/>
-                <w:szCs w:val="20"/>
-              </w:rPr>
-              <w:t>4</w:t>
-            </w:r>
-            <w:r>
-              <w:rPr>
-                <w:b w:val="0"/>
-                <w:bCs/>
-                <w:color w:val="000000" w:themeColor="text1"/>
-                <w:sz w:val="20"/>
-                <w:szCs w:val="20"/>
-              </w:rPr>
-              <w:t xml:space="preserve"> Manejo adecuado de los ingresos</w:t>
+              <w:t>Manejo adecuado de los ingresos</w:t>
             </w:r>
           </w:p>
         </w:tc>
@@ -18047,7 +17995,7 @@
                 <w:color w:val="05103E"/>
                 <w:sz w:val="20"/>
                 <w:szCs w:val="20"/>
-                <w:bdr w:val="single" w:color="ECEDEE" w:sz="2" w:space="0" w:frame="1"/>
+                <w:bdr w:val="single" w:sz="2" w:space="0" w:color="ECEDEE" w:frame="1"/>
               </w:rPr>
               <w:t>Gastos emocionales</w:t>
             </w:r>
@@ -18059,7 +18007,7 @@
                 <w:sz w:val="20"/>
                 <w:szCs w:val="20"/>
               </w:rPr>
-              <w:t xml:space="preserve">[Vídeo]. </w:t>
+              <w:t xml:space="preserve">. </w:t>
             </w:r>
           </w:p>
         </w:tc>
@@ -18114,7 +18062,7 @@
                 <w:szCs w:val="20"/>
               </w:rPr>
             </w:pPr>
-            <w:hyperlink w:history="1" r:id="rId73">
+            <w:hyperlink r:id="rId73" w:history="1">
               <w:r>
                 <w:rPr>
                   <w:rStyle w:val="Hipervnculo"/>
@@ -18173,7 +18121,7 @@
                 <w:sz w:val="20"/>
                 <w:szCs w:val="20"/>
               </w:rPr>
-              <w:t>3.1 Responsabilidad frente al gasto</w:t>
+              <w:t>Responsabilidad frente al gasto</w:t>
             </w:r>
           </w:p>
         </w:tc>
@@ -18197,7 +18145,7 @@
                 <w:szCs w:val="20"/>
               </w:rPr>
             </w:pPr>
-            <w:bookmarkStart w:name="OLE_LINK4" w:id="85"/>
+            <w:bookmarkStart w:id="85" w:name="OLE_LINK4"/>
             <w:r>
               <w:rPr>
                 <w:b w:val="0"/>
@@ -18205,7 +18153,7 @@
                 <w:sz w:val="20"/>
                 <w:szCs w:val="20"/>
               </w:rPr>
-              <w:t xml:space="preserve">Asobancaria, Superintendencia Financiera de Colombia, &amp; Banca de las Oportunidades. (2018). Construir, avanzar y prosperar. [PDF]. Recuperado de </w:t>
+              <w:t xml:space="preserve">Asobancaria, Superintendencia Financiera de Colombia, &amp; Banca de las Oportunidades. (2018). Construir, avanzar y prosperar. </w:t>
             </w:r>
           </w:p>
           <w:bookmarkEnd w:id="85"/>
@@ -18252,7 +18200,7 @@
             </w:r>
           </w:p>
         </w:tc>
-        <w:bookmarkStart w:name="OLE_LINK2" w:id="86"/>
+        <w:bookmarkStart w:id="86" w:name="OLE_LINK2"/>
         <w:tc>
           <w:tcPr>
             <w:tcW w:w="2519" w:type="dxa"/>
@@ -18383,7 +18331,7 @@
                 <w:sz w:val="20"/>
                 <w:szCs w:val="20"/>
               </w:rPr>
-              <w:t>3.2. Estrategias para controlar el gasto</w:t>
+              <w:t>Estrategias para controlar el gasto</w:t>
             </w:r>
           </w:p>
         </w:tc>
@@ -18414,27 +18362,7 @@
                 <w:sz w:val="20"/>
                 <w:szCs w:val="20"/>
               </w:rPr>
-              <w:t>Alfaro, M., &amp; Ernesto, G. (2012b). Ingresos y Costos, una propuesta para su análisis estratégico. Estudio de caso empresas colombianas. </w:t>
-            </w:r>
-            <w:r>
-              <w:rPr>
-                <w:b w:val="0"/>
-                <w:bCs/>
-                <w:i/>
-                <w:iCs/>
-                <w:sz w:val="20"/>
-                <w:szCs w:val="20"/>
-              </w:rPr>
-              <w:t>UNIVERSIDAD NACIONAL DE COLOMBIA</w:t>
-            </w:r>
-            <w:r>
-              <w:rPr>
-                <w:b w:val="0"/>
-                <w:bCs/>
-                <w:sz w:val="20"/>
-                <w:szCs w:val="20"/>
-              </w:rPr>
-              <w:t>. https://repositorio.unal.edu.co/handle/unal/9084</w:t>
+              <w:t>Mejía Alfaro, G.E. (2011). Ingresos y Costos, una propuesta para su análisis estratégico. Estudio de caso empresas colombianas. [Tesis de maestría, Universidad Nacional de Colombia]. Repositorio Institucional - Universidad Nacional de Colombia. https://repositorio.unal.edu.co/bitstream/handle/unal/9084/Tesis_GEMejia.pdf?sequence=1&amp;isAllowed=y</w:t>
             </w:r>
           </w:p>
         </w:tc>
@@ -18469,7 +18397,7 @@
             </w:r>
           </w:p>
         </w:tc>
-        <w:bookmarkStart w:name="OLE_LINK3" w:id="87"/>
+        <w:bookmarkStart w:id="87" w:name="OLE_LINK3"/>
         <w:tc>
           <w:tcPr>
             <w:tcW w:w="2519" w:type="dxa"/>
@@ -18652,12 +18580,12 @@
         <w:tblW w:w="9962" w:type="dxa"/>
         <w:tblInd w:w="0" w:type="dxa"/>
         <w:tblBorders>
-          <w:top w:val="single" w:color="000000" w:sz="4" w:space="0"/>
-          <w:left w:val="single" w:color="000000" w:sz="4" w:space="0"/>
-          <w:bottom w:val="single" w:color="000000" w:sz="4" w:space="0"/>
-          <w:right w:val="single" w:color="000000" w:sz="4" w:space="0"/>
-          <w:insideH w:val="single" w:color="000000" w:sz="4" w:space="0"/>
-          <w:insideV w:val="single" w:color="000000" w:sz="4" w:space="0"/>
+          <w:top w:val="single" w:sz="4" w:space="0" w:color="000000"/>
+          <w:left w:val="single" w:sz="4" w:space="0" w:color="000000"/>
+          <w:bottom w:val="single" w:sz="4" w:space="0" w:color="000000"/>
+          <w:right w:val="single" w:sz="4" w:space="0" w:color="000000"/>
+          <w:insideH w:val="single" w:sz="4" w:space="0" w:color="000000"/>
+          <w:insideV w:val="single" w:sz="4" w:space="0" w:color="000000"/>
         </w:tblBorders>
         <w:tblLayout w:type="fixed"/>
         <w:tblLook w:val="0400" w:firstRow="0" w:lastRow="0" w:firstColumn="0" w:lastColumn="0" w:noHBand="0" w:noVBand="1"/>
@@ -18763,6 +18691,7 @@
                 <w:sz w:val="20"/>
                 <w:szCs w:val="20"/>
               </w:rPr>
+              <w:lastRenderedPageBreak/>
               <w:t>Consumo responsable</w:t>
             </w:r>
           </w:p>
@@ -19780,7 +19709,7 @@
         </w:rPr>
         <w:t> </w:t>
       </w:r>
-      <w:hyperlink w:tgtFrame="_new" w:history="1" r:id="rId74">
+      <w:hyperlink r:id="rId74" w:tgtFrame="_new" w:history="1">
         <w:r>
           <w:rPr>
             <w:rStyle w:val="Hipervnculo"/>
@@ -19807,11 +19736,32 @@
       </w:pPr>
       <w:r>
         <w:rPr>
+          <w:rStyle w:val="Textoennegrita"/>
           <w:rFonts w:ascii="Arial" w:hAnsi="Arial" w:cs="Arial"/>
           <w:sz w:val="20"/>
           <w:szCs w:val="20"/>
         </w:rPr>
-        <w:t>Comisión Nacional para la Protección y Defensa de los Usuarios de Servicios Financieros (CONDUSEF). (s.f.).</w:t>
+        <w:t xml:space="preserve">Gitman, L. J., &amp; </w:t>
+      </w:r>
+      <w:proofErr w:type="spellStart"/>
+      <w:r>
+        <w:rPr>
+          <w:rStyle w:val="Textoennegrita"/>
+          <w:rFonts w:ascii="Arial" w:hAnsi="Arial" w:cs="Arial"/>
+          <w:sz w:val="20"/>
+          <w:szCs w:val="20"/>
+        </w:rPr>
+        <w:t>Joehnk</w:t>
+      </w:r>
+      <w:proofErr w:type="spellEnd"/>
+      <w:r>
+        <w:rPr>
+          <w:rStyle w:val="Textoennegrita"/>
+          <w:rFonts w:ascii="Arial" w:hAnsi="Arial" w:cs="Arial"/>
+          <w:sz w:val="20"/>
+          <w:szCs w:val="20"/>
+        </w:rPr>
+        <w:t>, M. D.</w:t>
       </w:r>
       <w:r>
         <w:rPr>
@@ -19824,12 +19774,29 @@
       </w:r>
       <w:r>
         <w:rPr>
+          <w:rFonts w:ascii="Arial" w:hAnsi="Arial" w:cs="Arial"/>
+          <w:sz w:val="20"/>
+          <w:szCs w:val="20"/>
+        </w:rPr>
+        <w:t>(2015).</w:t>
+      </w:r>
+      <w:r>
+        <w:rPr>
+          <w:rStyle w:val="apple-converted-space"/>
+          <w:rFonts w:ascii="Arial" w:hAnsi="Arial" w:cs="Arial"/>
+          <w:sz w:val="20"/>
+          <w:szCs w:val="20"/>
+        </w:rPr>
+        <w:t> </w:t>
+      </w:r>
+      <w:r>
+        <w:rPr>
           <w:rStyle w:val="nfasis"/>
           <w:rFonts w:ascii="Arial" w:hAnsi="Arial" w:cs="Arial"/>
           <w:sz w:val="20"/>
           <w:szCs w:val="20"/>
         </w:rPr>
-        <w:t>Educación financiera para todos</w:t>
+        <w:t>Fundamentos de finanzas personales</w:t>
       </w:r>
       <w:r>
         <w:rPr>
@@ -19837,28 +19804,26 @@
           <w:sz w:val="20"/>
           <w:szCs w:val="20"/>
         </w:rPr>
-        <w:t>. Recuperado de:</w:t>
-      </w:r>
-      <w:r>
-        <w:rPr>
-          <w:rStyle w:val="apple-converted-space"/>
+        <w:t xml:space="preserve">. Pearson </w:t>
+      </w:r>
+      <w:proofErr w:type="spellStart"/>
+      <w:r>
+        <w:rPr>
           <w:rFonts w:ascii="Arial" w:hAnsi="Arial" w:cs="Arial"/>
           <w:sz w:val="20"/>
           <w:szCs w:val="20"/>
         </w:rPr>
-        <w:t> </w:t>
-      </w:r>
-      <w:hyperlink w:history="1" r:id="rId75">
-        <w:r>
-          <w:rPr>
-            <w:rStyle w:val="Hipervnculo"/>
-            <w:rFonts w:ascii="Arial" w:hAnsi="Arial" w:cs="Arial"/>
-            <w:sz w:val="20"/>
-            <w:szCs w:val="20"/>
-          </w:rPr>
-          <w:t>https://www.gob.mx/condusef</w:t>
-        </w:r>
-      </w:hyperlink>
+        <w:t>Educación.Referencia</w:t>
+      </w:r>
+      <w:proofErr w:type="spellEnd"/>
+      <w:r>
+        <w:rPr>
+          <w:rFonts w:ascii="Arial" w:hAnsi="Arial" w:cs="Arial"/>
+          <w:sz w:val="20"/>
+          <w:szCs w:val="20"/>
+        </w:rPr>
+        <w:t xml:space="preserve"> clave para conceptos como ingresos, presupuesto, ahorro e inversión en el contexto de la planificación financiera.</w:t>
+      </w:r>
     </w:p>
     <w:p>
       <w:pPr>
@@ -19873,32 +19838,11 @@
       </w:pPr>
       <w:r>
         <w:rPr>
-          <w:rStyle w:val="Textoennegrita"/>
           <w:rFonts w:ascii="Arial" w:hAnsi="Arial" w:cs="Arial"/>
           <w:sz w:val="20"/>
           <w:szCs w:val="20"/>
         </w:rPr>
-        <w:t xml:space="preserve">Gitman, L. J., &amp; </w:t>
-      </w:r>
-      <w:proofErr w:type="spellStart"/>
-      <w:r>
-        <w:rPr>
-          <w:rStyle w:val="Textoennegrita"/>
-          <w:rFonts w:ascii="Arial" w:hAnsi="Arial" w:cs="Arial"/>
-          <w:sz w:val="20"/>
-          <w:szCs w:val="20"/>
-        </w:rPr>
-        <w:t>Joehnk</w:t>
-      </w:r>
-      <w:proofErr w:type="spellEnd"/>
-      <w:r>
-        <w:rPr>
-          <w:rStyle w:val="Textoennegrita"/>
-          <w:rFonts w:ascii="Arial" w:hAnsi="Arial" w:cs="Arial"/>
-          <w:sz w:val="20"/>
-          <w:szCs w:val="20"/>
-        </w:rPr>
-        <w:t>, M. D.</w:t>
+        <w:t>Mendoza, L. (2011).</w:t>
       </w:r>
       <w:r>
         <w:rPr>
@@ -19911,29 +19855,12 @@
       </w:r>
       <w:r>
         <w:rPr>
-          <w:rFonts w:ascii="Arial" w:hAnsi="Arial" w:cs="Arial"/>
-          <w:sz w:val="20"/>
-          <w:szCs w:val="20"/>
-        </w:rPr>
-        <w:t>(2015).</w:t>
-      </w:r>
-      <w:r>
-        <w:rPr>
-          <w:rStyle w:val="apple-converted-space"/>
-          <w:rFonts w:ascii="Arial" w:hAnsi="Arial" w:cs="Arial"/>
-          <w:sz w:val="20"/>
-          <w:szCs w:val="20"/>
-        </w:rPr>
-        <w:t> </w:t>
-      </w:r>
-      <w:r>
-        <w:rPr>
           <w:rStyle w:val="nfasis"/>
           <w:rFonts w:ascii="Arial" w:hAnsi="Arial" w:cs="Arial"/>
           <w:sz w:val="20"/>
           <w:szCs w:val="20"/>
         </w:rPr>
-        <w:t>Fundamentos de finanzas personales</w:t>
+        <w:t>Psicología del consumo: Compras impulsivas y toma de decisiones</w:t>
       </w:r>
       <w:r>
         <w:rPr>
@@ -19941,25 +19868,7 @@
           <w:sz w:val="20"/>
           <w:szCs w:val="20"/>
         </w:rPr>
-        <w:t xml:space="preserve">. Pearson </w:t>
-      </w:r>
-      <w:proofErr w:type="spellStart"/>
-      <w:r>
-        <w:rPr>
-          <w:rFonts w:ascii="Arial" w:hAnsi="Arial" w:cs="Arial"/>
-          <w:sz w:val="20"/>
-          <w:szCs w:val="20"/>
-        </w:rPr>
-        <w:t>Educación.Referencia</w:t>
-      </w:r>
-      <w:proofErr w:type="spellEnd"/>
-      <w:r>
-        <w:rPr>
-          <w:rFonts w:ascii="Arial" w:hAnsi="Arial" w:cs="Arial"/>
-          <w:sz w:val="20"/>
-          <w:szCs w:val="20"/>
-        </w:rPr>
-        <w:t xml:space="preserve"> clave para conceptos como ingresos, presupuesto, ahorro e inversión en el contexto de la planificación financiera.</w:t>
+        <w:t>. Editorial Universitaria.</w:t>
       </w:r>
     </w:p>
     <w:p>
@@ -19975,11 +19884,13 @@
       </w:pPr>
       <w:r>
         <w:rPr>
+          <w:rStyle w:val="Textoennegrita"/>
           <w:rFonts w:ascii="Arial" w:hAnsi="Arial" w:cs="Arial"/>
           <w:sz w:val="20"/>
           <w:szCs w:val="20"/>
         </w:rPr>
-        <w:t>Mendoza, L. (2011).</w:t>
+        <w:lastRenderedPageBreak/>
+        <w:t>Montes, M.</w:t>
       </w:r>
       <w:r>
         <w:rPr>
@@ -19992,12 +19903,29 @@
       </w:r>
       <w:r>
         <w:rPr>
+          <w:rFonts w:ascii="Arial" w:hAnsi="Arial" w:cs="Arial"/>
+          <w:sz w:val="20"/>
+          <w:szCs w:val="20"/>
+        </w:rPr>
+        <w:t>(2013).</w:t>
+      </w:r>
+      <w:r>
+        <w:rPr>
+          <w:rStyle w:val="apple-converted-space"/>
+          <w:rFonts w:ascii="Arial" w:hAnsi="Arial" w:cs="Arial"/>
+          <w:sz w:val="20"/>
+          <w:szCs w:val="20"/>
+        </w:rPr>
+        <w:t> </w:t>
+      </w:r>
+      <w:r>
+        <w:rPr>
           <w:rStyle w:val="nfasis"/>
           <w:rFonts w:ascii="Arial" w:hAnsi="Arial" w:cs="Arial"/>
           <w:sz w:val="20"/>
           <w:szCs w:val="20"/>
         </w:rPr>
-        <w:t>Psicología del consumo: Compras impulsivas y toma de decisiones</w:t>
+        <w:t>La pirámide de Maslow y su aplicación en las finanzas personales</w:t>
       </w:r>
       <w:r>
         <w:rPr>
@@ -20005,7 +19933,52 @@
           <w:sz w:val="20"/>
           <w:szCs w:val="20"/>
         </w:rPr>
-        <w:t>. Editorial Universitaria.</w:t>
+        <w:t>. En</w:t>
+      </w:r>
+      <w:r>
+        <w:rPr>
+          <w:rStyle w:val="apple-converted-space"/>
+          <w:rFonts w:ascii="Arial" w:hAnsi="Arial" w:cs="Arial"/>
+          <w:sz w:val="20"/>
+          <w:szCs w:val="20"/>
+        </w:rPr>
+        <w:t> </w:t>
+      </w:r>
+      <w:r>
+        <w:rPr>
+          <w:rStyle w:val="nfasis"/>
+          <w:rFonts w:ascii="Arial" w:hAnsi="Arial" w:cs="Arial"/>
+          <w:sz w:val="20"/>
+          <w:szCs w:val="20"/>
+        </w:rPr>
+        <w:t xml:space="preserve">Revista de Ciencias Sociales </w:t>
+      </w:r>
+      <w:proofErr w:type="spellStart"/>
+      <w:r>
+        <w:rPr>
+          <w:rStyle w:val="nfasis"/>
+          <w:rFonts w:ascii="Arial" w:hAnsi="Arial" w:cs="Arial"/>
+          <w:sz w:val="20"/>
+          <w:szCs w:val="20"/>
+        </w:rPr>
+        <w:t>Aplicadas</w:t>
+      </w:r>
+      <w:r>
+        <w:rPr>
+          <w:rFonts w:ascii="Arial" w:hAnsi="Arial" w:cs="Arial"/>
+          <w:sz w:val="20"/>
+          <w:szCs w:val="20"/>
+        </w:rPr>
+        <w:t>.Referencia</w:t>
+      </w:r>
+      <w:proofErr w:type="spellEnd"/>
+      <w:r>
+        <w:rPr>
+          <w:rFonts w:ascii="Arial" w:hAnsi="Arial" w:cs="Arial"/>
+          <w:sz w:val="20"/>
+          <w:szCs w:val="20"/>
+        </w:rPr>
+        <w:t xml:space="preserve"> explícita utilizada para las necesidades fisiológicas, de seguridad, afiliación, reconocimiento y autorrealización.</w:t>
       </w:r>
     </w:p>
     <w:p>
@@ -20021,12 +19994,11 @@
       </w:pPr>
       <w:r>
         <w:rPr>
-          <w:rStyle w:val="Textoennegrita"/>
           <w:rFonts w:ascii="Arial" w:hAnsi="Arial" w:cs="Arial"/>
           <w:sz w:val="20"/>
           <w:szCs w:val="20"/>
         </w:rPr>
-        <w:t>Montes, M.</w:t>
+        <w:t>Organización para la Cooperación y el Desarrollo Económicos (OCDE). (2017).</w:t>
       </w:r>
       <w:r>
         <w:rPr>
@@ -20039,11 +20011,111 @@
       </w:r>
       <w:r>
         <w:rPr>
+          <w:rStyle w:val="nfasis"/>
           <w:rFonts w:ascii="Arial" w:hAnsi="Arial" w:cs="Arial"/>
           <w:sz w:val="20"/>
           <w:szCs w:val="20"/>
         </w:rPr>
-        <w:t>(2013).</w:t>
+        <w:t xml:space="preserve">PISA 2015 </w:t>
+      </w:r>
+      <w:proofErr w:type="spellStart"/>
+      <w:r>
+        <w:rPr>
+          <w:rStyle w:val="nfasis"/>
+          <w:rFonts w:ascii="Arial" w:hAnsi="Arial" w:cs="Arial"/>
+          <w:sz w:val="20"/>
+          <w:szCs w:val="20"/>
+        </w:rPr>
+        <w:t>Results</w:t>
+      </w:r>
+      <w:proofErr w:type="spellEnd"/>
+      <w:r>
+        <w:rPr>
+          <w:rStyle w:val="nfasis"/>
+          <w:rFonts w:ascii="Arial" w:hAnsi="Arial" w:cs="Arial"/>
+          <w:sz w:val="20"/>
+          <w:szCs w:val="20"/>
+        </w:rPr>
+        <w:t xml:space="preserve"> (</w:t>
+      </w:r>
+      <w:proofErr w:type="spellStart"/>
+      <w:r>
+        <w:rPr>
+          <w:rStyle w:val="nfasis"/>
+          <w:rFonts w:ascii="Arial" w:hAnsi="Arial" w:cs="Arial"/>
+          <w:sz w:val="20"/>
+          <w:szCs w:val="20"/>
+        </w:rPr>
+        <w:t>Volume</w:t>
+      </w:r>
+      <w:proofErr w:type="spellEnd"/>
+      <w:r>
+        <w:rPr>
+          <w:rStyle w:val="nfasis"/>
+          <w:rFonts w:ascii="Arial" w:hAnsi="Arial" w:cs="Arial"/>
+          <w:sz w:val="20"/>
+          <w:szCs w:val="20"/>
+        </w:rPr>
+        <w:t xml:space="preserve"> IV): </w:t>
+      </w:r>
+      <w:proofErr w:type="spellStart"/>
+      <w:r>
+        <w:rPr>
+          <w:rStyle w:val="nfasis"/>
+          <w:rFonts w:ascii="Arial" w:hAnsi="Arial" w:cs="Arial"/>
+          <w:sz w:val="20"/>
+          <w:szCs w:val="20"/>
+        </w:rPr>
+        <w:t>Students</w:t>
+      </w:r>
+      <w:proofErr w:type="spellEnd"/>
+      <w:r>
+        <w:rPr>
+          <w:rStyle w:val="nfasis"/>
+          <w:rFonts w:ascii="Arial" w:hAnsi="Arial" w:cs="Arial"/>
+          <w:sz w:val="20"/>
+          <w:szCs w:val="20"/>
+        </w:rPr>
+        <w:t xml:space="preserve">’ </w:t>
+      </w:r>
+      <w:proofErr w:type="spellStart"/>
+      <w:r>
+        <w:rPr>
+          <w:rStyle w:val="nfasis"/>
+          <w:rFonts w:ascii="Arial" w:hAnsi="Arial" w:cs="Arial"/>
+          <w:sz w:val="20"/>
+          <w:szCs w:val="20"/>
+        </w:rPr>
+        <w:t>Financial</w:t>
+      </w:r>
+      <w:proofErr w:type="spellEnd"/>
+      <w:r>
+        <w:rPr>
+          <w:rStyle w:val="nfasis"/>
+          <w:rFonts w:ascii="Arial" w:hAnsi="Arial" w:cs="Arial"/>
+          <w:sz w:val="20"/>
+          <w:szCs w:val="20"/>
+        </w:rPr>
+        <w:t xml:space="preserve"> </w:t>
+      </w:r>
+      <w:proofErr w:type="spellStart"/>
+      <w:r>
+        <w:rPr>
+          <w:rStyle w:val="nfasis"/>
+          <w:rFonts w:ascii="Arial" w:hAnsi="Arial" w:cs="Arial"/>
+          <w:sz w:val="20"/>
+          <w:szCs w:val="20"/>
+        </w:rPr>
+        <w:t>Literacy</w:t>
+      </w:r>
+      <w:proofErr w:type="spellEnd"/>
+      <w:r>
+        <w:rPr>
+          <w:rFonts w:ascii="Arial" w:hAnsi="Arial" w:cs="Arial"/>
+          <w:sz w:val="20"/>
+          <w:szCs w:val="20"/>
+        </w:rPr>
+        <w:t>. OECD Publishing.</w:t>
       </w:r>
       <w:r>
         <w:rPr>
@@ -20054,215 +20126,7 @@
         </w:rPr>
         <w:t> </w:t>
       </w:r>
-      <w:r>
-        <w:rPr>
-          <w:rStyle w:val="nfasis"/>
-          <w:rFonts w:ascii="Arial" w:hAnsi="Arial" w:cs="Arial"/>
-          <w:sz w:val="20"/>
-          <w:szCs w:val="20"/>
-        </w:rPr>
-        <w:t>La pirámide de Maslow y su aplicación en las finanzas personales</w:t>
-      </w:r>
-      <w:r>
-        <w:rPr>
-          <w:rFonts w:ascii="Arial" w:hAnsi="Arial" w:cs="Arial"/>
-          <w:sz w:val="20"/>
-          <w:szCs w:val="20"/>
-        </w:rPr>
-        <w:t>. En</w:t>
-      </w:r>
-      <w:r>
-        <w:rPr>
-          <w:rStyle w:val="apple-converted-space"/>
-          <w:rFonts w:ascii="Arial" w:hAnsi="Arial" w:cs="Arial"/>
-          <w:sz w:val="20"/>
-          <w:szCs w:val="20"/>
-        </w:rPr>
-        <w:t> </w:t>
-      </w:r>
-      <w:r>
-        <w:rPr>
-          <w:rStyle w:val="nfasis"/>
-          <w:rFonts w:ascii="Arial" w:hAnsi="Arial" w:cs="Arial"/>
-          <w:sz w:val="20"/>
-          <w:szCs w:val="20"/>
-        </w:rPr>
-        <w:t xml:space="preserve">Revista de Ciencias Sociales </w:t>
-      </w:r>
-      <w:proofErr w:type="spellStart"/>
-      <w:r>
-        <w:rPr>
-          <w:rStyle w:val="nfasis"/>
-          <w:rFonts w:ascii="Arial" w:hAnsi="Arial" w:cs="Arial"/>
-          <w:sz w:val="20"/>
-          <w:szCs w:val="20"/>
-        </w:rPr>
-        <w:t>Aplicadas</w:t>
-      </w:r>
-      <w:r>
-        <w:rPr>
-          <w:rFonts w:ascii="Arial" w:hAnsi="Arial" w:cs="Arial"/>
-          <w:sz w:val="20"/>
-          <w:szCs w:val="20"/>
-        </w:rPr>
-        <w:t>.Referencia</w:t>
-      </w:r>
-      <w:proofErr w:type="spellEnd"/>
-      <w:r>
-        <w:rPr>
-          <w:rFonts w:ascii="Arial" w:hAnsi="Arial" w:cs="Arial"/>
-          <w:sz w:val="20"/>
-          <w:szCs w:val="20"/>
-        </w:rPr>
-        <w:t xml:space="preserve"> explícita utilizada para las necesidades fisiológicas, de seguridad, afiliación, reconocimiento y autorrealización.</w:t>
-      </w:r>
-    </w:p>
-    <w:p>
-      <w:pPr>
-        <w:pStyle w:val="NormalWeb"/>
-        <w:snapToGrid w:val="0"/>
-        <w:ind w:left="720" w:hanging="720"/>
-        <w:rPr>
-          <w:rFonts w:ascii="Arial" w:hAnsi="Arial" w:cs="Arial"/>
-          <w:sz w:val="20"/>
-          <w:szCs w:val="20"/>
-        </w:rPr>
-      </w:pPr>
-      <w:r>
-        <w:rPr>
-          <w:rFonts w:ascii="Arial" w:hAnsi="Arial" w:cs="Arial"/>
-          <w:sz w:val="20"/>
-          <w:szCs w:val="20"/>
-        </w:rPr>
-        <w:t>Organización para la Cooperación y el Desarrollo Económicos (OCDE). (2017).</w:t>
-      </w:r>
-      <w:r>
-        <w:rPr>
-          <w:rStyle w:val="apple-converted-space"/>
-          <w:rFonts w:ascii="Arial" w:hAnsi="Arial" w:cs="Arial"/>
-          <w:sz w:val="20"/>
-          <w:szCs w:val="20"/>
-        </w:rPr>
-        <w:t> </w:t>
-      </w:r>
-      <w:r>
-        <w:rPr>
-          <w:rStyle w:val="nfasis"/>
-          <w:rFonts w:ascii="Arial" w:hAnsi="Arial" w:cs="Arial"/>
-          <w:sz w:val="20"/>
-          <w:szCs w:val="20"/>
-        </w:rPr>
-        <w:t xml:space="preserve">PISA 2015 </w:t>
-      </w:r>
-      <w:proofErr w:type="spellStart"/>
-      <w:r>
-        <w:rPr>
-          <w:rStyle w:val="nfasis"/>
-          <w:rFonts w:ascii="Arial" w:hAnsi="Arial" w:cs="Arial"/>
-          <w:sz w:val="20"/>
-          <w:szCs w:val="20"/>
-        </w:rPr>
-        <w:t>Results</w:t>
-      </w:r>
-      <w:proofErr w:type="spellEnd"/>
-      <w:r>
-        <w:rPr>
-          <w:rStyle w:val="nfasis"/>
-          <w:rFonts w:ascii="Arial" w:hAnsi="Arial" w:cs="Arial"/>
-          <w:sz w:val="20"/>
-          <w:szCs w:val="20"/>
-        </w:rPr>
-        <w:t xml:space="preserve"> (</w:t>
-      </w:r>
-      <w:proofErr w:type="spellStart"/>
-      <w:r>
-        <w:rPr>
-          <w:rStyle w:val="nfasis"/>
-          <w:rFonts w:ascii="Arial" w:hAnsi="Arial" w:cs="Arial"/>
-          <w:sz w:val="20"/>
-          <w:szCs w:val="20"/>
-        </w:rPr>
-        <w:t>Volume</w:t>
-      </w:r>
-      <w:proofErr w:type="spellEnd"/>
-      <w:r>
-        <w:rPr>
-          <w:rStyle w:val="nfasis"/>
-          <w:rFonts w:ascii="Arial" w:hAnsi="Arial" w:cs="Arial"/>
-          <w:sz w:val="20"/>
-          <w:szCs w:val="20"/>
-        </w:rPr>
-        <w:t xml:space="preserve"> IV): </w:t>
-      </w:r>
-      <w:proofErr w:type="spellStart"/>
-      <w:r>
-        <w:rPr>
-          <w:rStyle w:val="nfasis"/>
-          <w:rFonts w:ascii="Arial" w:hAnsi="Arial" w:cs="Arial"/>
-          <w:sz w:val="20"/>
-          <w:szCs w:val="20"/>
-        </w:rPr>
-        <w:t>Students</w:t>
-      </w:r>
-      <w:proofErr w:type="spellEnd"/>
-      <w:r>
-        <w:rPr>
-          <w:rStyle w:val="nfasis"/>
-          <w:rFonts w:ascii="Arial" w:hAnsi="Arial" w:cs="Arial"/>
-          <w:sz w:val="20"/>
-          <w:szCs w:val="20"/>
-        </w:rPr>
-        <w:t xml:space="preserve">’ </w:t>
-      </w:r>
-      <w:proofErr w:type="spellStart"/>
-      <w:r>
-        <w:rPr>
-          <w:rStyle w:val="nfasis"/>
-          <w:rFonts w:ascii="Arial" w:hAnsi="Arial" w:cs="Arial"/>
-          <w:sz w:val="20"/>
-          <w:szCs w:val="20"/>
-        </w:rPr>
-        <w:t>Financial</w:t>
-      </w:r>
-      <w:proofErr w:type="spellEnd"/>
-      <w:r>
-        <w:rPr>
-          <w:rStyle w:val="nfasis"/>
-          <w:rFonts w:ascii="Arial" w:hAnsi="Arial" w:cs="Arial"/>
-          <w:sz w:val="20"/>
-          <w:szCs w:val="20"/>
-        </w:rPr>
-        <w:t xml:space="preserve"> </w:t>
-      </w:r>
-      <w:proofErr w:type="spellStart"/>
-      <w:r>
-        <w:rPr>
-          <w:rStyle w:val="nfasis"/>
-          <w:rFonts w:ascii="Arial" w:hAnsi="Arial" w:cs="Arial"/>
-          <w:sz w:val="20"/>
-          <w:szCs w:val="20"/>
-        </w:rPr>
-        <w:t>Literacy</w:t>
-      </w:r>
-      <w:proofErr w:type="spellEnd"/>
-      <w:r>
-        <w:rPr>
-          <w:rFonts w:ascii="Arial" w:hAnsi="Arial" w:cs="Arial"/>
-          <w:sz w:val="20"/>
-          <w:szCs w:val="20"/>
-        </w:rPr>
-        <w:t>. OECD Publishing.</w:t>
-      </w:r>
-      <w:r>
-        <w:rPr>
-          <w:rStyle w:val="apple-converted-space"/>
-          <w:rFonts w:ascii="Arial" w:hAnsi="Arial" w:cs="Arial"/>
-          <w:sz w:val="20"/>
-          <w:szCs w:val="20"/>
-        </w:rPr>
-        <w:t> </w:t>
-      </w:r>
-      <w:hyperlink w:history="1" r:id="rId76">
+      <w:hyperlink r:id="rId75" w:history="1">
         <w:r>
           <w:rPr>
             <w:rStyle w:val="Hipervnculo"/>
@@ -20752,12 +20616,12 @@
         <w:tblW w:w="9967" w:type="dxa"/>
         <w:tblInd w:w="0" w:type="dxa"/>
         <w:tblBorders>
-          <w:top w:val="single" w:color="000000" w:sz="4" w:space="0"/>
-          <w:left w:val="single" w:color="000000" w:sz="4" w:space="0"/>
-          <w:bottom w:val="single" w:color="000000" w:sz="4" w:space="0"/>
-          <w:right w:val="single" w:color="000000" w:sz="4" w:space="0"/>
-          <w:insideH w:val="single" w:color="000000" w:sz="4" w:space="0"/>
-          <w:insideV w:val="single" w:color="000000" w:sz="4" w:space="0"/>
+          <w:top w:val="single" w:sz="4" w:space="0" w:color="000000"/>
+          <w:left w:val="single" w:sz="4" w:space="0" w:color="000000"/>
+          <w:bottom w:val="single" w:sz="4" w:space="0" w:color="000000"/>
+          <w:right w:val="single" w:sz="4" w:space="0" w:color="000000"/>
+          <w:insideH w:val="single" w:sz="4" w:space="0" w:color="000000"/>
+          <w:insideV w:val="single" w:sz="4" w:space="0" w:color="000000"/>
         </w:tblBorders>
         <w:tblLayout w:type="fixed"/>
         <w:tblLook w:val="0400" w:firstRow="0" w:lastRow="0" w:firstColumn="0" w:lastColumn="0" w:noHBand="0" w:noVBand="1"/>
@@ -21188,12 +21052,12 @@
         <w:tblW w:w="9967" w:type="dxa"/>
         <w:tblInd w:w="0" w:type="dxa"/>
         <w:tblBorders>
-          <w:top w:val="single" w:color="000000" w:sz="4" w:space="0"/>
-          <w:left w:val="single" w:color="000000" w:sz="4" w:space="0"/>
-          <w:bottom w:val="single" w:color="000000" w:sz="4" w:space="0"/>
-          <w:right w:val="single" w:color="000000" w:sz="4" w:space="0"/>
-          <w:insideH w:val="single" w:color="000000" w:sz="4" w:space="0"/>
-          <w:insideV w:val="single" w:color="000000" w:sz="4" w:space="0"/>
+          <w:top w:val="single" w:sz="4" w:space="0" w:color="000000"/>
+          <w:left w:val="single" w:sz="4" w:space="0" w:color="000000"/>
+          <w:bottom w:val="single" w:sz="4" w:space="0" w:color="000000"/>
+          <w:right w:val="single" w:sz="4" w:space="0" w:color="000000"/>
+          <w:insideH w:val="single" w:sz="4" w:space="0" w:color="000000"/>
+          <w:insideV w:val="single" w:sz="4" w:space="0" w:color="000000"/>
         </w:tblBorders>
         <w:tblLayout w:type="fixed"/>
         <w:tblLook w:val="0400" w:firstRow="0" w:lastRow="0" w:firstColumn="0" w:lastColumn="0" w:noHBand="0" w:noVBand="1"/>
@@ -21523,9 +21387,9 @@
       </w:pPr>
     </w:p>
     <w:sectPr>
-      <w:headerReference w:type="default" r:id="rId77"/>
-      <w:footerReference w:type="default" r:id="rId78"/>
-      <w:pgSz w:w="12240" w:h="15840" w:orient="portrait"/>
+      <w:headerReference w:type="default" r:id="rId76"/>
+      <w:footerReference w:type="default" r:id="rId77"/>
+      <w:pgSz w:w="12240" w:h="15840"/>
       <w:pgMar w:top="1701" w:right="1134" w:bottom="1134" w:left="1134" w:header="720" w:footer="0" w:gutter="0"/>
       <w:pgNumType w:start="1"/>
       <w:cols w:space="720"/>
@@ -21535,8 +21399,8 @@
 </file>
 
 <file path=word/comments.xml><?xml version="1.0" encoding="utf-8"?>
-<w:comments xmlns:wpc="http://schemas.microsoft.com/office/word/2010/wordprocessingCanvas" xmlns:cx="http://schemas.microsoft.com/office/drawing/2014/chartex" xmlns:cx1="http://schemas.microsoft.com/office/drawing/2015/9/8/chartex" xmlns:cx2="http://schemas.microsoft.com/office/drawing/2015/10/21/chartex" xmlns:cx3="http://schemas.microsoft.com/office/drawing/2016/5/9/chartex" xmlns:cx4="http://schemas.microsoft.com/office/drawing/2016/5/10/chartex" xmlns:cx5="http://schemas.microsoft.com/office/drawing/2016/5/11/chartex" xmlns:cx6="http://schemas.microsoft.com/office/drawing/2016/5/12/chartex" xmlns:cx7="http://schemas.microsoft.com/office/drawing/2016/5/13/chartex" xmlns:cx8="http://schemas.microsoft.com/office/drawing/2016/5/14/chartex" xmlns:mc="http://schemas.openxmlformats.org/markup-compatibility/2006" xmlns:aink="http://schemas.microsoft.com/office/drawing/2016/ink" xmlns:am3d="http://schemas.microsoft.com/office/drawing/2017/model3d" xmlns:o="urn:schemas-microsoft-com:office:office" xmlns:oel="http://schemas.microsoft.com/office/2019/extlst" xmlns:r="http://schemas.openxmlformats.org/officeDocument/2006/relationships" xmlns:m="http://schemas.openxmlformats.org/officeDocument/2006/math" xmlns:v="urn:schemas-microsoft-com:vml" xmlns:wp14="http://schemas.microsoft.com/office/word/2010/wordprocessingDrawing" xmlns:wp="http://schemas.openxmlformats.org/drawingml/2006/wordprocessingDrawing" xmlns:w10="urn:schemas-microsoft-com:office:word" xmlns:w="http://schemas.openxmlformats.org/wordprocessingml/2006/main" xmlns:w14="http://schemas.microsoft.com/office/word/2010/wordml" xmlns:w15="http://schemas.microsoft.com/office/word/2012/wordml" xmlns:w16cex="http://schemas.microsoft.com/office/word/2018/wordml/cex" xmlns:w16cid="http://schemas.microsoft.com/office/word/2016/wordml/cid" xmlns:w16="http://schemas.microsoft.com/office/word/2018/wordml" xmlns:w16du="http://schemas.microsoft.com/office/word/2023/wordml/word16du" xmlns:w16sdtdh="http://schemas.microsoft.com/office/word/2020/wordml/sdtdatahash" xmlns:w16sdtfl="http://schemas.microsoft.com/office/word/2024/wordml/sdtformatlock" xmlns:w16se="http://schemas.microsoft.com/office/word/2015/wordml/symex" xmlns:wpg="http://schemas.microsoft.com/office/word/2010/wordprocessingGroup" xmlns:wpi="http://schemas.microsoft.com/office/word/2010/wordprocessingInk" xmlns:wne="http://schemas.microsoft.com/office/word/2006/wordml" xmlns:wps="http://schemas.microsoft.com/office/word/2010/wordprocessingShape" xmlns:a="http://schemas.openxmlformats.org/drawingml/2006/main" xmlns:pic="http://schemas.openxmlformats.org/drawingml/2006/picture" xmlns:a14="http://schemas.microsoft.com/office/drawing/2010/main" mc:Ignorable="w14 w15 w16se w16cid w16 w16cex w16sdtdh w16sdtfl w16du wp14">
-  <w:comment w:initials="MOU" w:author="Edison E Mantilla C" w:date="2025-06-12T15:47:00Z" w:id="1">
+<w:comments xmlns:wpc="http://schemas.microsoft.com/office/word/2010/wordprocessingCanvas" xmlns:cx="http://schemas.microsoft.com/office/drawing/2014/chartex" xmlns:cx1="http://schemas.microsoft.com/office/drawing/2015/9/8/chartex" xmlns:cx2="http://schemas.microsoft.com/office/drawing/2015/10/21/chartex" xmlns:cx3="http://schemas.microsoft.com/office/drawing/2016/5/9/chartex" xmlns:cx4="http://schemas.microsoft.com/office/drawing/2016/5/10/chartex" xmlns:cx5="http://schemas.microsoft.com/office/drawing/2016/5/11/chartex" xmlns:cx6="http://schemas.microsoft.com/office/drawing/2016/5/12/chartex" xmlns:cx7="http://schemas.microsoft.com/office/drawing/2016/5/13/chartex" xmlns:cx8="http://schemas.microsoft.com/office/drawing/2016/5/14/chartex" xmlns:mc="http://schemas.openxmlformats.org/markup-compatibility/2006" xmlns:aink="http://schemas.microsoft.com/office/drawing/2016/ink" xmlns:am3d="http://schemas.microsoft.com/office/drawing/2017/model3d" xmlns:o="urn:schemas-microsoft-com:office:office" xmlns:oel="http://schemas.microsoft.com/office/2019/extlst" xmlns:r="http://schemas.openxmlformats.org/officeDocument/2006/relationships" xmlns:m="http://schemas.openxmlformats.org/officeDocument/2006/math" xmlns:v="urn:schemas-microsoft-com:vml" xmlns:wp14="http://schemas.microsoft.com/office/word/2010/wordprocessingDrawing" xmlns:wp="http://schemas.openxmlformats.org/drawingml/2006/wordprocessingDrawing" xmlns:w10="urn:schemas-microsoft-com:office:word" xmlns:w="http://schemas.openxmlformats.org/wordprocessingml/2006/main" xmlns:w14="http://schemas.microsoft.com/office/word/2010/wordml" xmlns:w15="http://schemas.microsoft.com/office/word/2012/wordml" xmlns:w16cex="http://schemas.microsoft.com/office/word/2018/wordml/cex" xmlns:w16cid="http://schemas.microsoft.com/office/word/2016/wordml/cid" xmlns:w16="http://schemas.microsoft.com/office/word/2018/wordml" xmlns:w16du="http://schemas.microsoft.com/office/word/2023/wordml/word16du" xmlns:w16sdtdh="http://schemas.microsoft.com/office/word/2020/wordml/sdtdatahash" xmlns:w16sdtfl="http://schemas.microsoft.com/office/word/2024/wordml/sdtformatlock" xmlns:w16se="http://schemas.microsoft.com/office/word/2015/wordml/symex" xmlns:wpg="http://schemas.microsoft.com/office/word/2010/wordprocessingGroup" xmlns:wpi="http://schemas.microsoft.com/office/word/2010/wordprocessingInk" xmlns:wne="http://schemas.microsoft.com/office/word/2006/wordml" xmlns:wps="http://schemas.microsoft.com/office/word/2010/wordprocessingShape" mc:Ignorable="w14 w15 w16se w16cid w16 w16cex w16sdtdh w16sdtfl w16du wp14">
+  <w:comment w:id="1" w:author="Edison E Mantilla C" w:date="2025-06-12T15:47:00Z" w:initials="MOU">
     <w:p>
       <w:pPr>
         <w:pStyle w:val="Textocomentario"/>
@@ -21603,7 +21467,7 @@
       <w:pPr>
         <w:pStyle w:val="Textocomentario"/>
       </w:pPr>
-      <w:hyperlink w:history="1" r:id="rId2">
+      <w:hyperlink r:id="rId2" w:history="1">
         <w:r>
           <w:rPr>
             <w:rStyle w:val="Hipervnculo"/>
@@ -21618,7 +21482,7 @@
       </w:pPr>
     </w:p>
   </w:comment>
-  <w:comment w:initials="MOU" w:author="Edison E Mantilla C" w:date="2025-06-12T15:46:00Z" w:id="2">
+  <w:comment w:id="2" w:author="Edison E Mantilla C" w:date="2025-06-12T15:46:00Z" w:initials="MOU">
     <w:p>
       <w:pPr>
         <w:pStyle w:val="Textocomentario"/>
@@ -21685,7 +21549,7 @@
       <w:pPr>
         <w:pStyle w:val="Textocomentario"/>
       </w:pPr>
-      <w:hyperlink w:history="1" w:anchor="fromView=search&amp;page=1&amp;position=1&amp;uuid=16f2786a-9c36-4d47-aa6a-cecfe721f727&amp;query=educación+financiera" r:id="rId4">
+      <w:hyperlink r:id="rId4" w:anchor="fromView=search&amp;page=1&amp;position=1&amp;uuid=16f2786a-9c36-4d47-aa6a-cecfe721f727&amp;query=educación+financiera" w:history="1">
         <w:r>
           <w:rPr>
             <w:rStyle w:val="Hipervnculo"/>
@@ -21700,7 +21564,7 @@
       </w:pPr>
     </w:p>
   </w:comment>
-  <w:comment w:initials="MOU" w:author="Edison E Mantilla C" w:date="2025-06-09T18:33:00Z" w:id="3">
+  <w:comment w:id="3" w:author="Edison E Mantilla C" w:date="2025-06-09T18:33:00Z" w:initials="MOU">
     <w:p>
       <w:pPr>
         <w:pStyle w:val="Textocomentario"/>
@@ -21711,7 +21575,7 @@
         </w:rPr>
         <w:annotationRef/>
       </w:r>
-      <w:hyperlink w:history="1" w:anchor="fromView=search&amp;page=1&amp;position=2&amp;uuid=03b072b9-b203-47e9-81e2-e148ac323034&amp;query=ingresos+y+gastos" r:id="rId5">
+      <w:hyperlink r:id="rId5" w:anchor="fromView=search&amp;page=1&amp;position=2&amp;uuid=03b072b9-b203-47e9-81e2-e148ac323034&amp;query=ingresos+y+gastos" w:history="1">
         <w:r>
           <w:rPr>
             <w:rStyle w:val="Hipervnculo"/>
@@ -21734,7 +21598,7 @@
       </w:r>
     </w:p>
   </w:comment>
-  <w:comment w:initials="MOU" w:author="Edison E Mantilla C" w:date="2025-06-09T19:27:00Z" w:id="4">
+  <w:comment w:id="4" w:author="Edison E Mantilla C" w:date="2025-06-09T19:27:00Z" w:initials="MOU">
     <w:p>
       <w:pPr>
         <w:pStyle w:val="Textocomentario"/>
@@ -21798,7 +21662,7 @@
       </w:r>
     </w:p>
   </w:comment>
-  <w:comment w:initials="MOU" w:author="Edison E Mantilla C" w:date="2025-06-09T19:50:00Z" w:id="5">
+  <w:comment w:id="5" w:author="Edison E Mantilla C" w:date="2025-06-09T19:50:00Z" w:initials="MOU">
     <w:p>
       <w:pPr>
         <w:pStyle w:val="Textocomentario"/>
@@ -21862,7 +21726,7 @@
       </w:r>
     </w:p>
   </w:comment>
-  <w:comment w:initials="MOU" w:author="Edison E Mantilla C" w:date="2025-06-11T20:41:00Z" w:id="6">
+  <w:comment w:id="6" w:author="Edison E Mantilla C" w:date="2025-06-11T20:41:00Z" w:initials="MOU">
     <w:p>
       <w:pPr>
         <w:pStyle w:val="Textocomentario"/>
@@ -21873,7 +21737,7 @@
         </w:rPr>
         <w:annotationRef/>
       </w:r>
-      <w:hyperlink w:history="1" r:id="rId8">
+      <w:hyperlink r:id="rId8" w:history="1">
         <w:r>
           <w:rPr>
             <w:rStyle w:val="Hipervnculo"/>
@@ -21929,7 +21793,7 @@
       </w:r>
     </w:p>
   </w:comment>
-  <w:comment w:initials="MOU" w:author="Edison E Mantilla C" w:date="2025-06-11T20:43:00Z" w:id="7">
+  <w:comment w:id="7" w:author="Edison E Mantilla C" w:date="2025-06-11T20:43:00Z" w:initials="MOU">
     <w:p>
       <w:pPr>
         <w:pStyle w:val="Textocomentario"/>
@@ -21940,7 +21804,7 @@
         </w:rPr>
         <w:annotationRef/>
       </w:r>
-      <w:hyperlink w:history="1" r:id="rId10">
+      <w:hyperlink r:id="rId10" w:history="1">
         <w:r>
           <w:rPr>
             <w:rStyle w:val="Hipervnculo"/>
@@ -21955,7 +21819,7 @@
       </w:pPr>
     </w:p>
   </w:comment>
-  <w:comment w:initials="MOU" w:author="Edison E Mantilla C" w:date="2025-06-11T21:00:00Z" w:id="8">
+  <w:comment w:id="8" w:author="Edison E Mantilla C" w:date="2025-06-11T21:00:00Z" w:initials="MOU">
     <w:p>
       <w:pPr>
         <w:pStyle w:val="Textocomentario"/>
@@ -21966,7 +21830,7 @@
         </w:rPr>
         <w:annotationRef/>
       </w:r>
-      <w:hyperlink w:history="1" r:id="rId11">
+      <w:hyperlink r:id="rId11" w:history="1">
         <w:r>
           <w:rPr>
             <w:rStyle w:val="Hipervnculo"/>
@@ -21981,7 +21845,7 @@
       </w:pPr>
     </w:p>
   </w:comment>
-  <w:comment w:initials="MOU" w:author="Edison E Mantilla C" w:date="2025-06-10T20:22:00Z" w:id="9">
+  <w:comment w:id="9" w:author="Edison E Mantilla C" w:date="2025-06-10T20:22:00Z" w:initials="MOU">
     <w:p>
       <w:pPr>
         <w:pStyle w:val="Textocomentario"/>
@@ -21992,7 +21856,7 @@
         </w:rPr>
         <w:annotationRef/>
       </w:r>
-      <w:hyperlink w:history="1" w:anchor="fromView=search&amp;page=1&amp;position=3&amp;uuid=441e83e4-c8ff-4961-bf09-6720e365c6fc&amp;query=hombre+signo+pesos" r:id="rId12">
+      <w:hyperlink r:id="rId12" w:anchor="fromView=search&amp;page=1&amp;position=3&amp;uuid=441e83e4-c8ff-4961-bf09-6720e365c6fc&amp;query=hombre+signo+pesos" w:history="1">
         <w:r>
           <w:rPr>
             <w:rStyle w:val="Hipervnculo"/>
@@ -22007,7 +21871,7 @@
       </w:pPr>
     </w:p>
   </w:comment>
-  <w:comment w:initials="MOU" w:author="Edison E Mantilla C" w:date="2025-06-11T14:28:00Z" w:id="10">
+  <w:comment w:id="10" w:author="Edison E Mantilla C" w:date="2025-06-11T14:28:00Z" w:initials="MOU">
     <w:p>
       <w:pPr>
         <w:pStyle w:val="Textocomentario"/>
@@ -22018,7 +21882,7 @@
         </w:rPr>
         <w:annotationRef/>
       </w:r>
-      <w:hyperlink w:history="1" r:id="rId13">
+      <w:hyperlink r:id="rId13" w:history="1">
         <w:r>
           <w:rPr>
             <w:rStyle w:val="Hipervnculo"/>
@@ -22033,7 +21897,7 @@
       </w:pPr>
     </w:p>
   </w:comment>
-  <w:comment w:initials="MOU" w:author="Edison E Mantilla C" w:date="2025-06-10T20:04:00Z" w:id="11">
+  <w:comment w:id="11" w:author="Edison E Mantilla C" w:date="2025-06-10T20:04:00Z" w:initials="MOU">
     <w:p>
       <w:pPr>
         <w:pStyle w:val="Textocomentario"/>
@@ -22059,7 +21923,7 @@
       </w:pPr>
     </w:p>
   </w:comment>
-  <w:comment w:initials="MOU" w:author="Edison E Mantilla C" w:date="2025-06-09T18:33:00Z" w:id="12">
+  <w:comment w:id="12" w:author="Edison E Mantilla C" w:date="2025-06-09T18:33:00Z" w:initials="MOU">
     <w:p>
       <w:pPr>
         <w:pStyle w:val="Textocomentario"/>
@@ -22070,7 +21934,7 @@
         </w:rPr>
         <w:annotationRef/>
       </w:r>
-      <w:hyperlink w:history="1" w:anchor="from_element=cross_selling__photo" r:id="rId14">
+      <w:hyperlink r:id="rId14" w:anchor="from_element=cross_selling__photo" w:history="1">
         <w:r>
           <w:rPr>
             <w:rStyle w:val="Hipervnculo"/>
@@ -22093,7 +21957,7 @@
       </w:r>
     </w:p>
   </w:comment>
-  <w:comment w:initials="MOU" w:author="Edison E Mantilla C" w:date="2025-06-09T18:55:00Z" w:id="13">
+  <w:comment w:id="13" w:author="Edison E Mantilla C" w:date="2025-06-09T18:55:00Z" w:initials="MOU">
     <w:p>
       <w:pPr>
         <w:pStyle w:val="Textocomentario"/>
@@ -22104,7 +21968,7 @@
         </w:rPr>
         <w:annotationRef/>
       </w:r>
-      <w:hyperlink w:history="1" w:anchor="fromView=search&amp;page=1&amp;position=12&amp;uuid=d8982bfa-3621-48c7-9680-757ae80cc8d8&amp;query=ceo" r:id="rId15">
+      <w:hyperlink r:id="rId15" w:anchor="fromView=search&amp;page=1&amp;position=12&amp;uuid=d8982bfa-3621-48c7-9680-757ae80cc8d8&amp;query=ceo" w:history="1">
         <w:r>
           <w:rPr>
             <w:rStyle w:val="Hipervnculo"/>
@@ -22119,7 +21983,7 @@
       </w:pPr>
     </w:p>
   </w:comment>
-  <w:comment w:initials="MOU" w:author="Edison E Mantilla C" w:date="2025-06-09T19:13:00Z" w:id="14">
+  <w:comment w:id="14" w:author="Edison E Mantilla C" w:date="2025-06-09T19:13:00Z" w:initials="MOU">
     <w:p>
       <w:pPr>
         <w:pStyle w:val="Textocomentario"/>
@@ -22183,7 +22047,7 @@
       </w:r>
     </w:p>
   </w:comment>
-  <w:comment w:initials="MOU" w:author="Edison E Mantilla C" w:date="2025-06-11T21:51:00Z" w:id="15">
+  <w:comment w:id="15" w:author="Edison E Mantilla C" w:date="2025-06-11T21:51:00Z" w:initials="MOU">
     <w:p>
       <w:pPr>
         <w:pStyle w:val="Textocomentario"/>
@@ -22194,7 +22058,7 @@
         </w:rPr>
         <w:annotationRef/>
       </w:r>
-      <w:hyperlink w:history="1" w:anchor="from_element=cross_selling__photo" r:id="rId17">
+      <w:hyperlink r:id="rId17" w:anchor="from_element=cross_selling__photo" w:history="1">
         <w:r>
           <w:rPr>
             <w:rStyle w:val="Hipervnculo"/>
@@ -22260,7 +22124,7 @@
       </w:pPr>
     </w:p>
   </w:comment>
-  <w:comment w:initials="MOU" w:author="Edison E Mantilla C" w:date="2025-06-09T19:50:00Z" w:id="16">
+  <w:comment w:id="16" w:author="Edison E Mantilla C" w:date="2025-06-09T19:50:00Z" w:initials="MOU">
     <w:p>
       <w:pPr>
         <w:pStyle w:val="Textocomentario"/>
@@ -22324,7 +22188,7 @@
       </w:r>
     </w:p>
   </w:comment>
-  <w:comment w:initials="MOU" w:author="Edison E Mantilla C" w:date="2025-06-11T21:28:00Z" w:id="17">
+  <w:comment w:id="17" w:author="Edison E Mantilla C" w:date="2025-06-11T21:28:00Z" w:initials="MOU">
     <w:p>
       <w:pPr>
         <w:pStyle w:val="Textocomentario"/>
@@ -22335,7 +22199,7 @@
         </w:rPr>
         <w:annotationRef/>
       </w:r>
-      <w:hyperlink w:history="1" r:id="rId20">
+      <w:hyperlink r:id="rId20" w:history="1">
         <w:r>
           <w:rPr>
             <w:rStyle w:val="Hipervnculo"/>
@@ -22350,7 +22214,7 @@
       </w:pPr>
     </w:p>
   </w:comment>
-  <w:comment w:initials="MOU" w:author="Edison E Mantilla C" w:date="2025-06-11T21:26:00Z" w:id="18">
+  <w:comment w:id="18" w:author="Edison E Mantilla C" w:date="2025-06-11T21:26:00Z" w:initials="MOU">
     <w:p>
       <w:pPr>
         <w:pStyle w:val="Textocomentario"/>
@@ -22361,7 +22225,7 @@
         </w:rPr>
         <w:annotationRef/>
       </w:r>
-      <w:hyperlink w:history="1" r:id="rId21">
+      <w:hyperlink r:id="rId21" w:history="1">
         <w:r>
           <w:rPr>
             <w:rStyle w:val="Hipervnculo"/>
@@ -22376,7 +22240,7 @@
       </w:pPr>
     </w:p>
   </w:comment>
-  <w:comment w:initials="MOU" w:author="Edison E Mantilla C" w:date="2025-06-11T21:29:00Z" w:id="19">
+  <w:comment w:id="19" w:author="Edison E Mantilla C" w:date="2025-06-11T21:29:00Z" w:initials="MOU">
     <w:p>
       <w:pPr>
         <w:pStyle w:val="Textocomentario"/>
@@ -22387,7 +22251,7 @@
         </w:rPr>
         <w:annotationRef/>
       </w:r>
-      <w:hyperlink w:history="1" r:id="rId22">
+      <w:hyperlink r:id="rId22" w:history="1">
         <w:r>
           <w:rPr>
             <w:rStyle w:val="Hipervnculo"/>
@@ -22402,7 +22266,7 @@
       </w:pPr>
     </w:p>
   </w:comment>
-  <w:comment w:initials="MOU" w:author="Edison E Mantilla C" w:date="2025-06-11T21:30:00Z" w:id="20">
+  <w:comment w:id="20" w:author="Edison E Mantilla C" w:date="2025-06-11T21:30:00Z" w:initials="MOU">
     <w:p>
       <w:pPr>
         <w:pStyle w:val="Textocomentario"/>
@@ -22413,7 +22277,7 @@
         </w:rPr>
         <w:annotationRef/>
       </w:r>
-      <w:hyperlink w:history="1" r:id="rId23">
+      <w:hyperlink r:id="rId23" w:history="1">
         <w:r>
           <w:rPr>
             <w:rStyle w:val="Hipervnculo"/>
@@ -22428,7 +22292,7 @@
       </w:pPr>
     </w:p>
   </w:comment>
-  <w:comment w:initials="MOU" w:author="Edison E Mantilla C" w:date="2025-06-11T21:33:00Z" w:id="21">
+  <w:comment w:id="21" w:author="Edison E Mantilla C" w:date="2025-06-11T21:33:00Z" w:initials="MOU">
     <w:p>
       <w:pPr>
         <w:pStyle w:val="Textocomentario"/>
@@ -22439,7 +22303,7 @@
         </w:rPr>
         <w:annotationRef/>
       </w:r>
-      <w:hyperlink w:history="1" r:id="rId24">
+      <w:hyperlink r:id="rId24" w:history="1">
         <w:r>
           <w:rPr>
             <w:rStyle w:val="Hipervnculo"/>
@@ -22454,7 +22318,7 @@
       </w:pPr>
     </w:p>
   </w:comment>
-  <w:comment w:initials="MOU" w:author="Edison E Mantilla C" w:date="2025-06-11T21:35:00Z" w:id="22">
+  <w:comment w:id="22" w:author="Edison E Mantilla C" w:date="2025-06-11T21:35:00Z" w:initials="MOU">
     <w:p>
       <w:pPr>
         <w:pStyle w:val="Textocomentario"/>
@@ -22465,7 +22329,7 @@
         </w:rPr>
         <w:annotationRef/>
       </w:r>
-      <w:hyperlink w:history="1" r:id="rId25">
+      <w:hyperlink r:id="rId25" w:history="1">
         <w:r>
           <w:rPr>
             <w:rStyle w:val="Hipervnculo"/>
@@ -22480,7 +22344,7 @@
       </w:pPr>
     </w:p>
   </w:comment>
-  <w:comment w:initials="MOU" w:author="Edison E Mantilla C" w:date="2025-06-11T21:37:00Z" w:id="23">
+  <w:comment w:id="23" w:author="Edison E Mantilla C" w:date="2025-06-11T21:37:00Z" w:initials="MOU">
     <w:p>
       <w:pPr>
         <w:pStyle w:val="Textocomentario"/>
@@ -22491,7 +22355,7 @@
         </w:rPr>
         <w:annotationRef/>
       </w:r>
-      <w:hyperlink w:history="1" r:id="rId26">
+      <w:hyperlink r:id="rId26" w:history="1">
         <w:r>
           <w:rPr>
             <w:rStyle w:val="Hipervnculo"/>
@@ -22506,7 +22370,7 @@
       </w:pPr>
     </w:p>
   </w:comment>
-  <w:comment w:initials="MOU" w:author="Edison E Mantilla C" w:date="2025-06-09T19:27:00Z" w:id="24">
+  <w:comment w:id="24" w:author="Edison E Mantilla C" w:date="2025-06-09T19:27:00Z" w:initials="MOU">
     <w:p>
       <w:pPr>
         <w:pStyle w:val="Textocomentario"/>
@@ -22570,7 +22434,7 @@
       </w:r>
     </w:p>
   </w:comment>
-  <w:comment w:initials="MOU" w:author="Edison E Mantilla C" w:date="2025-06-11T21:43:00Z" w:id="25">
+  <w:comment w:id="25" w:author="Edison E Mantilla C" w:date="2025-06-11T21:43:00Z" w:initials="MOU">
     <w:p>
       <w:pPr>
         <w:pStyle w:val="Textocomentario"/>
@@ -22581,7 +22445,7 @@
         </w:rPr>
         <w:annotationRef/>
       </w:r>
-      <w:hyperlink w:history="1" r:id="rId27">
+      <w:hyperlink r:id="rId27" w:history="1">
         <w:r>
           <w:rPr>
             <w:rStyle w:val="Hipervnculo"/>
@@ -22596,7 +22460,7 @@
       </w:pPr>
     </w:p>
   </w:comment>
-  <w:comment w:initials="MOU" w:author="Edison E Mantilla C" w:date="2025-06-09T20:10:00Z" w:id="26">
+  <w:comment w:id="26" w:author="Edison E Mantilla C" w:date="2025-06-09T20:10:00Z" w:initials="MOU">
     <w:p>
       <w:pPr>
         <w:pStyle w:val="Textocomentario"/>
@@ -22612,7 +22476,7 @@
       <w:pPr>
         <w:pStyle w:val="Textocomentario"/>
       </w:pPr>
-      <w:hyperlink w:history="1" w:anchor="from_element=cross_selling__photo" r:id="rId28">
+      <w:hyperlink r:id="rId28" w:anchor="from_element=cross_selling__photo" w:history="1">
         <w:r>
           <w:rPr>
             <w:rStyle w:val="Hipervnculo"/>
@@ -22627,7 +22491,7 @@
       </w:pPr>
     </w:p>
   </w:comment>
-  <w:comment w:initials="MOU" w:author="Edison E Mantilla C" w:date="2025-06-09T20:04:00Z" w:id="27">
+  <w:comment w:id="27" w:author="Edison E Mantilla C" w:date="2025-06-09T20:04:00Z" w:initials="MOU">
     <w:p>
       <w:pPr>
         <w:pStyle w:val="Textocomentario"/>
@@ -22648,7 +22512,7 @@
       </w:r>
     </w:p>
   </w:comment>
-  <w:comment w:initials="MOU" w:author="Edison E Mantilla C" w:date="2025-06-09T18:33:00Z" w:id="28">
+  <w:comment w:id="28" w:author="Edison E Mantilla C" w:date="2025-06-09T18:33:00Z" w:initials="MOU">
     <w:p>
       <w:pPr>
         <w:pStyle w:val="Textocomentario"/>
@@ -22664,7 +22528,7 @@
       <w:pPr>
         <w:pStyle w:val="Textocomentario"/>
       </w:pPr>
-      <w:hyperlink w:history="1" w:anchor="fromView=search&amp;page=1&amp;position=1&amp;uuid=337e2e2a-6507-4223-955d-acf1f9ecc2d0&amp;query=empleados+oficina" r:id="rId29">
+      <w:hyperlink r:id="rId29" w:anchor="fromView=search&amp;page=1&amp;position=1&amp;uuid=337e2e2a-6507-4223-955d-acf1f9ecc2d0&amp;query=empleados+oficina" w:history="1">
         <w:r>
           <w:rPr>
             <w:rStyle w:val="Hipervnculo"/>
@@ -22695,7 +22559,7 @@
       </w:r>
     </w:p>
   </w:comment>
-  <w:comment w:initials="MOU" w:author="Edison E Mantilla C" w:date="2025-06-09T20:31:00Z" w:id="29">
+  <w:comment w:id="29" w:author="Edison E Mantilla C" w:date="2025-06-09T20:31:00Z" w:initials="MOU">
     <w:p>
       <w:pPr>
         <w:pStyle w:val="Textocomentario"/>
@@ -22711,7 +22575,7 @@
       <w:pPr>
         <w:pStyle w:val="Textocomentario"/>
       </w:pPr>
-      <w:hyperlink w:history="1" w:anchor="fromView=search&amp;page=2&amp;position=20&amp;uuid=7474e768-03d0-49b1-ae71-455fb9454fa5&amp;query=empleados+salarios" r:id="rId30">
+      <w:hyperlink r:id="rId30" w:anchor="fromView=search&amp;page=2&amp;position=20&amp;uuid=7474e768-03d0-49b1-ae71-455fb9454fa5&amp;query=empleados+salarios" w:history="1">
         <w:r>
           <w:rPr>
             <w:rStyle w:val="Hipervnculo"/>
@@ -22726,7 +22590,7 @@
       </w:pPr>
     </w:p>
   </w:comment>
-  <w:comment w:initials="MOU" w:author="Edison E Mantilla C" w:date="2025-06-09T20:36:00Z" w:id="30">
+  <w:comment w:id="30" w:author="Edison E Mantilla C" w:date="2025-06-09T20:36:00Z" w:initials="MOU">
     <w:p>
       <w:pPr>
         <w:pStyle w:val="Textocomentario"/>
@@ -22820,7 +22684,7 @@
       </w:r>
     </w:p>
   </w:comment>
-  <w:comment w:initials="MOU" w:author="Edison E Mantilla C" w:date="2025-06-09T20:41:00Z" w:id="31">
+  <w:comment w:id="31" w:author="Edison E Mantilla C" w:date="2025-06-09T20:41:00Z" w:initials="MOU">
     <w:p>
       <w:pPr>
         <w:pStyle w:val="Textocomentario"/>
@@ -22841,7 +22705,7 @@
       </w:r>
     </w:p>
   </w:comment>
-  <w:comment w:initials="MOU" w:author="Edison E Mantilla C" w:date="2025-06-09T20:53:00Z" w:id="32">
+  <w:comment w:id="32" w:author="Edison E Mantilla C" w:date="2025-06-09T20:53:00Z" w:initials="MOU">
     <w:p>
       <w:pPr>
         <w:pStyle w:val="Textocomentario"/>
@@ -22905,7 +22769,7 @@
       </w:r>
     </w:p>
   </w:comment>
-  <w:comment w:initials="MOU" w:author="Edison E Mantilla C" w:date="2025-06-09T20:10:00Z" w:id="33">
+  <w:comment w:id="33" w:author="Edison E Mantilla C" w:date="2025-06-09T20:10:00Z" w:initials="MOU">
     <w:p>
       <w:pPr>
         <w:pStyle w:val="Textocomentario"/>
@@ -22921,7 +22785,7 @@
       <w:pPr>
         <w:pStyle w:val="Textocomentario"/>
       </w:pPr>
-      <w:hyperlink w:history="1" w:anchor="fromView=search&amp;page=7&amp;position=10&amp;uuid=2ac5fe35-a9cd-4c7f-a744-1b8a86e204e9&amp;query=generación+de+ingresos" r:id="rId33">
+      <w:hyperlink r:id="rId33" w:anchor="fromView=search&amp;page=7&amp;position=10&amp;uuid=2ac5fe35-a9cd-4c7f-a744-1b8a86e204e9&amp;query=generación+de+ingresos" w:history="1">
         <w:r>
           <w:rPr>
             <w:rStyle w:val="Hipervnculo"/>
@@ -22936,7 +22800,7 @@
       </w:pPr>
     </w:p>
   </w:comment>
-  <w:comment w:initials="MOU" w:author="Edison E Mantilla C" w:date="2025-06-09T21:28:00Z" w:id="34">
+  <w:comment w:id="34" w:author="Edison E Mantilla C" w:date="2025-06-09T21:28:00Z" w:initials="MOU">
     <w:p>
       <w:pPr>
         <w:pStyle w:val="Textocomentario"/>
@@ -22957,7 +22821,7 @@
       </w:r>
     </w:p>
   </w:comment>
-  <w:comment w:initials="MOU" w:author="Edison E Mantilla C" w:date="2025-06-09T18:33:00Z" w:id="35">
+  <w:comment w:id="35" w:author="Edison E Mantilla C" w:date="2025-06-09T18:33:00Z" w:initials="MOU">
     <w:p>
       <w:pPr>
         <w:pStyle w:val="Textocomentario"/>
@@ -22973,7 +22837,7 @@
       <w:pPr>
         <w:pStyle w:val="Textocomentario"/>
       </w:pPr>
-      <w:hyperlink w:history="1" w:anchor="fromView=search&amp;page=4&amp;position=38&amp;uuid=c523d3a7-1a72-4ddc-a5f2-4f5b1c2b1a77&amp;query=manejo+adecuado+de+ingresos" r:id="rId34">
+      <w:hyperlink r:id="rId34" w:anchor="fromView=search&amp;page=4&amp;position=38&amp;uuid=c523d3a7-1a72-4ddc-a5f2-4f5b1c2b1a77&amp;query=manejo+adecuado+de+ingresos" w:history="1">
         <w:r>
           <w:rPr>
             <w:rStyle w:val="Hipervnculo"/>
@@ -23001,7 +22865,7 @@
       </w:r>
     </w:p>
   </w:comment>
-  <w:comment w:initials="MOU" w:author="Edison E Mantilla C" w:date="2025-06-09T22:07:00Z" w:id="36">
+  <w:comment w:id="36" w:author="Edison E Mantilla C" w:date="2025-06-09T22:07:00Z" w:initials="MOU">
     <w:p>
       <w:pPr>
         <w:pStyle w:val="Textocomentario"/>
@@ -23022,7 +22886,7 @@
       </w:r>
     </w:p>
   </w:comment>
-  <w:comment w:initials="MOU" w:author="Edison E Mantilla C" w:date="2025-06-09T20:10:00Z" w:id="37">
+  <w:comment w:id="37" w:author="Edison E Mantilla C" w:date="2025-06-09T20:10:00Z" w:initials="MOU">
     <w:p>
       <w:pPr>
         <w:pStyle w:val="Textocomentario"/>
@@ -23038,7 +22902,7 @@
       <w:pPr>
         <w:pStyle w:val="Textocomentario"/>
       </w:pPr>
-      <w:hyperlink w:history="1" w:anchor="fromView=search&amp;page=2&amp;position=27&amp;uuid=9c232221-d485-48d9-aa18-ff7c3d0c3389&amp;query=manejo+adecuado+de+presupuesto" r:id="rId35">
+      <w:hyperlink r:id="rId35" w:anchor="fromView=search&amp;page=2&amp;position=27&amp;uuid=9c232221-d485-48d9-aa18-ff7c3d0c3389&amp;query=manejo+adecuado+de+presupuesto" w:history="1">
         <w:r>
           <w:rPr>
             <w:rStyle w:val="Hipervnculo"/>
@@ -23066,7 +22930,7 @@
       </w:r>
     </w:p>
   </w:comment>
-  <w:comment w:initials="MOU" w:author="Edison E Mantilla C" w:date="2025-06-09T22:15:00Z" w:id="38">
+  <w:comment w:id="38" w:author="Edison E Mantilla C" w:date="2025-06-09T22:15:00Z" w:initials="MOU">
     <w:p>
       <w:pPr>
         <w:pStyle w:val="Textocomentario"/>
@@ -23087,7 +22951,7 @@
       </w:r>
     </w:p>
   </w:comment>
-  <w:comment w:initials="MOU" w:author="Edison E Mantilla C" w:date="2025-06-09T19:27:00Z" w:id="39">
+  <w:comment w:id="39" w:author="Edison E Mantilla C" w:date="2025-06-09T19:27:00Z" w:initials="MOU">
     <w:p>
       <w:pPr>
         <w:pStyle w:val="Textocomentario"/>
@@ -23151,7 +23015,7 @@
       </w:r>
     </w:p>
   </w:comment>
-  <w:comment w:initials="MOU" w:author="Edison E Mantilla C" w:date="2025-06-09T19:50:00Z" w:id="40">
+  <w:comment w:id="40" w:author="Edison E Mantilla C" w:date="2025-06-09T19:50:00Z" w:initials="MOU">
     <w:p>
       <w:pPr>
         <w:pStyle w:val="Textocomentario"/>
@@ -23215,7 +23079,7 @@
       </w:r>
     </w:p>
   </w:comment>
-  <w:comment w:initials="MOU" w:author="Edison E Mantilla C" w:date="2025-06-11T21:02:00Z" w:id="41">
+  <w:comment w:id="41" w:author="Edison E Mantilla C" w:date="2025-06-11T21:02:00Z" w:initials="MOU">
     <w:p>
       <w:pPr>
         <w:pStyle w:val="Textocomentario"/>
@@ -23226,7 +23090,7 @@
         </w:rPr>
         <w:annotationRef/>
       </w:r>
-      <w:hyperlink w:history="1" r:id="rId37">
+      <w:hyperlink r:id="rId37" w:history="1">
         <w:r>
           <w:rPr>
             <w:rStyle w:val="Hipervnculo"/>
@@ -23241,7 +23105,7 @@
       </w:pPr>
     </w:p>
   </w:comment>
-  <w:comment w:initials="MOU" w:author="Edison E Mantilla C" w:date="2025-06-11T21:09:00Z" w:id="42">
+  <w:comment w:id="42" w:author="Edison E Mantilla C" w:date="2025-06-11T21:09:00Z" w:initials="MOU">
     <w:p>
       <w:pPr>
         <w:pStyle w:val="Textocomentario"/>
@@ -23252,7 +23116,7 @@
         </w:rPr>
         <w:annotationRef/>
       </w:r>
-      <w:hyperlink w:history="1" r:id="rId38">
+      <w:hyperlink r:id="rId38" w:history="1">
         <w:r>
           <w:rPr>
             <w:rStyle w:val="Hipervnculo"/>
@@ -23267,7 +23131,7 @@
       </w:pPr>
     </w:p>
   </w:comment>
-  <w:comment w:initials="MOU" w:author="Edison E Mantilla C" w:date="2025-06-11T21:11:00Z" w:id="43">
+  <w:comment w:id="43" w:author="Edison E Mantilla C" w:date="2025-06-11T21:11:00Z" w:initials="MOU">
     <w:p>
       <w:pPr>
         <w:pStyle w:val="Textocomentario"/>
@@ -23278,7 +23142,7 @@
         </w:rPr>
         <w:annotationRef/>
       </w:r>
-      <w:hyperlink w:history="1" r:id="rId39">
+      <w:hyperlink r:id="rId39" w:history="1">
         <w:r>
           <w:rPr>
             <w:rStyle w:val="Hipervnculo"/>
@@ -23293,7 +23157,7 @@
       </w:pPr>
     </w:p>
   </w:comment>
-  <w:comment w:initials="MOU" w:author="Edison E Mantilla C" w:date="2025-06-11T21:21:00Z" w:id="44">
+  <w:comment w:id="44" w:author="Edison E Mantilla C" w:date="2025-06-11T21:21:00Z" w:initials="MOU">
     <w:p>
       <w:pPr>
         <w:pStyle w:val="Textocomentario"/>
@@ -23304,7 +23168,7 @@
         </w:rPr>
         <w:annotationRef/>
       </w:r>
-      <w:hyperlink w:history="1" r:id="rId40">
+      <w:hyperlink r:id="rId40" w:history="1">
         <w:r>
           <w:rPr>
             <w:rStyle w:val="Hipervnculo"/>
@@ -23319,7 +23183,7 @@
       </w:pPr>
     </w:p>
   </w:comment>
-  <w:comment w:initials="MOU" w:author="Edison E Mantilla C" w:date="2025-06-11T21:13:00Z" w:id="45">
+  <w:comment w:id="45" w:author="Edison E Mantilla C" w:date="2025-06-11T21:13:00Z" w:initials="MOU">
     <w:p>
       <w:pPr>
         <w:pStyle w:val="Textocomentario"/>
@@ -23330,7 +23194,7 @@
         </w:rPr>
         <w:annotationRef/>
       </w:r>
-      <w:hyperlink w:history="1" r:id="rId41">
+      <w:hyperlink r:id="rId41" w:history="1">
         <w:r>
           <w:rPr>
             <w:rStyle w:val="Hipervnculo"/>
@@ -23345,7 +23209,7 @@
       </w:pPr>
     </w:p>
   </w:comment>
-  <w:comment w:initials="MOU" w:author="Edison E Mantilla C" w:date="2025-06-09T19:50:00Z" w:id="46">
+  <w:comment w:id="46" w:author="Edison E Mantilla C" w:date="2025-06-09T19:50:00Z" w:initials="MOU">
     <w:p>
       <w:pPr>
         <w:pStyle w:val="Textocomentario"/>
@@ -23409,7 +23273,7 @@
       </w:r>
     </w:p>
   </w:comment>
-  <w:comment w:initials="MOU" w:author="Edison E Mantilla C" w:date="2025-06-09T18:33:00Z" w:id="47">
+  <w:comment w:id="47" w:author="Edison E Mantilla C" w:date="2025-06-09T18:33:00Z" w:initials="MOU">
     <w:p>
       <w:pPr>
         <w:pStyle w:val="Textocomentario"/>
@@ -23425,7 +23289,7 @@
       <w:pPr>
         <w:pStyle w:val="Textocomentario"/>
       </w:pPr>
-      <w:hyperlink w:history="1" w:anchor="fromView=search&amp;page=2&amp;position=28&amp;uuid=cc4bff00-ebe6-47c5-b9c6-b4de40eabe7a&amp;query=gastos+de+dinero" r:id="rId43">
+      <w:hyperlink r:id="rId43" w:anchor="fromView=search&amp;page=2&amp;position=28&amp;uuid=cc4bff00-ebe6-47c5-b9c6-b4de40eabe7a&amp;query=gastos+de+dinero" w:history="1">
         <w:r>
           <w:rPr>
             <w:rStyle w:val="Hipervnculo"/>
@@ -23453,7 +23317,7 @@
       </w:r>
     </w:p>
   </w:comment>
-  <w:comment w:initials="MOU" w:author="Edison E Mantilla C" w:date="2025-06-09T19:50:00Z" w:id="48">
+  <w:comment w:id="48" w:author="Edison E Mantilla C" w:date="2025-06-09T19:50:00Z" w:initials="MOU">
     <w:p>
       <w:pPr>
         <w:pStyle w:val="Textocomentario"/>
@@ -23517,7 +23381,7 @@
       </w:r>
     </w:p>
   </w:comment>
-  <w:comment w:initials="MOU" w:author="Edison E Mantilla C" w:date="2025-06-10T10:27:00Z" w:id="49">
+  <w:comment w:id="49" w:author="Edison E Mantilla C" w:date="2025-06-10T10:27:00Z" w:initials="MOU">
     <w:p>
       <w:pPr>
         <w:pStyle w:val="Textocomentario"/>
@@ -23528,7 +23392,7 @@
         </w:rPr>
         <w:annotationRef/>
       </w:r>
-      <w:hyperlink w:history="1" w:anchor="fromView=search&amp;page=1&amp;position=17&amp;uuid=28733217-5c3f-4234-be92-89f49c8def3b&amp;query=ver++cine" r:id="rId45">
+      <w:hyperlink r:id="rId45" w:anchor="fromView=search&amp;page=1&amp;position=17&amp;uuid=28733217-5c3f-4234-be92-89f49c8def3b&amp;query=ver++cine" w:history="1">
         <w:r>
           <w:rPr>
             <w:rStyle w:val="Hipervnculo"/>
@@ -23543,7 +23407,7 @@
       </w:pPr>
     </w:p>
   </w:comment>
-  <w:comment w:initials="MOU" w:author="Edison E Mantilla C" w:date="2025-06-10T10:31:00Z" w:id="50">
+  <w:comment w:id="50" w:author="Edison E Mantilla C" w:date="2025-06-10T10:31:00Z" w:initials="MOU">
     <w:p>
       <w:pPr>
         <w:pStyle w:val="Textocomentario"/>
@@ -23554,7 +23418,7 @@
         </w:rPr>
         <w:annotationRef/>
       </w:r>
-      <w:hyperlink w:history="1" w:anchor="from_element=cross_selling__photo" r:id="rId46">
+      <w:hyperlink r:id="rId46" w:anchor="from_element=cross_selling__photo" w:history="1">
         <w:r>
           <w:rPr>
             <w:rStyle w:val="Hipervnculo"/>
@@ -23569,7 +23433,7 @@
       </w:pPr>
     </w:p>
   </w:comment>
-  <w:comment w:initials="MOU" w:author="Edison E Mantilla C" w:date="2025-06-10T10:36:00Z" w:id="51">
+  <w:comment w:id="51" w:author="Edison E Mantilla C" w:date="2025-06-10T10:36:00Z" w:initials="MOU">
     <w:p>
       <w:pPr>
         <w:pStyle w:val="Textocomentario"/>
@@ -23580,7 +23444,7 @@
         </w:rPr>
         <w:annotationRef/>
       </w:r>
-      <w:hyperlink w:history="1" w:anchor="from_element=cross_selling__photo" r:id="rId47">
+      <w:hyperlink r:id="rId47" w:anchor="from_element=cross_selling__photo" w:history="1">
         <w:r>
           <w:rPr>
             <w:rStyle w:val="Hipervnculo"/>
@@ -23595,7 +23459,7 @@
       </w:pPr>
     </w:p>
   </w:comment>
-  <w:comment w:initials="MOU" w:author="Edison E Mantilla C" w:date="2025-06-10T10:39:00Z" w:id="52">
+  <w:comment w:id="52" w:author="Edison E Mantilla C" w:date="2025-06-10T10:39:00Z" w:initials="MOU">
     <w:p>
       <w:pPr>
         <w:pStyle w:val="Textocomentario"/>
@@ -23606,7 +23470,7 @@
         </w:rPr>
         <w:annotationRef/>
       </w:r>
-      <w:hyperlink w:history="1" w:anchor="fromView=search&amp;page=1&amp;position=1&amp;uuid=ff332579-69c5-482d-86b4-5216bba0b117&amp;query=pago+accidentes" r:id="rId48">
+      <w:hyperlink r:id="rId48" w:anchor="fromView=search&amp;page=1&amp;position=1&amp;uuid=ff332579-69c5-482d-86b4-5216bba0b117&amp;query=pago+accidentes" w:history="1">
         <w:r>
           <w:rPr>
             <w:rStyle w:val="Hipervnculo"/>
@@ -23621,7 +23485,7 @@
       </w:pPr>
     </w:p>
   </w:comment>
-  <w:comment w:initials="MOU" w:author="Edison E Mantilla C" w:date="2025-06-10T10:45:00Z" w:id="53">
+  <w:comment w:id="53" w:author="Edison E Mantilla C" w:date="2025-06-10T10:45:00Z" w:initials="MOU">
     <w:p>
       <w:pPr>
         <w:pStyle w:val="Textocomentario"/>
@@ -23632,7 +23496,7 @@
         </w:rPr>
         <w:annotationRef/>
       </w:r>
-      <w:hyperlink w:history="1" w:anchor="fromView=search&amp;page=1&amp;position=37&amp;uuid=74d1f0bf-6b40-4807-b1e7-63f3efc9818a&amp;query=pagar+agencia+viajes" r:id="rId49">
+      <w:hyperlink r:id="rId49" w:anchor="fromView=search&amp;page=1&amp;position=37&amp;uuid=74d1f0bf-6b40-4807-b1e7-63f3efc9818a&amp;query=pagar+agencia+viajes" w:history="1">
         <w:r>
           <w:rPr>
             <w:rStyle w:val="Hipervnculo"/>
@@ -23647,7 +23511,7 @@
       </w:pPr>
     </w:p>
   </w:comment>
-  <w:comment w:initials="MOU" w:author="Edison E Mantilla C" w:date="2025-06-10T10:47:00Z" w:id="54">
+  <w:comment w:id="54" w:author="Edison E Mantilla C" w:date="2025-06-10T10:47:00Z" w:initials="MOU">
     <w:p>
       <w:pPr>
         <w:pStyle w:val="Textocomentario"/>
@@ -23658,7 +23522,7 @@
         </w:rPr>
         <w:annotationRef/>
       </w:r>
-      <w:hyperlink w:history="1" w:anchor="fromView=search&amp;page=3&amp;position=23&amp;uuid=7192cb31-75eb-4ac1-9dec-2688bb672538&amp;query=compras+café" r:id="rId50">
+      <w:hyperlink r:id="rId50" w:anchor="fromView=search&amp;page=3&amp;position=23&amp;uuid=7192cb31-75eb-4ac1-9dec-2688bb672538&amp;query=compras+café" w:history="1">
         <w:r>
           <w:rPr>
             <w:rStyle w:val="Hipervnculo"/>
@@ -23673,7 +23537,7 @@
       </w:pPr>
     </w:p>
   </w:comment>
-  <w:comment w:initials="MOU" w:author="Edison E Mantilla C" w:date="2025-06-10T11:03:00Z" w:id="55">
+  <w:comment w:id="55" w:author="Edison E Mantilla C" w:date="2025-06-10T11:03:00Z" w:initials="MOU">
     <w:p>
       <w:pPr>
         <w:pStyle w:val="Textocomentario"/>
@@ -23689,7 +23553,7 @@
       </w:r>
     </w:p>
   </w:comment>
-  <w:comment w:initials="MOU" w:author="Edison E Mantilla C" w:date="2025-06-09T20:10:00Z" w:id="56">
+  <w:comment w:id="56" w:author="Edison E Mantilla C" w:date="2025-06-09T20:10:00Z" w:initials="MOU">
     <w:p>
       <w:pPr>
         <w:pStyle w:val="Textocomentario"/>
@@ -23705,7 +23569,7 @@
       <w:pPr>
         <w:pStyle w:val="Textocomentario"/>
       </w:pPr>
-      <w:hyperlink w:history="1" w:anchor="fromView=search&amp;page=1&amp;position=36&amp;uuid=3dd5c4e4-c47d-4fba-9f96-096b7bc4bda8&amp;query=gastos+responsables" r:id="rId51">
+      <w:hyperlink r:id="rId51" w:anchor="fromView=search&amp;page=1&amp;position=36&amp;uuid=3dd5c4e4-c47d-4fba-9f96-096b7bc4bda8&amp;query=gastos+responsables" w:history="1">
         <w:r>
           <w:rPr>
             <w:rStyle w:val="Hipervnculo"/>
@@ -23730,7 +23594,7 @@
       </w:pPr>
     </w:p>
   </w:comment>
-  <w:comment w:initials="MOU" w:author="Edison E Mantilla C" w:date="2025-06-09T19:27:00Z" w:id="57">
+  <w:comment w:id="57" w:author="Edison E Mantilla C" w:date="2025-06-09T19:27:00Z" w:initials="MOU">
     <w:p>
       <w:pPr>
         <w:pStyle w:val="Textocomentario"/>
@@ -23794,7 +23658,7 @@
       </w:r>
     </w:p>
   </w:comment>
-  <w:comment w:initials="MOU" w:author="Edison E Mantilla C" w:date="2025-06-09T18:33:00Z" w:id="58">
+  <w:comment w:id="58" w:author="Edison E Mantilla C" w:date="2025-06-09T18:33:00Z" w:initials="MOU">
     <w:p>
       <w:pPr>
         <w:pStyle w:val="Textocomentario"/>
@@ -23810,7 +23674,7 @@
       <w:pPr>
         <w:pStyle w:val="Textocomentario"/>
       </w:pPr>
-      <w:hyperlink w:history="1" w:anchor="fromView=search&amp;page=2&amp;position=28&amp;uuid=cc4bff00-ebe6-47c5-b9c6-b4de40eabe7a&amp;query=gastos+de+dinero" r:id="rId52">
+      <w:hyperlink r:id="rId52" w:anchor="fromView=search&amp;page=2&amp;position=28&amp;uuid=cc4bff00-ebe6-47c5-b9c6-b4de40eabe7a&amp;query=gastos+de+dinero" w:history="1">
         <w:r>
           <w:rPr>
             <w:rStyle w:val="Hipervnculo"/>
@@ -23838,7 +23702,7 @@
       </w:r>
     </w:p>
   </w:comment>
-  <w:comment w:initials="MOU" w:author="Edison E Mantilla C" w:date="2025-06-09T20:10:00Z" w:id="59">
+  <w:comment w:id="59" w:author="Edison E Mantilla C" w:date="2025-06-09T20:10:00Z" w:initials="MOU">
     <w:p>
       <w:pPr>
         <w:pStyle w:val="Textocomentario"/>
@@ -23854,7 +23718,7 @@
       <w:pPr>
         <w:pStyle w:val="Textocomentario"/>
       </w:pPr>
-      <w:hyperlink w:history="1" w:anchor="fromView=search&amp;page=1&amp;position=36&amp;uuid=544b173f-1d19-4e64-a7d2-f1c33375e668&amp;query=consumidor" r:id="rId53">
+      <w:hyperlink r:id="rId53" w:anchor="fromView=search&amp;page=1&amp;position=36&amp;uuid=544b173f-1d19-4e64-a7d2-f1c33375e668&amp;query=consumidor" w:history="1">
         <w:r>
           <w:rPr>
             <w:rStyle w:val="Hipervnculo"/>
@@ -23869,7 +23733,7 @@
       </w:pPr>
     </w:p>
   </w:comment>
-  <w:comment w:initials="MOU" w:author="Edison E Mantilla C" w:date="2025-06-10T11:55:00Z" w:id="60">
+  <w:comment w:id="60" w:author="Edison E Mantilla C" w:date="2025-06-10T11:55:00Z" w:initials="MOU">
     <w:p>
       <w:pPr>
         <w:pStyle w:val="Textocomentario"/>
@@ -23890,7 +23754,7 @@
       </w:r>
     </w:p>
   </w:comment>
-  <w:comment w:initials="MOU" w:author="Edison E Mantilla C" w:date="2025-06-09T20:10:00Z" w:id="61">
+  <w:comment w:id="61" w:author="Edison E Mantilla C" w:date="2025-06-09T20:10:00Z" w:initials="MOU">
     <w:p>
       <w:pPr>
         <w:pStyle w:val="Textocomentario"/>
@@ -23906,7 +23770,7 @@
       <w:pPr>
         <w:pStyle w:val="Textocomentario"/>
       </w:pPr>
-      <w:hyperlink w:history="1" w:anchor="fromView=search&amp;page=1&amp;position=5&amp;uuid=439ecb0e-6c0e-4d4e-822b-3cbc63d64503&amp;query=descontrol+financiero" r:id="rId54">
+      <w:hyperlink r:id="rId54" w:anchor="fromView=search&amp;page=1&amp;position=5&amp;uuid=439ecb0e-6c0e-4d4e-822b-3cbc63d64503&amp;query=descontrol+financiero" w:history="1">
         <w:r>
           <w:rPr>
             <w:rStyle w:val="Hipervnculo"/>
@@ -23926,7 +23790,7 @@
       </w:pPr>
     </w:p>
   </w:comment>
-  <w:comment w:initials="MOU" w:author="Edison E Mantilla C" w:date="2025-06-09T19:50:00Z" w:id="62">
+  <w:comment w:id="62" w:author="Edison E Mantilla C" w:date="2025-06-09T19:50:00Z" w:initials="MOU">
     <w:p>
       <w:pPr>
         <w:pStyle w:val="Textocomentario"/>
@@ -23990,7 +23854,7 @@
       </w:r>
     </w:p>
   </w:comment>
-  <w:comment w:initials="MOU" w:author="Edison E Mantilla C" w:date="2025-06-10T13:33:00Z" w:id="63">
+  <w:comment w:id="63" w:author="Edison E Mantilla C" w:date="2025-06-10T13:33:00Z" w:initials="MOU">
     <w:p>
       <w:pPr>
         <w:pStyle w:val="Textocomentario"/>
@@ -24001,7 +23865,7 @@
         </w:rPr>
         <w:annotationRef/>
       </w:r>
-      <w:hyperlink w:history="1" w:anchor="fromView=search&amp;page=1&amp;position=9&amp;uuid=1b5afbf8-8f71-4dd1-be6d-64bbf7ac3703&amp;query=ELABORAR+Presupuesto" r:id="rId56">
+      <w:hyperlink r:id="rId56" w:anchor="fromView=search&amp;page=1&amp;position=9&amp;uuid=1b5afbf8-8f71-4dd1-be6d-64bbf7ac3703&amp;query=ELABORAR+Presupuesto" w:history="1">
         <w:r>
           <w:rPr>
             <w:rStyle w:val="Hipervnculo"/>
@@ -24016,7 +23880,7 @@
       </w:pPr>
     </w:p>
   </w:comment>
-  <w:comment w:initials="MOU" w:author="Edison E Mantilla C" w:date="2025-06-10T13:39:00Z" w:id="64">
+  <w:comment w:id="64" w:author="Edison E Mantilla C" w:date="2025-06-10T13:39:00Z" w:initials="MOU">
     <w:p>
       <w:pPr>
         <w:pStyle w:val="Textocomentario"/>
@@ -24027,7 +23891,7 @@
         </w:rPr>
         <w:annotationRef/>
       </w:r>
-      <w:hyperlink w:history="1" w:anchor="fromView=search&amp;page=1&amp;position=3&amp;uuid=15b8913e-eb7d-478e-b687-5b2741c92f33&amp;query=crédito" r:id="rId57">
+      <w:hyperlink r:id="rId57" w:anchor="fromView=search&amp;page=1&amp;position=3&amp;uuid=15b8913e-eb7d-478e-b687-5b2741c92f33&amp;query=crédito" w:history="1">
         <w:r>
           <w:rPr>
             <w:rStyle w:val="Hipervnculo"/>
@@ -24042,7 +23906,7 @@
       </w:pPr>
     </w:p>
   </w:comment>
-  <w:comment w:initials="MOU" w:author="Edison E Mantilla C" w:date="2025-06-10T13:44:00Z" w:id="65">
+  <w:comment w:id="65" w:author="Edison E Mantilla C" w:date="2025-06-10T13:44:00Z" w:initials="MOU">
     <w:p>
       <w:pPr>
         <w:pStyle w:val="Textocomentario"/>
@@ -24053,7 +23917,7 @@
         </w:rPr>
         <w:annotationRef/>
       </w:r>
-      <w:hyperlink w:history="1" w:anchor="fromView=search&amp;page=1&amp;position=14&amp;uuid=94af665c-28d3-4a71-beca-7029433fc67a&amp;query=buen+manejo+dinero" r:id="rId58">
+      <w:hyperlink r:id="rId58" w:anchor="fromView=search&amp;page=1&amp;position=14&amp;uuid=94af665c-28d3-4a71-beca-7029433fc67a&amp;query=buen+manejo+dinero" w:history="1">
         <w:r>
           <w:rPr>
             <w:rStyle w:val="Hipervnculo"/>
@@ -24068,7 +23932,7 @@
       </w:pPr>
     </w:p>
   </w:comment>
-  <w:comment w:initials="MOU" w:author="Edison E Mantilla C" w:date="2025-06-10T13:48:00Z" w:id="66">
+  <w:comment w:id="66" w:author="Edison E Mantilla C" w:date="2025-06-10T13:48:00Z" w:initials="MOU">
     <w:p>
       <w:pPr>
         <w:pStyle w:val="Textocomentario"/>
@@ -24079,7 +23943,7 @@
         </w:rPr>
         <w:annotationRef/>
       </w:r>
-      <w:hyperlink w:history="1" w:anchor="fromView=search&amp;page=3&amp;position=8&amp;uuid=040015ca-fa13-42eb-843e-cd50d3e94e9f&amp;query=educación+finanzas" r:id="rId59">
+      <w:hyperlink r:id="rId59" w:anchor="fromView=search&amp;page=3&amp;position=8&amp;uuid=040015ca-fa13-42eb-843e-cd50d3e94e9f&amp;query=educación+finanzas" w:history="1">
         <w:r>
           <w:rPr>
             <w:rStyle w:val="Hipervnculo"/>
@@ -24094,7 +23958,7 @@
       </w:pPr>
     </w:p>
   </w:comment>
-  <w:comment w:initials="MOU" w:author="Edison E Mantilla C" w:date="2025-06-10T13:49:00Z" w:id="67">
+  <w:comment w:id="67" w:author="Edison E Mantilla C" w:date="2025-06-10T13:49:00Z" w:initials="MOU">
     <w:p>
       <w:pPr>
         <w:pStyle w:val="Textocomentario"/>
@@ -24105,7 +23969,7 @@
         </w:rPr>
         <w:annotationRef/>
       </w:r>
-      <w:hyperlink w:history="1" w:anchor="fromView=search&amp;page=1&amp;position=8&amp;uuid=10e55516-27df-4cce-bc02-8547c6ec2542&amp;query=gastos+familia" r:id="rId60">
+      <w:hyperlink r:id="rId60" w:anchor="fromView=search&amp;page=1&amp;position=8&amp;uuid=10e55516-27df-4cce-bc02-8547c6ec2542&amp;query=gastos+familia" w:history="1">
         <w:r>
           <w:rPr>
             <w:rStyle w:val="Hipervnculo"/>
@@ -24120,7 +23984,7 @@
       </w:pPr>
     </w:p>
   </w:comment>
-  <w:comment w:initials="MOU" w:author="Edison E Mantilla C" w:date="2025-06-09T18:33:00Z" w:id="68">
+  <w:comment w:id="68" w:author="Edison E Mantilla C" w:date="2025-06-09T18:33:00Z" w:initials="MOU">
     <w:p>
       <w:pPr>
         <w:pStyle w:val="Textocomentario"/>
@@ -24136,7 +24000,7 @@
       <w:pPr>
         <w:pStyle w:val="Textocomentario"/>
       </w:pPr>
-      <w:hyperlink w:history="1" w:anchor="from_element=cross_selling__photo" r:id="rId61">
+      <w:hyperlink r:id="rId61" w:anchor="from_element=cross_selling__photo" w:history="1">
         <w:r>
           <w:rPr>
             <w:rStyle w:val="Hipervnculo"/>
@@ -24159,7 +24023,7 @@
       </w:r>
     </w:p>
   </w:comment>
-  <w:comment w:initials="MOU" w:author="Edison E Mantilla C" w:date="2025-06-11T14:53:00Z" w:id="69">
+  <w:comment w:id="69" w:author="Edison E Mantilla C" w:date="2025-06-11T14:53:00Z" w:initials="MOU">
     <w:p>
       <w:pPr>
         <w:pStyle w:val="Textocomentario"/>
@@ -24371,12 +24235,6 @@
           <w:color w:val="000000"/>
         </w:rPr>
         <w:br/>
-      </w:r>
-      <w:r>
-        <w:rPr>
-          <w:rFonts w:ascii="Arial" w:hAnsi="Arial" w:cs="Arial"/>
-          <w:color w:val="000000"/>
-        </w:rPr>
         <w:t>Al final de esta sección se calcula el “TOTAL GASTOS (B)”.</w:t>
       </w:r>
     </w:p>
@@ -24418,7 +24276,7 @@
       </w:pPr>
     </w:p>
   </w:comment>
-  <w:comment w:initials="MOU" w:author="Edison E Mantilla C" w:date="2025-06-11T15:01:00Z" w:id="70">
+  <w:comment w:id="70" w:author="Edison E Mantilla C" w:date="2025-06-11T15:01:00Z" w:initials="MOU">
     <w:p>
       <w:pPr>
         <w:pStyle w:val="Textocomentario"/>
@@ -24429,7 +24287,7 @@
         </w:rPr>
         <w:annotationRef/>
       </w:r>
-      <w:hyperlink w:history="1" r:id="rId62">
+      <w:hyperlink r:id="rId62" w:history="1">
         <w:r>
           <w:rPr>
             <w:rStyle w:val="Hipervnculo"/>
@@ -24444,7 +24302,7 @@
       </w:pPr>
     </w:p>
   </w:comment>
-  <w:comment w:initials="MOU" w:author="Edison E Mantilla C" w:date="2025-06-11T14:17:00Z" w:id="71">
+  <w:comment w:id="71" w:author="Edison E Mantilla C" w:date="2025-06-11T14:17:00Z" w:initials="MOU">
     <w:p>
       <w:pPr>
         <w:pStyle w:val="Textocomentario"/>
@@ -24455,7 +24313,7 @@
         </w:rPr>
         <w:annotationRef/>
       </w:r>
-      <w:hyperlink w:history="1" r:id="rId63">
+      <w:hyperlink r:id="rId63" w:history="1">
         <w:r>
           <w:rPr>
             <w:rStyle w:val="Hipervnculo"/>
@@ -24470,7 +24328,7 @@
       </w:pPr>
     </w:p>
   </w:comment>
-  <w:comment w:initials="MOU" w:author="Edison E Mantilla C" w:date="2025-06-10T18:48:00Z" w:id="72">
+  <w:comment w:id="72" w:author="Edison E Mantilla C" w:date="2025-06-10T18:48:00Z" w:initials="MOU">
     <w:p>
       <w:pPr>
         <w:pStyle w:val="Textocomentario"/>
@@ -24539,7 +24397,7 @@
       </w:pPr>
     </w:p>
   </w:comment>
-  <w:comment w:initials="MOU" w:author="Edison E Mantilla C" w:date="2025-06-10T18:59:00Z" w:id="73">
+  <w:comment w:id="73" w:author="Edison E Mantilla C" w:date="2025-06-10T18:59:00Z" w:initials="MOU">
     <w:p>
       <w:pPr>
         <w:pStyle w:val="Textocomentario"/>
@@ -24550,7 +24408,7 @@
         </w:rPr>
         <w:annotationRef/>
       </w:r>
-      <w:hyperlink w:history="1" w:anchor="fromView=search&amp;page=1&amp;position=0&amp;uuid=6033d37c-4fac-40dd-8de2-c41061e8ff9e&amp;query=presupuesto+mensual+números+latop" r:id="rId64">
+      <w:hyperlink r:id="rId64" w:anchor="fromView=search&amp;page=1&amp;position=0&amp;uuid=6033d37c-4fac-40dd-8de2-c41061e8ff9e&amp;query=presupuesto+mensual+números+latop" w:history="1">
         <w:r>
           <w:rPr>
             <w:rStyle w:val="Hipervnculo"/>
@@ -24565,7 +24423,7 @@
       </w:pPr>
     </w:p>
   </w:comment>
-  <w:comment w:initials="MOU" w:author="Edison E Mantilla C" w:date="2025-06-10T19:03:00Z" w:id="74">
+  <w:comment w:id="74" w:author="Edison E Mantilla C" w:date="2025-06-10T19:03:00Z" w:initials="MOU">
     <w:p>
       <w:pPr>
         <w:pStyle w:val="Textocomentario"/>
@@ -24576,7 +24434,7 @@
         </w:rPr>
         <w:annotationRef/>
       </w:r>
-      <w:hyperlink w:history="1" w:anchor="from_element=cross_selling__photo" r:id="rId65">
+      <w:hyperlink r:id="rId65" w:anchor="from_element=cross_selling__photo" w:history="1">
         <w:r>
           <w:rPr>
             <w:rStyle w:val="Hipervnculo"/>
@@ -24591,7 +24449,7 @@
       </w:pPr>
     </w:p>
   </w:comment>
-  <w:comment w:initials="MOU" w:author="Edison E Mantilla C" w:date="2025-06-10T19:05:00Z" w:id="75">
+  <w:comment w:id="75" w:author="Edison E Mantilla C" w:date="2025-06-10T19:05:00Z" w:initials="MOU">
     <w:p>
       <w:pPr>
         <w:pStyle w:val="Textocomentario"/>
@@ -24602,7 +24460,7 @@
         </w:rPr>
         <w:annotationRef/>
       </w:r>
-      <w:hyperlink w:history="1" w:anchor="fromView=search&amp;page=1&amp;position=4&amp;uuid=c640c60d-eb6a-489f-9a7e-c9f6b23f5bf7&amp;query=ahorrar" r:id="rId66">
+      <w:hyperlink r:id="rId66" w:anchor="fromView=search&amp;page=1&amp;position=4&amp;uuid=c640c60d-eb6a-489f-9a7e-c9f6b23f5bf7&amp;query=ahorrar" w:history="1">
         <w:r>
           <w:rPr>
             <w:rStyle w:val="Hipervnculo"/>
@@ -24617,7 +24475,7 @@
       </w:pPr>
     </w:p>
   </w:comment>
-  <w:comment w:initials="MOU" w:author="Edison E Mantilla C" w:date="2025-06-10T19:07:00Z" w:id="76">
+  <w:comment w:id="76" w:author="Edison E Mantilla C" w:date="2025-06-10T19:07:00Z" w:initials="MOU">
     <w:p>
       <w:pPr>
         <w:pStyle w:val="Textocomentario"/>
@@ -24628,7 +24486,7 @@
         </w:rPr>
         <w:annotationRef/>
       </w:r>
-      <w:hyperlink w:history="1" w:anchor="fromView=search&amp;page=1&amp;position=3&amp;uuid=5af2869c-2b2e-4c29-816c-eeb6e4f14902&amp;query=créditos+banco" r:id="rId67">
+      <w:hyperlink r:id="rId67" w:anchor="fromView=search&amp;page=1&amp;position=3&amp;uuid=5af2869c-2b2e-4c29-816c-eeb6e4f14902&amp;query=créditos+banco" w:history="1">
         <w:r>
           <w:rPr>
             <w:rStyle w:val="Hipervnculo"/>
@@ -24643,7 +24501,7 @@
       </w:pPr>
     </w:p>
   </w:comment>
-  <w:comment w:initials="MOU" w:author="Edison E Mantilla C" w:date="2025-06-10T19:08:00Z" w:id="77">
+  <w:comment w:id="77" w:author="Edison E Mantilla C" w:date="2025-06-10T19:08:00Z" w:initials="MOU">
     <w:p>
       <w:pPr>
         <w:pStyle w:val="Textocomentario"/>
@@ -24654,7 +24512,7 @@
         </w:rPr>
         <w:annotationRef/>
       </w:r>
-      <w:hyperlink w:history="1" w:anchor="fromView=search&amp;page=1&amp;position=10&amp;uuid=5c552062-efe6-4a53-b780-8b5d484dac4b&amp;query=educación+financiera" r:id="rId68">
+      <w:hyperlink r:id="rId68" w:anchor="fromView=search&amp;page=1&amp;position=10&amp;uuid=5c552062-efe6-4a53-b780-8b5d484dac4b&amp;query=educación+financiera" w:history="1">
         <w:r>
           <w:rPr>
             <w:rStyle w:val="Hipervnculo"/>
@@ -24669,7 +24527,7 @@
       </w:pPr>
     </w:p>
   </w:comment>
-  <w:comment w:initials="MOU" w:author="Edison E Mantilla C" w:date="2025-06-10T19:11:00Z" w:id="78">
+  <w:comment w:id="78" w:author="Edison E Mantilla C" w:date="2025-06-10T19:11:00Z" w:initials="MOU">
     <w:p>
       <w:pPr>
         <w:pStyle w:val="Textocomentario"/>
@@ -24680,7 +24538,7 @@
         </w:rPr>
         <w:annotationRef/>
       </w:r>
-      <w:hyperlink w:history="1" w:anchor="fromView=search&amp;page=1&amp;position=21&amp;uuid=c825e14b-d8e4-432a-b019-9a3bf38257e5&amp;query=plan+financiero" r:id="rId69">
+      <w:hyperlink r:id="rId69" w:anchor="fromView=search&amp;page=1&amp;position=21&amp;uuid=c825e14b-d8e4-432a-b019-9a3bf38257e5&amp;query=plan+financiero" w:history="1">
         <w:r>
           <w:rPr>
             <w:rStyle w:val="Hipervnculo"/>
@@ -24695,7 +24553,7 @@
       </w:pPr>
     </w:p>
   </w:comment>
-  <w:comment w:initials="MOU" w:author="Edison E Mantilla C" w:date="2025-06-10T19:12:00Z" w:id="79">
+  <w:comment w:id="79" w:author="Edison E Mantilla C" w:date="2025-06-10T19:12:00Z" w:initials="MOU">
     <w:p>
       <w:pPr>
         <w:pStyle w:val="Textocomentario"/>
@@ -24706,7 +24564,7 @@
         </w:rPr>
         <w:annotationRef/>
       </w:r>
-      <w:hyperlink w:history="1" w:anchor="fromView=search&amp;page=1&amp;position=0&amp;uuid=079042d5-57db-4dd2-a3c9-3ad0c4802f9f&amp;query=diversificación+de+ingresos" r:id="rId70">
+      <w:hyperlink r:id="rId70" w:anchor="fromView=search&amp;page=1&amp;position=0&amp;uuid=079042d5-57db-4dd2-a3c9-3ad0c4802f9f&amp;query=diversificación+de+ingresos" w:history="1">
         <w:r>
           <w:rPr>
             <w:rStyle w:val="Hipervnculo"/>
@@ -24721,7 +24579,7 @@
       </w:pPr>
     </w:p>
   </w:comment>
-  <w:comment w:initials="MOU" w:author="Edison E Mantilla C" w:date="2025-06-10T19:14:00Z" w:id="80">
+  <w:comment w:id="80" w:author="Edison E Mantilla C" w:date="2025-06-10T19:14:00Z" w:initials="MOU">
     <w:p>
       <w:pPr>
         <w:pStyle w:val="Textocomentario"/>
@@ -24732,7 +24590,7 @@
         </w:rPr>
         <w:annotationRef/>
       </w:r>
-      <w:hyperlink w:history="1" w:anchor="from_element=cross_selling__photo" r:id="rId71">
+      <w:hyperlink r:id="rId71" w:anchor="from_element=cross_selling__photo" w:history="1">
         <w:r>
           <w:rPr>
             <w:rStyle w:val="Hipervnculo"/>
@@ -24747,7 +24605,7 @@
       </w:pPr>
     </w:p>
   </w:comment>
-  <w:comment w:initials="MOU" w:author="Edison E Mantilla C" w:date="2025-06-10T19:27:00Z" w:id="81">
+  <w:comment w:id="81" w:author="Edison E Mantilla C" w:date="2025-06-10T19:27:00Z" w:initials="MOU">
     <w:p>
       <w:pPr>
         <w:pStyle w:val="Textocomentario"/>
@@ -24758,7 +24616,7 @@
         </w:rPr>
         <w:annotationRef/>
       </w:r>
-      <w:hyperlink w:history="1" w:anchor="from_element=cross_selling__photo" r:id="rId72">
+      <w:hyperlink r:id="rId72" w:anchor="from_element=cross_selling__photo" w:history="1">
         <w:r>
           <w:rPr>
             <w:rStyle w:val="Hipervnculo"/>
@@ -24773,7 +24631,7 @@
       </w:pPr>
     </w:p>
   </w:comment>
-  <w:comment w:initials="MOU" w:author="Edison E Mantilla C" w:date="2025-06-10T19:30:00Z" w:id="82">
+  <w:comment w:id="82" w:author="Edison E Mantilla C" w:date="2025-06-10T19:30:00Z" w:initials="MOU">
     <w:p>
       <w:pPr>
         <w:pStyle w:val="Textocomentario"/>
@@ -24784,7 +24642,7 @@
         </w:rPr>
         <w:annotationRef/>
       </w:r>
-      <w:hyperlink w:history="1" w:anchor="from_element=cross_selling__photo" r:id="rId73">
+      <w:hyperlink r:id="rId73" w:anchor="from_element=cross_selling__photo" w:history="1">
         <w:r>
           <w:rPr>
             <w:rStyle w:val="Hipervnculo"/>
@@ -24799,7 +24657,7 @@
       </w:pPr>
     </w:p>
   </w:comment>
-  <w:comment w:initials="MOU" w:author="Edison E Mantilla C" w:date="2025-07-04T14:23:00Z" w:id="83">
+  <w:comment w:id="83" w:author="Edison E Mantilla C" w:date="2025-07-04T14:23:00Z" w:initials="MOU">
     <w:p>
       <w:pPr>
         <w:pStyle w:val="Textocomentario"/>
@@ -24815,7 +24673,7 @@
       </w:r>
     </w:p>
   </w:comment>
-  <w:comment w:initials="EC" w:author="Edison Eduardo Mantilla Cuadros" w:date="2025-07-04T15:02:00Z" w:id="84">
+  <w:comment w:id="84" w:author="Edison Eduardo Mantilla Cuadros" w:date="2025-07-04T15:02:00Z" w:initials="EC">
     <w:p>
       <w:r>
         <w:annotationRef/>
@@ -25154,7 +25012,7 @@
       <w:ind w:left="-2" w:hanging="2"/>
       <w:jc w:val="right"/>
       <w:rPr>
-        <w:rFonts w:ascii="Times New Roman" w:hAnsi="Times New Roman" w:eastAsia="Times New Roman" w:cs="Times New Roman"/>
+        <w:rFonts w:ascii="Times New Roman" w:eastAsia="Times New Roman" w:hAnsi="Times New Roman" w:cs="Times New Roman"/>
         <w:sz w:val="24"/>
         <w:szCs w:val="24"/>
       </w:rPr>
@@ -25165,7 +25023,7 @@
       <w:pStyle w:val="Normal0"/>
       <w:spacing w:line="240" w:lineRule="auto"/>
       <w:rPr>
-        <w:rFonts w:ascii="Times New Roman" w:hAnsi="Times New Roman" w:eastAsia="Times New Roman" w:cs="Times New Roman"/>
+        <w:rFonts w:ascii="Times New Roman" w:eastAsia="Times New Roman" w:hAnsi="Times New Roman" w:cs="Times New Roman"/>
         <w:sz w:val="24"/>
         <w:szCs w:val="24"/>
       </w:rPr>
@@ -25250,7 +25108,7 @@
 </file>
 
 <file path=word/header1.xml><?xml version="1.0" encoding="utf-8"?>
-<w:hdr xmlns:wpc="http://schemas.microsoft.com/office/word/2010/wordprocessingCanvas" xmlns:cx="http://schemas.microsoft.com/office/drawing/2014/chartex" xmlns:cx1="http://schemas.microsoft.com/office/drawing/2015/9/8/chartex" xmlns:cx2="http://schemas.microsoft.com/office/drawing/2015/10/21/chartex" xmlns:cx3="http://schemas.microsoft.com/office/drawing/2016/5/9/chartex" xmlns:cx4="http://schemas.microsoft.com/office/drawing/2016/5/10/chartex" xmlns:cx5="http://schemas.microsoft.com/office/drawing/2016/5/11/chartex" xmlns:cx6="http://schemas.microsoft.com/office/drawing/2016/5/12/chartex" xmlns:cx7="http://schemas.microsoft.com/office/drawing/2016/5/13/chartex" xmlns:cx8="http://schemas.microsoft.com/office/drawing/2016/5/14/chartex" xmlns:mc="http://schemas.openxmlformats.org/markup-compatibility/2006" xmlns:aink="http://schemas.microsoft.com/office/drawing/2016/ink" xmlns:am3d="http://schemas.microsoft.com/office/drawing/2017/model3d" xmlns:o="urn:schemas-microsoft-com:office:office" xmlns:oel="http://schemas.microsoft.com/office/2019/extlst" xmlns:r="http://schemas.openxmlformats.org/officeDocument/2006/relationships" xmlns:m="http://schemas.openxmlformats.org/officeDocument/2006/math" xmlns:v="urn:schemas-microsoft-com:vml" xmlns:wp14="http://schemas.microsoft.com/office/word/2010/wordprocessingDrawing" xmlns:wp="http://schemas.openxmlformats.org/drawingml/2006/wordprocessingDrawing" xmlns:w10="urn:schemas-microsoft-com:office:word" xmlns:w="http://schemas.openxmlformats.org/wordprocessingml/2006/main" xmlns:w14="http://schemas.microsoft.com/office/word/2010/wordml" xmlns:w15="http://schemas.microsoft.com/office/word/2012/wordml" xmlns:w16cex="http://schemas.microsoft.com/office/word/2018/wordml/cex" xmlns:w16cid="http://schemas.microsoft.com/office/word/2016/wordml/cid" xmlns:w16="http://schemas.microsoft.com/office/word/2018/wordml" xmlns:w16du="http://schemas.microsoft.com/office/word/2023/wordml/word16du" xmlns:w16sdtdh="http://schemas.microsoft.com/office/word/2020/wordml/sdtdatahash" xmlns:w16sdtfl="http://schemas.microsoft.com/office/word/2024/wordml/sdtformatlock" xmlns:w16se="http://schemas.microsoft.com/office/word/2015/wordml/symex" xmlns:wpg="http://schemas.microsoft.com/office/word/2010/wordprocessingGroup" xmlns:wpi="http://schemas.microsoft.com/office/word/2010/wordprocessingInk" xmlns:wne="http://schemas.microsoft.com/office/word/2006/wordml" xmlns:wps="http://schemas.microsoft.com/office/word/2010/wordprocessingShape" xmlns:a="http://schemas.openxmlformats.org/drawingml/2006/main" xmlns:pic="http://schemas.openxmlformats.org/drawingml/2006/picture" xmlns:a14="http://schemas.microsoft.com/office/drawing/2010/main" mc:Ignorable="w14 w15 w16se w16cid w16 w16cex w16sdtdh w16sdtfl w16du wp14">
+<w:hdr xmlns:wpc="http://schemas.microsoft.com/office/word/2010/wordprocessingCanvas" xmlns:cx="http://schemas.microsoft.com/office/drawing/2014/chartex" xmlns:cx1="http://schemas.microsoft.com/office/drawing/2015/9/8/chartex" xmlns:cx2="http://schemas.microsoft.com/office/drawing/2015/10/21/chartex" xmlns:cx3="http://schemas.microsoft.com/office/drawing/2016/5/9/chartex" xmlns:cx4="http://schemas.microsoft.com/office/drawing/2016/5/10/chartex" xmlns:cx5="http://schemas.microsoft.com/office/drawing/2016/5/11/chartex" xmlns:cx6="http://schemas.microsoft.com/office/drawing/2016/5/12/chartex" xmlns:cx7="http://schemas.microsoft.com/office/drawing/2016/5/13/chartex" xmlns:cx8="http://schemas.microsoft.com/office/drawing/2016/5/14/chartex" xmlns:mc="http://schemas.openxmlformats.org/markup-compatibility/2006" xmlns:aink="http://schemas.microsoft.com/office/drawing/2016/ink" xmlns:am3d="http://schemas.microsoft.com/office/drawing/2017/model3d" xmlns:o="urn:schemas-microsoft-com:office:office" xmlns:oel="http://schemas.microsoft.com/office/2019/extlst" xmlns:r="http://schemas.openxmlformats.org/officeDocument/2006/relationships" xmlns:m="http://schemas.openxmlformats.org/officeDocument/2006/math" xmlns:v="urn:schemas-microsoft-com:vml" xmlns:wp14="http://schemas.microsoft.com/office/word/2010/wordprocessingDrawing" xmlns:wp="http://schemas.openxmlformats.org/drawingml/2006/wordprocessingDrawing" xmlns:w10="urn:schemas-microsoft-com:office:word" xmlns:w="http://schemas.openxmlformats.org/wordprocessingml/2006/main" xmlns:w14="http://schemas.microsoft.com/office/word/2010/wordml" xmlns:w15="http://schemas.microsoft.com/office/word/2012/wordml" xmlns:w16cex="http://schemas.microsoft.com/office/word/2018/wordml/cex" xmlns:w16cid="http://schemas.microsoft.com/office/word/2016/wordml/cid" xmlns:w16="http://schemas.microsoft.com/office/word/2018/wordml" xmlns:w16du="http://schemas.microsoft.com/office/word/2023/wordml/word16du" xmlns:w16sdtdh="http://schemas.microsoft.com/office/word/2020/wordml/sdtdatahash" xmlns:w16sdtfl="http://schemas.microsoft.com/office/word/2024/wordml/sdtformatlock" xmlns:w16se="http://schemas.microsoft.com/office/word/2015/wordml/symex" xmlns:wpg="http://schemas.microsoft.com/office/word/2010/wordprocessingGroup" xmlns:wpi="http://schemas.microsoft.com/office/word/2010/wordprocessingInk" xmlns:wne="http://schemas.microsoft.com/office/word/2006/wordml" xmlns:wps="http://schemas.microsoft.com/office/word/2010/wordprocessingShape" mc:Ignorable="w14 w15 w16se w16cid w16 w16cex w16sdtdh w16sdtfl w16du wp14">
   <w:p>
     <w:pPr>
       <w:pStyle w:val="Normal0"/>
@@ -25529,7 +25387,7 @@
         <w:ind w:left="720" w:hanging="360"/>
       </w:pPr>
       <w:rPr>
-        <w:rFonts w:hint="default" w:ascii="Symbol" w:hAnsi="Symbol"/>
+        <w:rFonts w:ascii="Symbol" w:hAnsi="Symbol" w:hint="default"/>
       </w:rPr>
     </w:lvl>
     <w:lvl w:ilvl="1" w:tplc="240A0003" w:tentative="1">
@@ -25541,7 +25399,7 @@
         <w:ind w:left="1440" w:hanging="360"/>
       </w:pPr>
       <w:rPr>
-        <w:rFonts w:hint="default" w:ascii="Courier New" w:hAnsi="Courier New" w:cs="Courier New"/>
+        <w:rFonts w:ascii="Courier New" w:hAnsi="Courier New" w:cs="Courier New" w:hint="default"/>
       </w:rPr>
     </w:lvl>
     <w:lvl w:ilvl="2" w:tplc="240A0005" w:tentative="1">
@@ -25553,7 +25411,7 @@
         <w:ind w:left="2160" w:hanging="360"/>
       </w:pPr>
       <w:rPr>
-        <w:rFonts w:hint="default" w:ascii="Wingdings" w:hAnsi="Wingdings"/>
+        <w:rFonts w:ascii="Wingdings" w:hAnsi="Wingdings" w:hint="default"/>
       </w:rPr>
     </w:lvl>
     <w:lvl w:ilvl="3" w:tplc="240A0001" w:tentative="1">
@@ -25565,7 +25423,7 @@
         <w:ind w:left="2880" w:hanging="360"/>
       </w:pPr>
       <w:rPr>
-        <w:rFonts w:hint="default" w:ascii="Symbol" w:hAnsi="Symbol"/>
+        <w:rFonts w:ascii="Symbol" w:hAnsi="Symbol" w:hint="default"/>
       </w:rPr>
     </w:lvl>
     <w:lvl w:ilvl="4" w:tplc="240A0003" w:tentative="1">
@@ -25577,7 +25435,7 @@
         <w:ind w:left="3600" w:hanging="360"/>
       </w:pPr>
       <w:rPr>
-        <w:rFonts w:hint="default" w:ascii="Courier New" w:hAnsi="Courier New" w:cs="Courier New"/>
+        <w:rFonts w:ascii="Courier New" w:hAnsi="Courier New" w:cs="Courier New" w:hint="default"/>
       </w:rPr>
     </w:lvl>
     <w:lvl w:ilvl="5" w:tplc="240A0005" w:tentative="1">
@@ -25589,7 +25447,7 @@
         <w:ind w:left="4320" w:hanging="360"/>
       </w:pPr>
       <w:rPr>
-        <w:rFonts w:hint="default" w:ascii="Wingdings" w:hAnsi="Wingdings"/>
+        <w:rFonts w:ascii="Wingdings" w:hAnsi="Wingdings" w:hint="default"/>
       </w:rPr>
     </w:lvl>
     <w:lvl w:ilvl="6" w:tplc="240A0001" w:tentative="1">
@@ -25601,7 +25459,7 @@
         <w:ind w:left="5040" w:hanging="360"/>
       </w:pPr>
       <w:rPr>
-        <w:rFonts w:hint="default" w:ascii="Symbol" w:hAnsi="Symbol"/>
+        <w:rFonts w:ascii="Symbol" w:hAnsi="Symbol" w:hint="default"/>
       </w:rPr>
     </w:lvl>
     <w:lvl w:ilvl="7" w:tplc="240A0003" w:tentative="1">
@@ -25613,7 +25471,7 @@
         <w:ind w:left="5760" w:hanging="360"/>
       </w:pPr>
       <w:rPr>
-        <w:rFonts w:hint="default" w:ascii="Courier New" w:hAnsi="Courier New" w:cs="Courier New"/>
+        <w:rFonts w:ascii="Courier New" w:hAnsi="Courier New" w:cs="Courier New" w:hint="default"/>
       </w:rPr>
     </w:lvl>
     <w:lvl w:ilvl="8" w:tplc="240A0005" w:tentative="1">
@@ -25625,7 +25483,7 @@
         <w:ind w:left="6480" w:hanging="360"/>
       </w:pPr>
       <w:rPr>
-        <w:rFonts w:hint="default" w:ascii="Wingdings" w:hAnsi="Wingdings"/>
+        <w:rFonts w:ascii="Wingdings" w:hAnsi="Wingdings" w:hint="default"/>
       </w:rPr>
     </w:lvl>
   </w:abstractNum>
@@ -25645,7 +25503,7 @@
         <w:ind w:left="720" w:hanging="360"/>
       </w:pPr>
       <w:rPr>
-        <w:rFonts w:hint="default" w:ascii="Symbol" w:hAnsi="Symbol"/>
+        <w:rFonts w:ascii="Symbol" w:hAnsi="Symbol" w:hint="default"/>
         <w:sz w:val="20"/>
       </w:rPr>
     </w:lvl>
@@ -25661,7 +25519,7 @@
         <w:ind w:left="1440" w:hanging="360"/>
       </w:pPr>
       <w:rPr>
-        <w:rFonts w:hint="default" w:ascii="Courier New" w:hAnsi="Courier New"/>
+        <w:rFonts w:ascii="Courier New" w:hAnsi="Courier New" w:hint="default"/>
         <w:sz w:val="20"/>
       </w:rPr>
     </w:lvl>
@@ -25677,7 +25535,7 @@
         <w:ind w:left="2160" w:hanging="360"/>
       </w:pPr>
       <w:rPr>
-        <w:rFonts w:hint="default" w:ascii="Wingdings" w:hAnsi="Wingdings"/>
+        <w:rFonts w:ascii="Wingdings" w:hAnsi="Wingdings" w:hint="default"/>
         <w:sz w:val="20"/>
       </w:rPr>
     </w:lvl>
@@ -25693,7 +25551,7 @@
         <w:ind w:left="2880" w:hanging="360"/>
       </w:pPr>
       <w:rPr>
-        <w:rFonts w:hint="default" w:ascii="Wingdings" w:hAnsi="Wingdings"/>
+        <w:rFonts w:ascii="Wingdings" w:hAnsi="Wingdings" w:hint="default"/>
         <w:sz w:val="20"/>
       </w:rPr>
     </w:lvl>
@@ -25709,7 +25567,7 @@
         <w:ind w:left="3600" w:hanging="360"/>
       </w:pPr>
       <w:rPr>
-        <w:rFonts w:hint="default" w:ascii="Wingdings" w:hAnsi="Wingdings"/>
+        <w:rFonts w:ascii="Wingdings" w:hAnsi="Wingdings" w:hint="default"/>
         <w:sz w:val="20"/>
       </w:rPr>
     </w:lvl>
@@ -25725,7 +25583,7 @@
         <w:ind w:left="4320" w:hanging="360"/>
       </w:pPr>
       <w:rPr>
-        <w:rFonts w:hint="default" w:ascii="Wingdings" w:hAnsi="Wingdings"/>
+        <w:rFonts w:ascii="Wingdings" w:hAnsi="Wingdings" w:hint="default"/>
         <w:sz w:val="20"/>
       </w:rPr>
     </w:lvl>
@@ -25741,7 +25599,7 @@
         <w:ind w:left="5040" w:hanging="360"/>
       </w:pPr>
       <w:rPr>
-        <w:rFonts w:hint="default" w:ascii="Wingdings" w:hAnsi="Wingdings"/>
+        <w:rFonts w:ascii="Wingdings" w:hAnsi="Wingdings" w:hint="default"/>
         <w:sz w:val="20"/>
       </w:rPr>
     </w:lvl>
@@ -25757,7 +25615,7 @@
         <w:ind w:left="5760" w:hanging="360"/>
       </w:pPr>
       <w:rPr>
-        <w:rFonts w:hint="default" w:ascii="Wingdings" w:hAnsi="Wingdings"/>
+        <w:rFonts w:ascii="Wingdings" w:hAnsi="Wingdings" w:hint="default"/>
         <w:sz w:val="20"/>
       </w:rPr>
     </w:lvl>
@@ -25773,7 +25631,7 @@
         <w:ind w:left="6480" w:hanging="360"/>
       </w:pPr>
       <w:rPr>
-        <w:rFonts w:hint="default" w:ascii="Wingdings" w:hAnsi="Wingdings"/>
+        <w:rFonts w:ascii="Wingdings" w:hAnsi="Wingdings" w:hint="default"/>
         <w:sz w:val="20"/>
       </w:rPr>
     </w:lvl>
@@ -25794,7 +25652,7 @@
         <w:ind w:left="720" w:hanging="360"/>
       </w:pPr>
       <w:rPr>
-        <w:rFonts w:hint="default" w:ascii="Symbol" w:hAnsi="Symbol"/>
+        <w:rFonts w:ascii="Symbol" w:hAnsi="Symbol" w:hint="default"/>
         <w:sz w:val="20"/>
       </w:rPr>
     </w:lvl>
@@ -25810,7 +25668,7 @@
         <w:ind w:left="1440" w:hanging="360"/>
       </w:pPr>
       <w:rPr>
-        <w:rFonts w:hint="default" w:ascii="Courier New" w:hAnsi="Courier New"/>
+        <w:rFonts w:ascii="Courier New" w:hAnsi="Courier New" w:hint="default"/>
         <w:sz w:val="20"/>
       </w:rPr>
     </w:lvl>
@@ -25826,7 +25684,7 @@
         <w:ind w:left="2160" w:hanging="360"/>
       </w:pPr>
       <w:rPr>
-        <w:rFonts w:hint="default" w:ascii="Wingdings" w:hAnsi="Wingdings"/>
+        <w:rFonts w:ascii="Wingdings" w:hAnsi="Wingdings" w:hint="default"/>
         <w:sz w:val="20"/>
       </w:rPr>
     </w:lvl>
@@ -25842,7 +25700,7 @@
         <w:ind w:left="2880" w:hanging="360"/>
       </w:pPr>
       <w:rPr>
-        <w:rFonts w:hint="default" w:ascii="Wingdings" w:hAnsi="Wingdings"/>
+        <w:rFonts w:ascii="Wingdings" w:hAnsi="Wingdings" w:hint="default"/>
         <w:sz w:val="20"/>
       </w:rPr>
     </w:lvl>
@@ -25858,7 +25716,7 @@
         <w:ind w:left="3600" w:hanging="360"/>
       </w:pPr>
       <w:rPr>
-        <w:rFonts w:hint="default" w:ascii="Wingdings" w:hAnsi="Wingdings"/>
+        <w:rFonts w:ascii="Wingdings" w:hAnsi="Wingdings" w:hint="default"/>
         <w:sz w:val="20"/>
       </w:rPr>
     </w:lvl>
@@ -25874,7 +25732,7 @@
         <w:ind w:left="4320" w:hanging="360"/>
       </w:pPr>
       <w:rPr>
-        <w:rFonts w:hint="default" w:ascii="Wingdings" w:hAnsi="Wingdings"/>
+        <w:rFonts w:ascii="Wingdings" w:hAnsi="Wingdings" w:hint="default"/>
         <w:sz w:val="20"/>
       </w:rPr>
     </w:lvl>
@@ -25890,7 +25748,7 @@
         <w:ind w:left="5040" w:hanging="360"/>
       </w:pPr>
       <w:rPr>
-        <w:rFonts w:hint="default" w:ascii="Wingdings" w:hAnsi="Wingdings"/>
+        <w:rFonts w:ascii="Wingdings" w:hAnsi="Wingdings" w:hint="default"/>
         <w:sz w:val="20"/>
       </w:rPr>
     </w:lvl>
@@ -25906,7 +25764,7 @@
         <w:ind w:left="5760" w:hanging="360"/>
       </w:pPr>
       <w:rPr>
-        <w:rFonts w:hint="default" w:ascii="Wingdings" w:hAnsi="Wingdings"/>
+        <w:rFonts w:ascii="Wingdings" w:hAnsi="Wingdings" w:hint="default"/>
         <w:sz w:val="20"/>
       </w:rPr>
     </w:lvl>
@@ -25922,7 +25780,7 @@
         <w:ind w:left="6480" w:hanging="360"/>
       </w:pPr>
       <w:rPr>
-        <w:rFonts w:hint="default" w:ascii="Wingdings" w:hAnsi="Wingdings"/>
+        <w:rFonts w:ascii="Wingdings" w:hAnsi="Wingdings" w:hint="default"/>
         <w:sz w:val="20"/>
       </w:rPr>
     </w:lvl>
@@ -26032,7 +25890,7 @@
         <w:ind w:left="720" w:hanging="360"/>
       </w:pPr>
       <w:rPr>
-        <w:rFonts w:hint="default" w:ascii="Symbol" w:hAnsi="Symbol"/>
+        <w:rFonts w:ascii="Symbol" w:hAnsi="Symbol" w:hint="default"/>
         <w:sz w:val="20"/>
       </w:rPr>
     </w:lvl>
@@ -26048,7 +25906,7 @@
         <w:ind w:left="1440" w:hanging="360"/>
       </w:pPr>
       <w:rPr>
-        <w:rFonts w:hint="default" w:ascii="Courier New" w:hAnsi="Courier New"/>
+        <w:rFonts w:ascii="Courier New" w:hAnsi="Courier New" w:hint="default"/>
         <w:sz w:val="20"/>
       </w:rPr>
     </w:lvl>
@@ -26064,7 +25922,7 @@
         <w:ind w:left="2160" w:hanging="360"/>
       </w:pPr>
       <w:rPr>
-        <w:rFonts w:hint="default" w:ascii="Wingdings" w:hAnsi="Wingdings"/>
+        <w:rFonts w:ascii="Wingdings" w:hAnsi="Wingdings" w:hint="default"/>
         <w:sz w:val="20"/>
       </w:rPr>
     </w:lvl>
@@ -26080,7 +25938,7 @@
         <w:ind w:left="2880" w:hanging="360"/>
       </w:pPr>
       <w:rPr>
-        <w:rFonts w:hint="default" w:ascii="Wingdings" w:hAnsi="Wingdings"/>
+        <w:rFonts w:ascii="Wingdings" w:hAnsi="Wingdings" w:hint="default"/>
         <w:sz w:val="20"/>
       </w:rPr>
     </w:lvl>
@@ -26096,7 +25954,7 @@
         <w:ind w:left="3600" w:hanging="360"/>
       </w:pPr>
       <w:rPr>
-        <w:rFonts w:hint="default" w:ascii="Wingdings" w:hAnsi="Wingdings"/>
+        <w:rFonts w:ascii="Wingdings" w:hAnsi="Wingdings" w:hint="default"/>
         <w:sz w:val="20"/>
       </w:rPr>
     </w:lvl>
@@ -26112,7 +25970,7 @@
         <w:ind w:left="4320" w:hanging="360"/>
       </w:pPr>
       <w:rPr>
-        <w:rFonts w:hint="default" w:ascii="Wingdings" w:hAnsi="Wingdings"/>
+        <w:rFonts w:ascii="Wingdings" w:hAnsi="Wingdings" w:hint="default"/>
         <w:sz w:val="20"/>
       </w:rPr>
     </w:lvl>
@@ -26128,7 +25986,7 @@
         <w:ind w:left="5040" w:hanging="360"/>
       </w:pPr>
       <w:rPr>
-        <w:rFonts w:hint="default" w:ascii="Wingdings" w:hAnsi="Wingdings"/>
+        <w:rFonts w:ascii="Wingdings" w:hAnsi="Wingdings" w:hint="default"/>
         <w:sz w:val="20"/>
       </w:rPr>
     </w:lvl>
@@ -26144,7 +26002,7 @@
         <w:ind w:left="5760" w:hanging="360"/>
       </w:pPr>
       <w:rPr>
-        <w:rFonts w:hint="default" w:ascii="Wingdings" w:hAnsi="Wingdings"/>
+        <w:rFonts w:ascii="Wingdings" w:hAnsi="Wingdings" w:hint="default"/>
         <w:sz w:val="20"/>
       </w:rPr>
     </w:lvl>
@@ -26160,7 +26018,7 @@
         <w:ind w:left="6480" w:hanging="360"/>
       </w:pPr>
       <w:rPr>
-        <w:rFonts w:hint="default" w:ascii="Wingdings" w:hAnsi="Wingdings"/>
+        <w:rFonts w:ascii="Wingdings" w:hAnsi="Wingdings" w:hint="default"/>
         <w:sz w:val="20"/>
       </w:rPr>
     </w:lvl>
@@ -26181,7 +26039,7 @@
         <w:ind w:left="720" w:hanging="360"/>
       </w:pPr>
       <w:rPr>
-        <w:rFonts w:hint="default" w:ascii="Symbol" w:hAnsi="Symbol"/>
+        <w:rFonts w:ascii="Symbol" w:hAnsi="Symbol" w:hint="default"/>
         <w:sz w:val="20"/>
       </w:rPr>
     </w:lvl>
@@ -26197,7 +26055,7 @@
         <w:ind w:left="1440" w:hanging="360"/>
       </w:pPr>
       <w:rPr>
-        <w:rFonts w:hint="default" w:ascii="Courier New" w:hAnsi="Courier New"/>
+        <w:rFonts w:ascii="Courier New" w:hAnsi="Courier New" w:hint="default"/>
         <w:sz w:val="20"/>
       </w:rPr>
     </w:lvl>
@@ -26213,7 +26071,7 @@
         <w:ind w:left="2160" w:hanging="360"/>
       </w:pPr>
       <w:rPr>
-        <w:rFonts w:hint="default" w:ascii="Wingdings" w:hAnsi="Wingdings"/>
+        <w:rFonts w:ascii="Wingdings" w:hAnsi="Wingdings" w:hint="default"/>
         <w:sz w:val="20"/>
       </w:rPr>
     </w:lvl>
@@ -26229,7 +26087,7 @@
         <w:ind w:left="2880" w:hanging="360"/>
       </w:pPr>
       <w:rPr>
-        <w:rFonts w:hint="default" w:ascii="Wingdings" w:hAnsi="Wingdings"/>
+        <w:rFonts w:ascii="Wingdings" w:hAnsi="Wingdings" w:hint="default"/>
         <w:sz w:val="20"/>
       </w:rPr>
     </w:lvl>
@@ -26245,7 +26103,7 @@
         <w:ind w:left="3600" w:hanging="360"/>
       </w:pPr>
       <w:rPr>
-        <w:rFonts w:hint="default" w:ascii="Wingdings" w:hAnsi="Wingdings"/>
+        <w:rFonts w:ascii="Wingdings" w:hAnsi="Wingdings" w:hint="default"/>
         <w:sz w:val="20"/>
       </w:rPr>
     </w:lvl>
@@ -26261,7 +26119,7 @@
         <w:ind w:left="4320" w:hanging="360"/>
       </w:pPr>
       <w:rPr>
-        <w:rFonts w:hint="default" w:ascii="Wingdings" w:hAnsi="Wingdings"/>
+        <w:rFonts w:ascii="Wingdings" w:hAnsi="Wingdings" w:hint="default"/>
         <w:sz w:val="20"/>
       </w:rPr>
     </w:lvl>
@@ -26277,7 +26135,7 @@
         <w:ind w:left="5040" w:hanging="360"/>
       </w:pPr>
       <w:rPr>
-        <w:rFonts w:hint="default" w:ascii="Wingdings" w:hAnsi="Wingdings"/>
+        <w:rFonts w:ascii="Wingdings" w:hAnsi="Wingdings" w:hint="default"/>
         <w:sz w:val="20"/>
       </w:rPr>
     </w:lvl>
@@ -26293,7 +26151,7 @@
         <w:ind w:left="5760" w:hanging="360"/>
       </w:pPr>
       <w:rPr>
-        <w:rFonts w:hint="default" w:ascii="Wingdings" w:hAnsi="Wingdings"/>
+        <w:rFonts w:ascii="Wingdings" w:hAnsi="Wingdings" w:hint="default"/>
         <w:sz w:val="20"/>
       </w:rPr>
     </w:lvl>
@@ -26309,7 +26167,7 @@
         <w:ind w:left="6480" w:hanging="360"/>
       </w:pPr>
       <w:rPr>
-        <w:rFonts w:hint="default" w:ascii="Wingdings" w:hAnsi="Wingdings"/>
+        <w:rFonts w:ascii="Wingdings" w:hAnsi="Wingdings" w:hint="default"/>
         <w:sz w:val="20"/>
       </w:rPr>
     </w:lvl>
@@ -26416,7 +26274,7 @@
         <w:ind w:left="720" w:hanging="360"/>
       </w:pPr>
       <w:rPr>
-        <w:rFonts w:hint="default" w:ascii="Arial" w:hAnsi="Arial" w:eastAsia="Times New Roman" w:cs="Arial"/>
+        <w:rFonts w:ascii="Arial" w:eastAsia="Times New Roman" w:hAnsi="Arial" w:cs="Arial" w:hint="default"/>
         <w:b/>
       </w:rPr>
     </w:lvl>
@@ -26429,7 +26287,7 @@
         <w:ind w:left="1440" w:hanging="360"/>
       </w:pPr>
       <w:rPr>
-        <w:rFonts w:hint="default" w:ascii="Courier New" w:hAnsi="Courier New" w:cs="Courier New"/>
+        <w:rFonts w:ascii="Courier New" w:hAnsi="Courier New" w:cs="Courier New" w:hint="default"/>
       </w:rPr>
     </w:lvl>
     <w:lvl w:ilvl="2" w:tplc="080A0005" w:tentative="1">
@@ -26441,7 +26299,7 @@
         <w:ind w:left="2160" w:hanging="360"/>
       </w:pPr>
       <w:rPr>
-        <w:rFonts w:hint="default" w:ascii="Wingdings" w:hAnsi="Wingdings"/>
+        <w:rFonts w:ascii="Wingdings" w:hAnsi="Wingdings" w:hint="default"/>
       </w:rPr>
     </w:lvl>
     <w:lvl w:ilvl="3" w:tplc="080A0001" w:tentative="1">
@@ -26453,7 +26311,7 @@
         <w:ind w:left="2880" w:hanging="360"/>
       </w:pPr>
       <w:rPr>
-        <w:rFonts w:hint="default" w:ascii="Symbol" w:hAnsi="Symbol"/>
+        <w:rFonts w:ascii="Symbol" w:hAnsi="Symbol" w:hint="default"/>
       </w:rPr>
     </w:lvl>
     <w:lvl w:ilvl="4" w:tplc="080A0003" w:tentative="1">
@@ -26465,7 +26323,7 @@
         <w:ind w:left="3600" w:hanging="360"/>
       </w:pPr>
       <w:rPr>
-        <w:rFonts w:hint="default" w:ascii="Courier New" w:hAnsi="Courier New" w:cs="Courier New"/>
+        <w:rFonts w:ascii="Courier New" w:hAnsi="Courier New" w:cs="Courier New" w:hint="default"/>
       </w:rPr>
     </w:lvl>
     <w:lvl w:ilvl="5" w:tplc="080A0005" w:tentative="1">
@@ -26477,7 +26335,7 @@
         <w:ind w:left="4320" w:hanging="360"/>
       </w:pPr>
       <w:rPr>
-        <w:rFonts w:hint="default" w:ascii="Wingdings" w:hAnsi="Wingdings"/>
+        <w:rFonts w:ascii="Wingdings" w:hAnsi="Wingdings" w:hint="default"/>
       </w:rPr>
     </w:lvl>
     <w:lvl w:ilvl="6" w:tplc="080A0001" w:tentative="1">
@@ -26489,7 +26347,7 @@
         <w:ind w:left="5040" w:hanging="360"/>
       </w:pPr>
       <w:rPr>
-        <w:rFonts w:hint="default" w:ascii="Symbol" w:hAnsi="Symbol"/>
+        <w:rFonts w:ascii="Symbol" w:hAnsi="Symbol" w:hint="default"/>
       </w:rPr>
     </w:lvl>
     <w:lvl w:ilvl="7" w:tplc="080A0003" w:tentative="1">
@@ -26501,7 +26359,7 @@
         <w:ind w:left="5760" w:hanging="360"/>
       </w:pPr>
       <w:rPr>
-        <w:rFonts w:hint="default" w:ascii="Courier New" w:hAnsi="Courier New" w:cs="Courier New"/>
+        <w:rFonts w:ascii="Courier New" w:hAnsi="Courier New" w:cs="Courier New" w:hint="default"/>
       </w:rPr>
     </w:lvl>
     <w:lvl w:ilvl="8" w:tplc="080A0005" w:tentative="1">
@@ -26513,7 +26371,7 @@
         <w:ind w:left="6480" w:hanging="360"/>
       </w:pPr>
       <w:rPr>
-        <w:rFonts w:hint="default" w:ascii="Wingdings" w:hAnsi="Wingdings"/>
+        <w:rFonts w:ascii="Wingdings" w:hAnsi="Wingdings" w:hint="default"/>
       </w:rPr>
     </w:lvl>
   </w:abstractNum>
@@ -26530,7 +26388,7 @@
         <w:ind w:left="720" w:hanging="360"/>
       </w:pPr>
       <w:rPr>
-        <w:rFonts w:hint="default" w:ascii="Symbol" w:hAnsi="Symbol"/>
+        <w:rFonts w:ascii="Symbol" w:hAnsi="Symbol" w:hint="default"/>
       </w:rPr>
     </w:lvl>
     <w:lvl w:ilvl="1" w:tplc="240A0003" w:tentative="1">
@@ -26542,7 +26400,7 @@
         <w:ind w:left="1440" w:hanging="360"/>
       </w:pPr>
       <w:rPr>
-        <w:rFonts w:hint="default" w:ascii="Courier New" w:hAnsi="Courier New" w:cs="Courier New"/>
+        <w:rFonts w:ascii="Courier New" w:hAnsi="Courier New" w:cs="Courier New" w:hint="default"/>
       </w:rPr>
     </w:lvl>
     <w:lvl w:ilvl="2" w:tplc="240A0005" w:tentative="1">
@@ -26554,7 +26412,7 @@
         <w:ind w:left="2160" w:hanging="360"/>
       </w:pPr>
       <w:rPr>
-        <w:rFonts w:hint="default" w:ascii="Wingdings" w:hAnsi="Wingdings"/>
+        <w:rFonts w:ascii="Wingdings" w:hAnsi="Wingdings" w:hint="default"/>
       </w:rPr>
     </w:lvl>
     <w:lvl w:ilvl="3" w:tplc="240A0001" w:tentative="1">
@@ -26566,7 +26424,7 @@
         <w:ind w:left="2880" w:hanging="360"/>
       </w:pPr>
       <w:rPr>
-        <w:rFonts w:hint="default" w:ascii="Symbol" w:hAnsi="Symbol"/>
+        <w:rFonts w:ascii="Symbol" w:hAnsi="Symbol" w:hint="default"/>
       </w:rPr>
     </w:lvl>
     <w:lvl w:ilvl="4" w:tplc="240A0003" w:tentative="1">
@@ -26578,7 +26436,7 @@
         <w:ind w:left="3600" w:hanging="360"/>
       </w:pPr>
       <w:rPr>
-        <w:rFonts w:hint="default" w:ascii="Courier New" w:hAnsi="Courier New" w:cs="Courier New"/>
+        <w:rFonts w:ascii="Courier New" w:hAnsi="Courier New" w:cs="Courier New" w:hint="default"/>
       </w:rPr>
     </w:lvl>
     <w:lvl w:ilvl="5" w:tplc="240A0005" w:tentative="1">
@@ -26590,7 +26448,7 @@
         <w:ind w:left="4320" w:hanging="360"/>
       </w:pPr>
       <w:rPr>
-        <w:rFonts w:hint="default" w:ascii="Wingdings" w:hAnsi="Wingdings"/>
+        <w:rFonts w:ascii="Wingdings" w:hAnsi="Wingdings" w:hint="default"/>
       </w:rPr>
     </w:lvl>
     <w:lvl w:ilvl="6" w:tplc="240A0001" w:tentative="1">
@@ -26602,7 +26460,7 @@
         <w:ind w:left="5040" w:hanging="360"/>
       </w:pPr>
       <w:rPr>
-        <w:rFonts w:hint="default" w:ascii="Symbol" w:hAnsi="Symbol"/>
+        <w:rFonts w:ascii="Symbol" w:hAnsi="Symbol" w:hint="default"/>
       </w:rPr>
     </w:lvl>
     <w:lvl w:ilvl="7" w:tplc="240A0003" w:tentative="1">
@@ -26614,7 +26472,7 @@
         <w:ind w:left="5760" w:hanging="360"/>
       </w:pPr>
       <w:rPr>
-        <w:rFonts w:hint="default" w:ascii="Courier New" w:hAnsi="Courier New" w:cs="Courier New"/>
+        <w:rFonts w:ascii="Courier New" w:hAnsi="Courier New" w:cs="Courier New" w:hint="default"/>
       </w:rPr>
     </w:lvl>
     <w:lvl w:ilvl="8" w:tplc="240A0005" w:tentative="1">
@@ -26626,7 +26484,7 @@
         <w:ind w:left="6480" w:hanging="360"/>
       </w:pPr>
       <w:rPr>
-        <w:rFonts w:hint="default" w:ascii="Wingdings" w:hAnsi="Wingdings"/>
+        <w:rFonts w:ascii="Wingdings" w:hAnsi="Wingdings" w:hint="default"/>
       </w:rPr>
     </w:lvl>
   </w:abstractNum>
@@ -26985,7 +26843,7 @@
         <w:ind w:left="720" w:hanging="360"/>
       </w:pPr>
       <w:rPr>
-        <w:rFonts w:hint="default" w:ascii="Symbol" w:hAnsi="Symbol"/>
+        <w:rFonts w:ascii="Symbol" w:hAnsi="Symbol" w:hint="default"/>
         <w:sz w:val="20"/>
       </w:rPr>
     </w:lvl>
@@ -27001,7 +26859,7 @@
         <w:ind w:left="1440" w:hanging="360"/>
       </w:pPr>
       <w:rPr>
-        <w:rFonts w:hint="default" w:ascii="Courier New" w:hAnsi="Courier New"/>
+        <w:rFonts w:ascii="Courier New" w:hAnsi="Courier New" w:hint="default"/>
         <w:sz w:val="20"/>
       </w:rPr>
     </w:lvl>
@@ -27017,7 +26875,7 @@
         <w:ind w:left="2160" w:hanging="360"/>
       </w:pPr>
       <w:rPr>
-        <w:rFonts w:hint="default" w:ascii="Wingdings" w:hAnsi="Wingdings"/>
+        <w:rFonts w:ascii="Wingdings" w:hAnsi="Wingdings" w:hint="default"/>
         <w:sz w:val="20"/>
       </w:rPr>
     </w:lvl>
@@ -27033,7 +26891,7 @@
         <w:ind w:left="2880" w:hanging="360"/>
       </w:pPr>
       <w:rPr>
-        <w:rFonts w:hint="default" w:ascii="Wingdings" w:hAnsi="Wingdings"/>
+        <w:rFonts w:ascii="Wingdings" w:hAnsi="Wingdings" w:hint="default"/>
         <w:sz w:val="20"/>
       </w:rPr>
     </w:lvl>
@@ -27049,7 +26907,7 @@
         <w:ind w:left="3600" w:hanging="360"/>
       </w:pPr>
       <w:rPr>
-        <w:rFonts w:hint="default" w:ascii="Wingdings" w:hAnsi="Wingdings"/>
+        <w:rFonts w:ascii="Wingdings" w:hAnsi="Wingdings" w:hint="default"/>
         <w:sz w:val="20"/>
       </w:rPr>
     </w:lvl>
@@ -27065,7 +26923,7 @@
         <w:ind w:left="4320" w:hanging="360"/>
       </w:pPr>
       <w:rPr>
-        <w:rFonts w:hint="default" w:ascii="Wingdings" w:hAnsi="Wingdings"/>
+        <w:rFonts w:ascii="Wingdings" w:hAnsi="Wingdings" w:hint="default"/>
         <w:sz w:val="20"/>
       </w:rPr>
     </w:lvl>
@@ -27081,7 +26939,7 @@
         <w:ind w:left="5040" w:hanging="360"/>
       </w:pPr>
       <w:rPr>
-        <w:rFonts w:hint="default" w:ascii="Wingdings" w:hAnsi="Wingdings"/>
+        <w:rFonts w:ascii="Wingdings" w:hAnsi="Wingdings" w:hint="default"/>
         <w:sz w:val="20"/>
       </w:rPr>
     </w:lvl>
@@ -27097,7 +26955,7 @@
         <w:ind w:left="5760" w:hanging="360"/>
       </w:pPr>
       <w:rPr>
-        <w:rFonts w:hint="default" w:ascii="Wingdings" w:hAnsi="Wingdings"/>
+        <w:rFonts w:ascii="Wingdings" w:hAnsi="Wingdings" w:hint="default"/>
         <w:sz w:val="20"/>
       </w:rPr>
     </w:lvl>
@@ -27113,7 +26971,7 @@
         <w:ind w:left="6480" w:hanging="360"/>
       </w:pPr>
       <w:rPr>
-        <w:rFonts w:hint="default" w:ascii="Wingdings" w:hAnsi="Wingdings"/>
+        <w:rFonts w:ascii="Wingdings" w:hAnsi="Wingdings" w:hint="default"/>
         <w:sz w:val="20"/>
       </w:rPr>
     </w:lvl>
@@ -27134,7 +26992,7 @@
         <w:ind w:left="720" w:hanging="360"/>
       </w:pPr>
       <w:rPr>
-        <w:rFonts w:hint="default" w:ascii="Symbol" w:hAnsi="Symbol"/>
+        <w:rFonts w:ascii="Symbol" w:hAnsi="Symbol" w:hint="default"/>
         <w:sz w:val="20"/>
       </w:rPr>
     </w:lvl>
@@ -27150,7 +27008,7 @@
         <w:ind w:left="1440" w:hanging="360"/>
       </w:pPr>
       <w:rPr>
-        <w:rFonts w:hint="default" w:ascii="Courier New" w:hAnsi="Courier New"/>
+        <w:rFonts w:ascii="Courier New" w:hAnsi="Courier New" w:hint="default"/>
         <w:sz w:val="20"/>
       </w:rPr>
     </w:lvl>
@@ -27166,7 +27024,7 @@
         <w:ind w:left="2160" w:hanging="360"/>
       </w:pPr>
       <w:rPr>
-        <w:rFonts w:hint="default" w:ascii="Wingdings" w:hAnsi="Wingdings"/>
+        <w:rFonts w:ascii="Wingdings" w:hAnsi="Wingdings" w:hint="default"/>
         <w:sz w:val="20"/>
       </w:rPr>
     </w:lvl>
@@ -27182,7 +27040,7 @@
         <w:ind w:left="2880" w:hanging="360"/>
       </w:pPr>
       <w:rPr>
-        <w:rFonts w:hint="default" w:ascii="Wingdings" w:hAnsi="Wingdings"/>
+        <w:rFonts w:ascii="Wingdings" w:hAnsi="Wingdings" w:hint="default"/>
         <w:sz w:val="20"/>
       </w:rPr>
     </w:lvl>
@@ -27198,7 +27056,7 @@
         <w:ind w:left="3600" w:hanging="360"/>
       </w:pPr>
       <w:rPr>
-        <w:rFonts w:hint="default" w:ascii="Wingdings" w:hAnsi="Wingdings"/>
+        <w:rFonts w:ascii="Wingdings" w:hAnsi="Wingdings" w:hint="default"/>
         <w:sz w:val="20"/>
       </w:rPr>
     </w:lvl>
@@ -27214,7 +27072,7 @@
         <w:ind w:left="4320" w:hanging="360"/>
       </w:pPr>
       <w:rPr>
-        <w:rFonts w:hint="default" w:ascii="Wingdings" w:hAnsi="Wingdings"/>
+        <w:rFonts w:ascii="Wingdings" w:hAnsi="Wingdings" w:hint="default"/>
         <w:sz w:val="20"/>
       </w:rPr>
     </w:lvl>
@@ -27230,7 +27088,7 @@
         <w:ind w:left="5040" w:hanging="360"/>
       </w:pPr>
       <w:rPr>
-        <w:rFonts w:hint="default" w:ascii="Wingdings" w:hAnsi="Wingdings"/>
+        <w:rFonts w:ascii="Wingdings" w:hAnsi="Wingdings" w:hint="default"/>
         <w:sz w:val="20"/>
       </w:rPr>
     </w:lvl>
@@ -27246,7 +27104,7 @@
         <w:ind w:left="5760" w:hanging="360"/>
       </w:pPr>
       <w:rPr>
-        <w:rFonts w:hint="default" w:ascii="Wingdings" w:hAnsi="Wingdings"/>
+        <w:rFonts w:ascii="Wingdings" w:hAnsi="Wingdings" w:hint="default"/>
         <w:sz w:val="20"/>
       </w:rPr>
     </w:lvl>
@@ -27262,7 +27120,7 @@
         <w:ind w:left="6480" w:hanging="360"/>
       </w:pPr>
       <w:rPr>
-        <w:rFonts w:hint="default" w:ascii="Wingdings" w:hAnsi="Wingdings"/>
+        <w:rFonts w:ascii="Wingdings" w:hAnsi="Wingdings" w:hint="default"/>
         <w:sz w:val="20"/>
       </w:rPr>
     </w:lvl>
@@ -27283,7 +27141,7 @@
         <w:ind w:left="720" w:hanging="360"/>
       </w:pPr>
       <w:rPr>
-        <w:rFonts w:hint="default" w:ascii="Symbol" w:hAnsi="Symbol"/>
+        <w:rFonts w:ascii="Symbol" w:hAnsi="Symbol" w:hint="default"/>
         <w:sz w:val="20"/>
       </w:rPr>
     </w:lvl>
@@ -27299,7 +27157,7 @@
         <w:ind w:left="1440" w:hanging="360"/>
       </w:pPr>
       <w:rPr>
-        <w:rFonts w:hint="default" w:ascii="Courier New" w:hAnsi="Courier New"/>
+        <w:rFonts w:ascii="Courier New" w:hAnsi="Courier New" w:hint="default"/>
         <w:sz w:val="20"/>
       </w:rPr>
     </w:lvl>
@@ -27315,7 +27173,7 @@
         <w:ind w:left="2160" w:hanging="360"/>
       </w:pPr>
       <w:rPr>
-        <w:rFonts w:hint="default" w:ascii="Wingdings" w:hAnsi="Wingdings"/>
+        <w:rFonts w:ascii="Wingdings" w:hAnsi="Wingdings" w:hint="default"/>
         <w:sz w:val="20"/>
       </w:rPr>
     </w:lvl>
@@ -27331,7 +27189,7 @@
         <w:ind w:left="2880" w:hanging="360"/>
       </w:pPr>
       <w:rPr>
-        <w:rFonts w:hint="default" w:ascii="Wingdings" w:hAnsi="Wingdings"/>
+        <w:rFonts w:ascii="Wingdings" w:hAnsi="Wingdings" w:hint="default"/>
         <w:sz w:val="20"/>
       </w:rPr>
     </w:lvl>
@@ -27347,7 +27205,7 @@
         <w:ind w:left="3600" w:hanging="360"/>
       </w:pPr>
       <w:rPr>
-        <w:rFonts w:hint="default" w:ascii="Wingdings" w:hAnsi="Wingdings"/>
+        <w:rFonts w:ascii="Wingdings" w:hAnsi="Wingdings" w:hint="default"/>
         <w:sz w:val="20"/>
       </w:rPr>
     </w:lvl>
@@ -27363,7 +27221,7 @@
         <w:ind w:left="4320" w:hanging="360"/>
       </w:pPr>
       <w:rPr>
-        <w:rFonts w:hint="default" w:ascii="Wingdings" w:hAnsi="Wingdings"/>
+        <w:rFonts w:ascii="Wingdings" w:hAnsi="Wingdings" w:hint="default"/>
         <w:sz w:val="20"/>
       </w:rPr>
     </w:lvl>
@@ -27379,7 +27237,7 @@
         <w:ind w:left="5040" w:hanging="360"/>
       </w:pPr>
       <w:rPr>
-        <w:rFonts w:hint="default" w:ascii="Wingdings" w:hAnsi="Wingdings"/>
+        <w:rFonts w:ascii="Wingdings" w:hAnsi="Wingdings" w:hint="default"/>
         <w:sz w:val="20"/>
       </w:rPr>
     </w:lvl>
@@ -27395,7 +27253,7 @@
         <w:ind w:left="5760" w:hanging="360"/>
       </w:pPr>
       <w:rPr>
-        <w:rFonts w:hint="default" w:ascii="Wingdings" w:hAnsi="Wingdings"/>
+        <w:rFonts w:ascii="Wingdings" w:hAnsi="Wingdings" w:hint="default"/>
         <w:sz w:val="20"/>
       </w:rPr>
     </w:lvl>
@@ -27411,7 +27269,7 @@
         <w:ind w:left="6480" w:hanging="360"/>
       </w:pPr>
       <w:rPr>
-        <w:rFonts w:hint="default" w:ascii="Wingdings" w:hAnsi="Wingdings"/>
+        <w:rFonts w:ascii="Wingdings" w:hAnsi="Wingdings" w:hint="default"/>
         <w:sz w:val="20"/>
       </w:rPr>
     </w:lvl>
@@ -27432,7 +27290,7 @@
         <w:ind w:left="720" w:hanging="360"/>
       </w:pPr>
       <w:rPr>
-        <w:rFonts w:hint="default" w:ascii="Symbol" w:hAnsi="Symbol"/>
+        <w:rFonts w:ascii="Symbol" w:hAnsi="Symbol" w:hint="default"/>
         <w:sz w:val="20"/>
       </w:rPr>
     </w:lvl>
@@ -27448,7 +27306,7 @@
         <w:ind w:left="1440" w:hanging="360"/>
       </w:pPr>
       <w:rPr>
-        <w:rFonts w:hint="default" w:ascii="Courier New" w:hAnsi="Courier New"/>
+        <w:rFonts w:ascii="Courier New" w:hAnsi="Courier New" w:hint="default"/>
         <w:sz w:val="20"/>
       </w:rPr>
     </w:lvl>
@@ -27464,7 +27322,7 @@
         <w:ind w:left="2160" w:hanging="360"/>
       </w:pPr>
       <w:rPr>
-        <w:rFonts w:hint="default" w:ascii="Wingdings" w:hAnsi="Wingdings"/>
+        <w:rFonts w:ascii="Wingdings" w:hAnsi="Wingdings" w:hint="default"/>
         <w:sz w:val="20"/>
       </w:rPr>
     </w:lvl>
@@ -27480,7 +27338,7 @@
         <w:ind w:left="2880" w:hanging="360"/>
       </w:pPr>
       <w:rPr>
-        <w:rFonts w:hint="default" w:ascii="Wingdings" w:hAnsi="Wingdings"/>
+        <w:rFonts w:ascii="Wingdings" w:hAnsi="Wingdings" w:hint="default"/>
         <w:sz w:val="20"/>
       </w:rPr>
     </w:lvl>
@@ -27496,7 +27354,7 @@
         <w:ind w:left="3600" w:hanging="360"/>
       </w:pPr>
       <w:rPr>
-        <w:rFonts w:hint="default" w:ascii="Wingdings" w:hAnsi="Wingdings"/>
+        <w:rFonts w:ascii="Wingdings" w:hAnsi="Wingdings" w:hint="default"/>
         <w:sz w:val="20"/>
       </w:rPr>
     </w:lvl>
@@ -27512,7 +27370,7 @@
         <w:ind w:left="4320" w:hanging="360"/>
       </w:pPr>
       <w:rPr>
-        <w:rFonts w:hint="default" w:ascii="Wingdings" w:hAnsi="Wingdings"/>
+        <w:rFonts w:ascii="Wingdings" w:hAnsi="Wingdings" w:hint="default"/>
         <w:sz w:val="20"/>
       </w:rPr>
     </w:lvl>
@@ -27528,7 +27386,7 @@
         <w:ind w:left="5040" w:hanging="360"/>
       </w:pPr>
       <w:rPr>
-        <w:rFonts w:hint="default" w:ascii="Wingdings" w:hAnsi="Wingdings"/>
+        <w:rFonts w:ascii="Wingdings" w:hAnsi="Wingdings" w:hint="default"/>
         <w:sz w:val="20"/>
       </w:rPr>
     </w:lvl>
@@ -27544,7 +27402,7 @@
         <w:ind w:left="5760" w:hanging="360"/>
       </w:pPr>
       <w:rPr>
-        <w:rFonts w:hint="default" w:ascii="Wingdings" w:hAnsi="Wingdings"/>
+        <w:rFonts w:ascii="Wingdings" w:hAnsi="Wingdings" w:hint="default"/>
         <w:sz w:val="20"/>
       </w:rPr>
     </w:lvl>
@@ -27560,7 +27418,7 @@
         <w:ind w:left="6480" w:hanging="360"/>
       </w:pPr>
       <w:rPr>
-        <w:rFonts w:hint="default" w:ascii="Wingdings" w:hAnsi="Wingdings"/>
+        <w:rFonts w:ascii="Wingdings" w:hAnsi="Wingdings" w:hint="default"/>
         <w:sz w:val="20"/>
       </w:rPr>
     </w:lvl>
@@ -27578,7 +27436,7 @@
         <w:ind w:left="720" w:hanging="360"/>
       </w:pPr>
       <w:rPr>
-        <w:rFonts w:ascii="Arial" w:hAnsi="Arial" w:eastAsia="Arial" w:cs="Arial"/>
+        <w:rFonts w:ascii="Arial" w:eastAsia="Arial" w:hAnsi="Arial" w:cs="Arial"/>
       </w:rPr>
     </w:lvl>
     <w:lvl w:ilvl="1">
@@ -27590,7 +27448,7 @@
         <w:ind w:left="1440" w:hanging="360"/>
       </w:pPr>
       <w:rPr>
-        <w:rFonts w:ascii="Courier New" w:hAnsi="Courier New" w:eastAsia="Courier New" w:cs="Courier New"/>
+        <w:rFonts w:ascii="Courier New" w:eastAsia="Courier New" w:hAnsi="Courier New" w:cs="Courier New"/>
       </w:rPr>
     </w:lvl>
     <w:lvl w:ilvl="2">
@@ -27602,7 +27460,7 @@
         <w:ind w:left="2160" w:hanging="360"/>
       </w:pPr>
       <w:rPr>
-        <w:rFonts w:ascii="Noto Sans Symbols" w:hAnsi="Noto Sans Symbols" w:eastAsia="Noto Sans Symbols" w:cs="Noto Sans Symbols"/>
+        <w:rFonts w:ascii="Noto Sans Symbols" w:eastAsia="Noto Sans Symbols" w:hAnsi="Noto Sans Symbols" w:cs="Noto Sans Symbols"/>
       </w:rPr>
     </w:lvl>
     <w:lvl w:ilvl="3">
@@ -27614,7 +27472,7 @@
         <w:ind w:left="2880" w:hanging="360"/>
       </w:pPr>
       <w:rPr>
-        <w:rFonts w:ascii="Noto Sans Symbols" w:hAnsi="Noto Sans Symbols" w:eastAsia="Noto Sans Symbols" w:cs="Noto Sans Symbols"/>
+        <w:rFonts w:ascii="Noto Sans Symbols" w:eastAsia="Noto Sans Symbols" w:hAnsi="Noto Sans Symbols" w:cs="Noto Sans Symbols"/>
       </w:rPr>
     </w:lvl>
     <w:lvl w:ilvl="4">
@@ -27626,7 +27484,7 @@
         <w:ind w:left="3600" w:hanging="360"/>
       </w:pPr>
       <w:rPr>
-        <w:rFonts w:ascii="Courier New" w:hAnsi="Courier New" w:eastAsia="Courier New" w:cs="Courier New"/>
+        <w:rFonts w:ascii="Courier New" w:eastAsia="Courier New" w:hAnsi="Courier New" w:cs="Courier New"/>
       </w:rPr>
     </w:lvl>
     <w:lvl w:ilvl="5">
@@ -27638,7 +27496,7 @@
         <w:ind w:left="4320" w:hanging="360"/>
       </w:pPr>
       <w:rPr>
-        <w:rFonts w:ascii="Noto Sans Symbols" w:hAnsi="Noto Sans Symbols" w:eastAsia="Noto Sans Symbols" w:cs="Noto Sans Symbols"/>
+        <w:rFonts w:ascii="Noto Sans Symbols" w:eastAsia="Noto Sans Symbols" w:hAnsi="Noto Sans Symbols" w:cs="Noto Sans Symbols"/>
       </w:rPr>
     </w:lvl>
     <w:lvl w:ilvl="6">
@@ -27650,7 +27508,7 @@
         <w:ind w:left="5040" w:hanging="360"/>
       </w:pPr>
       <w:rPr>
-        <w:rFonts w:ascii="Noto Sans Symbols" w:hAnsi="Noto Sans Symbols" w:eastAsia="Noto Sans Symbols" w:cs="Noto Sans Symbols"/>
+        <w:rFonts w:ascii="Noto Sans Symbols" w:eastAsia="Noto Sans Symbols" w:hAnsi="Noto Sans Symbols" w:cs="Noto Sans Symbols"/>
       </w:rPr>
     </w:lvl>
     <w:lvl w:ilvl="7">
@@ -27662,7 +27520,7 @@
         <w:ind w:left="5760" w:hanging="360"/>
       </w:pPr>
       <w:rPr>
-        <w:rFonts w:ascii="Courier New" w:hAnsi="Courier New" w:eastAsia="Courier New" w:cs="Courier New"/>
+        <w:rFonts w:ascii="Courier New" w:eastAsia="Courier New" w:hAnsi="Courier New" w:cs="Courier New"/>
       </w:rPr>
     </w:lvl>
     <w:lvl w:ilvl="8">
@@ -27674,7 +27532,7 @@
         <w:ind w:left="6480" w:hanging="360"/>
       </w:pPr>
       <w:rPr>
-        <w:rFonts w:ascii="Noto Sans Symbols" w:hAnsi="Noto Sans Symbols" w:eastAsia="Noto Sans Symbols" w:cs="Noto Sans Symbols"/>
+        <w:rFonts w:ascii="Noto Sans Symbols" w:eastAsia="Noto Sans Symbols" w:hAnsi="Noto Sans Symbols" w:cs="Noto Sans Symbols"/>
       </w:rPr>
     </w:lvl>
   </w:abstractNum>
@@ -27691,7 +27549,7 @@
         <w:ind w:left="780" w:hanging="360"/>
       </w:pPr>
       <w:rPr>
-        <w:rFonts w:hint="default" w:ascii="Symbol" w:hAnsi="Symbol"/>
+        <w:rFonts w:ascii="Symbol" w:hAnsi="Symbol" w:hint="default"/>
       </w:rPr>
     </w:lvl>
     <w:lvl w:ilvl="1" w:tplc="240A0003" w:tentative="1">
@@ -27703,7 +27561,7 @@
         <w:ind w:left="1500" w:hanging="360"/>
       </w:pPr>
       <w:rPr>
-        <w:rFonts w:hint="default" w:ascii="Courier New" w:hAnsi="Courier New" w:cs="Courier New"/>
+        <w:rFonts w:ascii="Courier New" w:hAnsi="Courier New" w:cs="Courier New" w:hint="default"/>
       </w:rPr>
     </w:lvl>
     <w:lvl w:ilvl="2" w:tplc="240A0005" w:tentative="1">
@@ -27715,7 +27573,7 @@
         <w:ind w:left="2220" w:hanging="360"/>
       </w:pPr>
       <w:rPr>
-        <w:rFonts w:hint="default" w:ascii="Wingdings" w:hAnsi="Wingdings"/>
+        <w:rFonts w:ascii="Wingdings" w:hAnsi="Wingdings" w:hint="default"/>
       </w:rPr>
     </w:lvl>
     <w:lvl w:ilvl="3" w:tplc="240A0001" w:tentative="1">
@@ -27727,7 +27585,7 @@
         <w:ind w:left="2940" w:hanging="360"/>
       </w:pPr>
       <w:rPr>
-        <w:rFonts w:hint="default" w:ascii="Symbol" w:hAnsi="Symbol"/>
+        <w:rFonts w:ascii="Symbol" w:hAnsi="Symbol" w:hint="default"/>
       </w:rPr>
     </w:lvl>
     <w:lvl w:ilvl="4" w:tplc="240A0003" w:tentative="1">
@@ -27739,7 +27597,7 @@
         <w:ind w:left="3660" w:hanging="360"/>
       </w:pPr>
       <w:rPr>
-        <w:rFonts w:hint="default" w:ascii="Courier New" w:hAnsi="Courier New" w:cs="Courier New"/>
+        <w:rFonts w:ascii="Courier New" w:hAnsi="Courier New" w:cs="Courier New" w:hint="default"/>
       </w:rPr>
     </w:lvl>
     <w:lvl w:ilvl="5" w:tplc="240A0005" w:tentative="1">
@@ -27751,7 +27609,7 @@
         <w:ind w:left="4380" w:hanging="360"/>
       </w:pPr>
       <w:rPr>
-        <w:rFonts w:hint="default" w:ascii="Wingdings" w:hAnsi="Wingdings"/>
+        <w:rFonts w:ascii="Wingdings" w:hAnsi="Wingdings" w:hint="default"/>
       </w:rPr>
     </w:lvl>
     <w:lvl w:ilvl="6" w:tplc="240A0001" w:tentative="1">
@@ -27763,7 +27621,7 @@
         <w:ind w:left="5100" w:hanging="360"/>
       </w:pPr>
       <w:rPr>
-        <w:rFonts w:hint="default" w:ascii="Symbol" w:hAnsi="Symbol"/>
+        <w:rFonts w:ascii="Symbol" w:hAnsi="Symbol" w:hint="default"/>
       </w:rPr>
     </w:lvl>
     <w:lvl w:ilvl="7" w:tplc="240A0003" w:tentative="1">
@@ -27775,7 +27633,7 @@
         <w:ind w:left="5820" w:hanging="360"/>
       </w:pPr>
       <w:rPr>
-        <w:rFonts w:hint="default" w:ascii="Courier New" w:hAnsi="Courier New" w:cs="Courier New"/>
+        <w:rFonts w:ascii="Courier New" w:hAnsi="Courier New" w:cs="Courier New" w:hint="default"/>
       </w:rPr>
     </w:lvl>
     <w:lvl w:ilvl="8" w:tplc="240A0005" w:tentative="1">
@@ -27787,7 +27645,7 @@
         <w:ind w:left="6540" w:hanging="360"/>
       </w:pPr>
       <w:rPr>
-        <w:rFonts w:hint="default" w:ascii="Wingdings" w:hAnsi="Wingdings"/>
+        <w:rFonts w:ascii="Wingdings" w:hAnsi="Wingdings" w:hint="default"/>
       </w:rPr>
     </w:lvl>
   </w:abstractNum>
@@ -27893,7 +27751,7 @@
         <w:ind w:left="720" w:hanging="360"/>
       </w:pPr>
       <w:rPr>
-        <w:rFonts w:hint="default" w:ascii="Symbol" w:hAnsi="Symbol"/>
+        <w:rFonts w:ascii="Symbol" w:hAnsi="Symbol" w:hint="default"/>
         <w:sz w:val="20"/>
       </w:rPr>
     </w:lvl>
@@ -27909,7 +27767,7 @@
         <w:ind w:left="1440" w:hanging="360"/>
       </w:pPr>
       <w:rPr>
-        <w:rFonts w:hint="default" w:ascii="Courier New" w:hAnsi="Courier New"/>
+        <w:rFonts w:ascii="Courier New" w:hAnsi="Courier New" w:hint="default"/>
         <w:sz w:val="20"/>
       </w:rPr>
     </w:lvl>
@@ -27925,7 +27783,7 @@
         <w:ind w:left="2160" w:hanging="360"/>
       </w:pPr>
       <w:rPr>
-        <w:rFonts w:hint="default" w:ascii="Wingdings" w:hAnsi="Wingdings"/>
+        <w:rFonts w:ascii="Wingdings" w:hAnsi="Wingdings" w:hint="default"/>
         <w:sz w:val="20"/>
       </w:rPr>
     </w:lvl>
@@ -27941,7 +27799,7 @@
         <w:ind w:left="2880" w:hanging="360"/>
       </w:pPr>
       <w:rPr>
-        <w:rFonts w:hint="default" w:ascii="Wingdings" w:hAnsi="Wingdings"/>
+        <w:rFonts w:ascii="Wingdings" w:hAnsi="Wingdings" w:hint="default"/>
         <w:sz w:val="20"/>
       </w:rPr>
     </w:lvl>
@@ -27957,7 +27815,7 @@
         <w:ind w:left="3600" w:hanging="360"/>
       </w:pPr>
       <w:rPr>
-        <w:rFonts w:hint="default" w:ascii="Wingdings" w:hAnsi="Wingdings"/>
+        <w:rFonts w:ascii="Wingdings" w:hAnsi="Wingdings" w:hint="default"/>
         <w:sz w:val="20"/>
       </w:rPr>
     </w:lvl>
@@ -27973,7 +27831,7 @@
         <w:ind w:left="4320" w:hanging="360"/>
       </w:pPr>
       <w:rPr>
-        <w:rFonts w:hint="default" w:ascii="Wingdings" w:hAnsi="Wingdings"/>
+        <w:rFonts w:ascii="Wingdings" w:hAnsi="Wingdings" w:hint="default"/>
         <w:sz w:val="20"/>
       </w:rPr>
     </w:lvl>
@@ -27989,7 +27847,7 @@
         <w:ind w:left="5040" w:hanging="360"/>
       </w:pPr>
       <w:rPr>
-        <w:rFonts w:hint="default" w:ascii="Wingdings" w:hAnsi="Wingdings"/>
+        <w:rFonts w:ascii="Wingdings" w:hAnsi="Wingdings" w:hint="default"/>
         <w:sz w:val="20"/>
       </w:rPr>
     </w:lvl>
@@ -28005,7 +27863,7 @@
         <w:ind w:left="5760" w:hanging="360"/>
       </w:pPr>
       <w:rPr>
-        <w:rFonts w:hint="default" w:ascii="Wingdings" w:hAnsi="Wingdings"/>
+        <w:rFonts w:ascii="Wingdings" w:hAnsi="Wingdings" w:hint="default"/>
         <w:sz w:val="20"/>
       </w:rPr>
     </w:lvl>
@@ -28021,7 +27879,7 @@
         <w:ind w:left="6480" w:hanging="360"/>
       </w:pPr>
       <w:rPr>
-        <w:rFonts w:hint="default" w:ascii="Wingdings" w:hAnsi="Wingdings"/>
+        <w:rFonts w:ascii="Wingdings" w:hAnsi="Wingdings" w:hint="default"/>
         <w:sz w:val="20"/>
       </w:rPr>
     </w:lvl>
@@ -28042,7 +27900,7 @@
         <w:ind w:left="720" w:hanging="360"/>
       </w:pPr>
       <w:rPr>
-        <w:rFonts w:hint="default" w:ascii="Symbol" w:hAnsi="Symbol"/>
+        <w:rFonts w:ascii="Symbol" w:hAnsi="Symbol" w:hint="default"/>
         <w:sz w:val="20"/>
       </w:rPr>
     </w:lvl>
@@ -28058,7 +27916,7 @@
         <w:ind w:left="1440" w:hanging="360"/>
       </w:pPr>
       <w:rPr>
-        <w:rFonts w:hint="default" w:ascii="Courier New" w:hAnsi="Courier New"/>
+        <w:rFonts w:ascii="Courier New" w:hAnsi="Courier New" w:hint="default"/>
         <w:sz w:val="20"/>
       </w:rPr>
     </w:lvl>
@@ -28074,7 +27932,7 @@
         <w:ind w:left="2160" w:hanging="360"/>
       </w:pPr>
       <w:rPr>
-        <w:rFonts w:hint="default" w:ascii="Wingdings" w:hAnsi="Wingdings"/>
+        <w:rFonts w:ascii="Wingdings" w:hAnsi="Wingdings" w:hint="default"/>
         <w:sz w:val="20"/>
       </w:rPr>
     </w:lvl>
@@ -28090,7 +27948,7 @@
         <w:ind w:left="2880" w:hanging="360"/>
       </w:pPr>
       <w:rPr>
-        <w:rFonts w:hint="default" w:ascii="Wingdings" w:hAnsi="Wingdings"/>
+        <w:rFonts w:ascii="Wingdings" w:hAnsi="Wingdings" w:hint="default"/>
         <w:sz w:val="20"/>
       </w:rPr>
     </w:lvl>
@@ -28106,7 +27964,7 @@
         <w:ind w:left="3600" w:hanging="360"/>
       </w:pPr>
       <w:rPr>
-        <w:rFonts w:hint="default" w:ascii="Wingdings" w:hAnsi="Wingdings"/>
+        <w:rFonts w:ascii="Wingdings" w:hAnsi="Wingdings" w:hint="default"/>
         <w:sz w:val="20"/>
       </w:rPr>
     </w:lvl>
@@ -28122,7 +27980,7 @@
         <w:ind w:left="4320" w:hanging="360"/>
       </w:pPr>
       <w:rPr>
-        <w:rFonts w:hint="default" w:ascii="Wingdings" w:hAnsi="Wingdings"/>
+        <w:rFonts w:ascii="Wingdings" w:hAnsi="Wingdings" w:hint="default"/>
         <w:sz w:val="20"/>
       </w:rPr>
     </w:lvl>
@@ -28138,7 +27996,7 @@
         <w:ind w:left="5040" w:hanging="360"/>
       </w:pPr>
       <w:rPr>
-        <w:rFonts w:hint="default" w:ascii="Wingdings" w:hAnsi="Wingdings"/>
+        <w:rFonts w:ascii="Wingdings" w:hAnsi="Wingdings" w:hint="default"/>
         <w:sz w:val="20"/>
       </w:rPr>
     </w:lvl>
@@ -28154,7 +28012,7 @@
         <w:ind w:left="5760" w:hanging="360"/>
       </w:pPr>
       <w:rPr>
-        <w:rFonts w:hint="default" w:ascii="Wingdings" w:hAnsi="Wingdings"/>
+        <w:rFonts w:ascii="Wingdings" w:hAnsi="Wingdings" w:hint="default"/>
         <w:sz w:val="20"/>
       </w:rPr>
     </w:lvl>
@@ -28170,7 +28028,7 @@
         <w:ind w:left="6480" w:hanging="360"/>
       </w:pPr>
       <w:rPr>
-        <w:rFonts w:hint="default" w:ascii="Wingdings" w:hAnsi="Wingdings"/>
+        <w:rFonts w:ascii="Wingdings" w:hAnsi="Wingdings" w:hint="default"/>
         <w:sz w:val="20"/>
       </w:rPr>
     </w:lvl>
@@ -28191,7 +28049,7 @@
         <w:ind w:left="720" w:hanging="360"/>
       </w:pPr>
       <w:rPr>
-        <w:rFonts w:hint="default" w:ascii="Symbol" w:hAnsi="Symbol"/>
+        <w:rFonts w:ascii="Symbol" w:hAnsi="Symbol" w:hint="default"/>
         <w:sz w:val="20"/>
       </w:rPr>
     </w:lvl>
@@ -28207,7 +28065,7 @@
         <w:ind w:left="1440" w:hanging="360"/>
       </w:pPr>
       <w:rPr>
-        <w:rFonts w:hint="default" w:ascii="Courier New" w:hAnsi="Courier New"/>
+        <w:rFonts w:ascii="Courier New" w:hAnsi="Courier New" w:hint="default"/>
         <w:sz w:val="20"/>
       </w:rPr>
     </w:lvl>
@@ -28223,7 +28081,7 @@
         <w:ind w:left="2160" w:hanging="360"/>
       </w:pPr>
       <w:rPr>
-        <w:rFonts w:hint="default" w:ascii="Wingdings" w:hAnsi="Wingdings"/>
+        <w:rFonts w:ascii="Wingdings" w:hAnsi="Wingdings" w:hint="default"/>
         <w:sz w:val="20"/>
       </w:rPr>
     </w:lvl>
@@ -28239,7 +28097,7 @@
         <w:ind w:left="2880" w:hanging="360"/>
       </w:pPr>
       <w:rPr>
-        <w:rFonts w:hint="default" w:ascii="Wingdings" w:hAnsi="Wingdings"/>
+        <w:rFonts w:ascii="Wingdings" w:hAnsi="Wingdings" w:hint="default"/>
         <w:sz w:val="20"/>
       </w:rPr>
     </w:lvl>
@@ -28255,7 +28113,7 @@
         <w:ind w:left="3600" w:hanging="360"/>
       </w:pPr>
       <w:rPr>
-        <w:rFonts w:hint="default" w:ascii="Wingdings" w:hAnsi="Wingdings"/>
+        <w:rFonts w:ascii="Wingdings" w:hAnsi="Wingdings" w:hint="default"/>
         <w:sz w:val="20"/>
       </w:rPr>
     </w:lvl>
@@ -28271,7 +28129,7 @@
         <w:ind w:left="4320" w:hanging="360"/>
       </w:pPr>
       <w:rPr>
-        <w:rFonts w:hint="default" w:ascii="Wingdings" w:hAnsi="Wingdings"/>
+        <w:rFonts w:ascii="Wingdings" w:hAnsi="Wingdings" w:hint="default"/>
         <w:sz w:val="20"/>
       </w:rPr>
     </w:lvl>
@@ -28287,7 +28145,7 @@
         <w:ind w:left="5040" w:hanging="360"/>
       </w:pPr>
       <w:rPr>
-        <w:rFonts w:hint="default" w:ascii="Wingdings" w:hAnsi="Wingdings"/>
+        <w:rFonts w:ascii="Wingdings" w:hAnsi="Wingdings" w:hint="default"/>
         <w:sz w:val="20"/>
       </w:rPr>
     </w:lvl>
@@ -28303,7 +28161,7 @@
         <w:ind w:left="5760" w:hanging="360"/>
       </w:pPr>
       <w:rPr>
-        <w:rFonts w:hint="default" w:ascii="Wingdings" w:hAnsi="Wingdings"/>
+        <w:rFonts w:ascii="Wingdings" w:hAnsi="Wingdings" w:hint="default"/>
         <w:sz w:val="20"/>
       </w:rPr>
     </w:lvl>
@@ -28319,7 +28177,7 @@
         <w:ind w:left="6480" w:hanging="360"/>
       </w:pPr>
       <w:rPr>
-        <w:rFonts w:hint="default" w:ascii="Wingdings" w:hAnsi="Wingdings"/>
+        <w:rFonts w:ascii="Wingdings" w:hAnsi="Wingdings" w:hint="default"/>
         <w:sz w:val="20"/>
       </w:rPr>
     </w:lvl>
@@ -28340,7 +28198,7 @@
         <w:ind w:left="720" w:hanging="360"/>
       </w:pPr>
       <w:rPr>
-        <w:rFonts w:hint="default" w:ascii="Symbol" w:hAnsi="Symbol"/>
+        <w:rFonts w:ascii="Symbol" w:hAnsi="Symbol" w:hint="default"/>
         <w:sz w:val="20"/>
       </w:rPr>
     </w:lvl>
@@ -28356,7 +28214,7 @@
         <w:ind w:left="1440" w:hanging="360"/>
       </w:pPr>
       <w:rPr>
-        <w:rFonts w:hint="default" w:ascii="Courier New" w:hAnsi="Courier New"/>
+        <w:rFonts w:ascii="Courier New" w:hAnsi="Courier New" w:hint="default"/>
         <w:sz w:val="20"/>
       </w:rPr>
     </w:lvl>
@@ -28372,7 +28230,7 @@
         <w:ind w:left="2160" w:hanging="360"/>
       </w:pPr>
       <w:rPr>
-        <w:rFonts w:hint="default" w:ascii="Wingdings" w:hAnsi="Wingdings"/>
+        <w:rFonts w:ascii="Wingdings" w:hAnsi="Wingdings" w:hint="default"/>
         <w:sz w:val="20"/>
       </w:rPr>
     </w:lvl>
@@ -28388,7 +28246,7 @@
         <w:ind w:left="2880" w:hanging="360"/>
       </w:pPr>
       <w:rPr>
-        <w:rFonts w:hint="default" w:ascii="Wingdings" w:hAnsi="Wingdings"/>
+        <w:rFonts w:ascii="Wingdings" w:hAnsi="Wingdings" w:hint="default"/>
         <w:sz w:val="20"/>
       </w:rPr>
     </w:lvl>
@@ -28404,7 +28262,7 @@
         <w:ind w:left="3600" w:hanging="360"/>
       </w:pPr>
       <w:rPr>
-        <w:rFonts w:hint="default" w:ascii="Wingdings" w:hAnsi="Wingdings"/>
+        <w:rFonts w:ascii="Wingdings" w:hAnsi="Wingdings" w:hint="default"/>
         <w:sz w:val="20"/>
       </w:rPr>
     </w:lvl>
@@ -28420,7 +28278,7 @@
         <w:ind w:left="4320" w:hanging="360"/>
       </w:pPr>
       <w:rPr>
-        <w:rFonts w:hint="default" w:ascii="Wingdings" w:hAnsi="Wingdings"/>
+        <w:rFonts w:ascii="Wingdings" w:hAnsi="Wingdings" w:hint="default"/>
         <w:sz w:val="20"/>
       </w:rPr>
     </w:lvl>
@@ -28436,7 +28294,7 @@
         <w:ind w:left="5040" w:hanging="360"/>
       </w:pPr>
       <w:rPr>
-        <w:rFonts w:hint="default" w:ascii="Wingdings" w:hAnsi="Wingdings"/>
+        <w:rFonts w:ascii="Wingdings" w:hAnsi="Wingdings" w:hint="default"/>
         <w:sz w:val="20"/>
       </w:rPr>
     </w:lvl>
@@ -28452,7 +28310,7 @@
         <w:ind w:left="5760" w:hanging="360"/>
       </w:pPr>
       <w:rPr>
-        <w:rFonts w:hint="default" w:ascii="Wingdings" w:hAnsi="Wingdings"/>
+        <w:rFonts w:ascii="Wingdings" w:hAnsi="Wingdings" w:hint="default"/>
         <w:sz w:val="20"/>
       </w:rPr>
     </w:lvl>
@@ -28468,7 +28326,7 @@
         <w:ind w:left="6480" w:hanging="360"/>
       </w:pPr>
       <w:rPr>
-        <w:rFonts w:hint="default" w:ascii="Wingdings" w:hAnsi="Wingdings"/>
+        <w:rFonts w:ascii="Wingdings" w:hAnsi="Wingdings" w:hint="default"/>
         <w:sz w:val="20"/>
       </w:rPr>
     </w:lvl>
@@ -28489,7 +28347,7 @@
         <w:ind w:left="720" w:hanging="360"/>
       </w:pPr>
       <w:rPr>
-        <w:rFonts w:hint="default" w:ascii="Symbol" w:hAnsi="Symbol"/>
+        <w:rFonts w:ascii="Symbol" w:hAnsi="Symbol" w:hint="default"/>
         <w:sz w:val="20"/>
       </w:rPr>
     </w:lvl>
@@ -28505,7 +28363,7 @@
         <w:ind w:left="1440" w:hanging="360"/>
       </w:pPr>
       <w:rPr>
-        <w:rFonts w:hint="default" w:ascii="Courier New" w:hAnsi="Courier New"/>
+        <w:rFonts w:ascii="Courier New" w:hAnsi="Courier New" w:hint="default"/>
         <w:sz w:val="20"/>
       </w:rPr>
     </w:lvl>
@@ -28521,7 +28379,7 @@
         <w:ind w:left="2160" w:hanging="360"/>
       </w:pPr>
       <w:rPr>
-        <w:rFonts w:hint="default" w:ascii="Wingdings" w:hAnsi="Wingdings"/>
+        <w:rFonts w:ascii="Wingdings" w:hAnsi="Wingdings" w:hint="default"/>
         <w:sz w:val="20"/>
       </w:rPr>
     </w:lvl>
@@ -28537,7 +28395,7 @@
         <w:ind w:left="2880" w:hanging="360"/>
       </w:pPr>
       <w:rPr>
-        <w:rFonts w:hint="default" w:ascii="Wingdings" w:hAnsi="Wingdings"/>
+        <w:rFonts w:ascii="Wingdings" w:hAnsi="Wingdings" w:hint="default"/>
         <w:sz w:val="20"/>
       </w:rPr>
     </w:lvl>
@@ -28553,7 +28411,7 @@
         <w:ind w:left="3600" w:hanging="360"/>
       </w:pPr>
       <w:rPr>
-        <w:rFonts w:hint="default" w:ascii="Wingdings" w:hAnsi="Wingdings"/>
+        <w:rFonts w:ascii="Wingdings" w:hAnsi="Wingdings" w:hint="default"/>
         <w:sz w:val="20"/>
       </w:rPr>
     </w:lvl>
@@ -28569,7 +28427,7 @@
         <w:ind w:left="4320" w:hanging="360"/>
       </w:pPr>
       <w:rPr>
-        <w:rFonts w:hint="default" w:ascii="Wingdings" w:hAnsi="Wingdings"/>
+        <w:rFonts w:ascii="Wingdings" w:hAnsi="Wingdings" w:hint="default"/>
         <w:sz w:val="20"/>
       </w:rPr>
     </w:lvl>
@@ -28585,7 +28443,7 @@
         <w:ind w:left="5040" w:hanging="360"/>
       </w:pPr>
       <w:rPr>
-        <w:rFonts w:hint="default" w:ascii="Wingdings" w:hAnsi="Wingdings"/>
+        <w:rFonts w:ascii="Wingdings" w:hAnsi="Wingdings" w:hint="default"/>
         <w:sz w:val="20"/>
       </w:rPr>
     </w:lvl>
@@ -28601,7 +28459,7 @@
         <w:ind w:left="5760" w:hanging="360"/>
       </w:pPr>
       <w:rPr>
-        <w:rFonts w:hint="default" w:ascii="Wingdings" w:hAnsi="Wingdings"/>
+        <w:rFonts w:ascii="Wingdings" w:hAnsi="Wingdings" w:hint="default"/>
         <w:sz w:val="20"/>
       </w:rPr>
     </w:lvl>
@@ -28617,7 +28475,7 @@
         <w:ind w:left="6480" w:hanging="360"/>
       </w:pPr>
       <w:rPr>
-        <w:rFonts w:hint="default" w:ascii="Wingdings" w:hAnsi="Wingdings"/>
+        <w:rFonts w:ascii="Wingdings" w:hAnsi="Wingdings" w:hint="default"/>
         <w:sz w:val="20"/>
       </w:rPr>
     </w:lvl>
@@ -28638,7 +28496,7 @@
         <w:ind w:left="720" w:hanging="360"/>
       </w:pPr>
       <w:rPr>
-        <w:rFonts w:hint="default" w:ascii="Symbol" w:hAnsi="Symbol"/>
+        <w:rFonts w:ascii="Symbol" w:hAnsi="Symbol" w:hint="default"/>
         <w:sz w:val="20"/>
       </w:rPr>
     </w:lvl>
@@ -28654,7 +28512,7 @@
         <w:ind w:left="1440" w:hanging="360"/>
       </w:pPr>
       <w:rPr>
-        <w:rFonts w:hint="default" w:ascii="Courier New" w:hAnsi="Courier New"/>
+        <w:rFonts w:ascii="Courier New" w:hAnsi="Courier New" w:hint="default"/>
         <w:sz w:val="20"/>
       </w:rPr>
     </w:lvl>
@@ -28670,7 +28528,7 @@
         <w:ind w:left="2160" w:hanging="360"/>
       </w:pPr>
       <w:rPr>
-        <w:rFonts w:hint="default" w:ascii="Wingdings" w:hAnsi="Wingdings"/>
+        <w:rFonts w:ascii="Wingdings" w:hAnsi="Wingdings" w:hint="default"/>
         <w:sz w:val="20"/>
       </w:rPr>
     </w:lvl>
@@ -28686,7 +28544,7 @@
         <w:ind w:left="2880" w:hanging="360"/>
       </w:pPr>
       <w:rPr>
-        <w:rFonts w:hint="default" w:ascii="Wingdings" w:hAnsi="Wingdings"/>
+        <w:rFonts w:ascii="Wingdings" w:hAnsi="Wingdings" w:hint="default"/>
         <w:sz w:val="20"/>
       </w:rPr>
     </w:lvl>
@@ -28702,7 +28560,7 @@
         <w:ind w:left="3600" w:hanging="360"/>
       </w:pPr>
       <w:rPr>
-        <w:rFonts w:hint="default" w:ascii="Wingdings" w:hAnsi="Wingdings"/>
+        <w:rFonts w:ascii="Wingdings" w:hAnsi="Wingdings" w:hint="default"/>
         <w:sz w:val="20"/>
       </w:rPr>
     </w:lvl>
@@ -28718,7 +28576,7 @@
         <w:ind w:left="4320" w:hanging="360"/>
       </w:pPr>
       <w:rPr>
-        <w:rFonts w:hint="default" w:ascii="Wingdings" w:hAnsi="Wingdings"/>
+        <w:rFonts w:ascii="Wingdings" w:hAnsi="Wingdings" w:hint="default"/>
         <w:sz w:val="20"/>
       </w:rPr>
     </w:lvl>
@@ -28734,7 +28592,7 @@
         <w:ind w:left="5040" w:hanging="360"/>
       </w:pPr>
       <w:rPr>
-        <w:rFonts w:hint="default" w:ascii="Wingdings" w:hAnsi="Wingdings"/>
+        <w:rFonts w:ascii="Wingdings" w:hAnsi="Wingdings" w:hint="default"/>
         <w:sz w:val="20"/>
       </w:rPr>
     </w:lvl>
@@ -28750,7 +28608,7 @@
         <w:ind w:left="5760" w:hanging="360"/>
       </w:pPr>
       <w:rPr>
-        <w:rFonts w:hint="default" w:ascii="Wingdings" w:hAnsi="Wingdings"/>
+        <w:rFonts w:ascii="Wingdings" w:hAnsi="Wingdings" w:hint="default"/>
         <w:sz w:val="20"/>
       </w:rPr>
     </w:lvl>
@@ -28766,7 +28624,7 @@
         <w:ind w:left="6480" w:hanging="360"/>
       </w:pPr>
       <w:rPr>
-        <w:rFonts w:hint="default" w:ascii="Wingdings" w:hAnsi="Wingdings"/>
+        <w:rFonts w:ascii="Wingdings" w:hAnsi="Wingdings" w:hint="default"/>
         <w:sz w:val="20"/>
       </w:rPr>
     </w:lvl>
@@ -28867,11 +28725,11 @@
 </file>
 
 <file path=word/styles.xml><?xml version="1.0" encoding="utf-8"?>
-<w:styles xmlns:wp14="http://schemas.microsoft.com/office/word/2010/wordprocessingDrawing" xmlns:mc="http://schemas.openxmlformats.org/markup-compatibility/2006" xmlns:r="http://schemas.openxmlformats.org/officeDocument/2006/relationships" xmlns:w="http://schemas.openxmlformats.org/wordprocessingml/2006/main" xmlns:w14="http://schemas.microsoft.com/office/word/2010/wordml" xmlns:w15="http://schemas.microsoft.com/office/word/2012/wordml" xmlns:w16cex="http://schemas.microsoft.com/office/word/2018/wordml/cex" xmlns:w16cid="http://schemas.microsoft.com/office/word/2016/wordml/cid" xmlns:w16="http://schemas.microsoft.com/office/word/2018/wordml" xmlns:w16du="http://schemas.microsoft.com/office/word/2023/wordml/word16du" xmlns:w16sdtdh="http://schemas.microsoft.com/office/word/2020/wordml/sdtdatahash" xmlns:w16sdtfl="http://schemas.microsoft.com/office/word/2024/wordml/sdtformatlock" xmlns:w16se="http://schemas.microsoft.com/office/word/2015/wordml/symex" mc:Ignorable="w14 w15 w16se w16cid w16 w16cex w16sdtdh w16sdtfl w16du wp14">
+<w:styles xmlns:mc="http://schemas.openxmlformats.org/markup-compatibility/2006" xmlns:r="http://schemas.openxmlformats.org/officeDocument/2006/relationships" xmlns:w="http://schemas.openxmlformats.org/wordprocessingml/2006/main" xmlns:w14="http://schemas.microsoft.com/office/word/2010/wordml" xmlns:w15="http://schemas.microsoft.com/office/word/2012/wordml" xmlns:w16cex="http://schemas.microsoft.com/office/word/2018/wordml/cex" xmlns:w16cid="http://schemas.microsoft.com/office/word/2016/wordml/cid" xmlns:w16="http://schemas.microsoft.com/office/word/2018/wordml" xmlns:w16du="http://schemas.microsoft.com/office/word/2023/wordml/word16du" xmlns:w16sdtdh="http://schemas.microsoft.com/office/word/2020/wordml/sdtdatahash" xmlns:w16sdtfl="http://schemas.microsoft.com/office/word/2024/wordml/sdtformatlock" xmlns:w16se="http://schemas.microsoft.com/office/word/2015/wordml/symex" mc:Ignorable="w14 w15 w16se w16cid w16 w16cex w16sdtdh w16sdtfl w16du">
   <w:docDefaults>
     <w:rPrDefault>
       <w:rPr>
-        <w:rFonts w:ascii="Arial" w:hAnsi="Arial" w:eastAsia="Arial" w:cs="Arial"/>
+        <w:rFonts w:ascii="Arial" w:eastAsia="Arial" w:hAnsi="Arial" w:cs="Arial"/>
         <w:sz w:val="22"/>
         <w:szCs w:val="22"/>
         <w:lang w:val="es-CO" w:eastAsia="ja-JP" w:bidi="ar-SA"/>
@@ -28886,14 +28744,14 @@
   <w:latentStyles w:defLockedState="0" w:defUIPriority="99" w:defSemiHidden="0" w:defUnhideWhenUsed="0" w:defQFormat="0" w:count="376">
     <w:lsdException w:name="Normal" w:uiPriority="0" w:qFormat="1"/>
     <w:lsdException w:name="heading 1" w:uiPriority="9" w:qFormat="1"/>
-    <w:lsdException w:name="heading 2" w:uiPriority="9" w:semiHidden="1" w:unhideWhenUsed="1" w:qFormat="1"/>
-    <w:lsdException w:name="heading 3" w:uiPriority="9" w:semiHidden="1" w:unhideWhenUsed="1" w:qFormat="1"/>
-    <w:lsdException w:name="heading 4" w:uiPriority="9" w:semiHidden="1" w:unhideWhenUsed="1" w:qFormat="1"/>
-    <w:lsdException w:name="heading 5" w:uiPriority="9" w:semiHidden="1" w:unhideWhenUsed="1" w:qFormat="1"/>
-    <w:lsdException w:name="heading 6" w:uiPriority="9" w:semiHidden="1" w:unhideWhenUsed="1" w:qFormat="1"/>
-    <w:lsdException w:name="heading 7" w:uiPriority="9" w:semiHidden="1" w:unhideWhenUsed="1" w:qFormat="1"/>
-    <w:lsdException w:name="heading 8" w:uiPriority="9" w:semiHidden="1" w:unhideWhenUsed="1" w:qFormat="1"/>
-    <w:lsdException w:name="heading 9" w:uiPriority="9" w:semiHidden="1" w:unhideWhenUsed="1" w:qFormat="1"/>
+    <w:lsdException w:name="heading 2" w:semiHidden="1" w:uiPriority="9" w:unhideWhenUsed="1" w:qFormat="1"/>
+    <w:lsdException w:name="heading 3" w:semiHidden="1" w:uiPriority="9" w:unhideWhenUsed="1" w:qFormat="1"/>
+    <w:lsdException w:name="heading 4" w:semiHidden="1" w:uiPriority="9" w:unhideWhenUsed="1" w:qFormat="1"/>
+    <w:lsdException w:name="heading 5" w:semiHidden="1" w:uiPriority="9" w:unhideWhenUsed="1" w:qFormat="1"/>
+    <w:lsdException w:name="heading 6" w:semiHidden="1" w:uiPriority="9" w:unhideWhenUsed="1" w:qFormat="1"/>
+    <w:lsdException w:name="heading 7" w:semiHidden="1" w:uiPriority="9" w:unhideWhenUsed="1" w:qFormat="1"/>
+    <w:lsdException w:name="heading 8" w:semiHidden="1" w:uiPriority="9" w:unhideWhenUsed="1" w:qFormat="1"/>
+    <w:lsdException w:name="heading 9" w:semiHidden="1" w:uiPriority="9" w:unhideWhenUsed="1" w:qFormat="1"/>
     <w:lsdException w:name="index 1" w:semiHidden="1" w:unhideWhenUsed="1"/>
     <w:lsdException w:name="index 2" w:semiHidden="1" w:unhideWhenUsed="1"/>
     <w:lsdException w:name="index 3" w:semiHidden="1" w:unhideWhenUsed="1"/>
@@ -28903,22 +28761,22 @@
     <w:lsdException w:name="index 7" w:semiHidden="1" w:unhideWhenUsed="1"/>
     <w:lsdException w:name="index 8" w:semiHidden="1" w:unhideWhenUsed="1"/>
     <w:lsdException w:name="index 9" w:semiHidden="1" w:unhideWhenUsed="1"/>
-    <w:lsdException w:name="toc 1" w:uiPriority="39" w:semiHidden="1" w:unhideWhenUsed="1"/>
-    <w:lsdException w:name="toc 2" w:uiPriority="39" w:semiHidden="1" w:unhideWhenUsed="1"/>
-    <w:lsdException w:name="toc 3" w:uiPriority="39" w:semiHidden="1" w:unhideWhenUsed="1"/>
-    <w:lsdException w:name="toc 4" w:uiPriority="39" w:semiHidden="1" w:unhideWhenUsed="1"/>
-    <w:lsdException w:name="toc 5" w:uiPriority="39" w:semiHidden="1" w:unhideWhenUsed="1"/>
-    <w:lsdException w:name="toc 6" w:uiPriority="39" w:semiHidden="1" w:unhideWhenUsed="1"/>
-    <w:lsdException w:name="toc 7" w:uiPriority="39" w:semiHidden="1" w:unhideWhenUsed="1"/>
-    <w:lsdException w:name="toc 8" w:uiPriority="39" w:semiHidden="1" w:unhideWhenUsed="1"/>
-    <w:lsdException w:name="toc 9" w:uiPriority="39" w:semiHidden="1" w:unhideWhenUsed="1"/>
+    <w:lsdException w:name="toc 1" w:semiHidden="1" w:uiPriority="39" w:unhideWhenUsed="1"/>
+    <w:lsdException w:name="toc 2" w:semiHidden="1" w:uiPriority="39" w:unhideWhenUsed="1"/>
+    <w:lsdException w:name="toc 3" w:semiHidden="1" w:uiPriority="39" w:unhideWhenUsed="1"/>
+    <w:lsdException w:name="toc 4" w:semiHidden="1" w:uiPriority="39" w:unhideWhenUsed="1"/>
+    <w:lsdException w:name="toc 5" w:semiHidden="1" w:uiPriority="39" w:unhideWhenUsed="1"/>
+    <w:lsdException w:name="toc 6" w:semiHidden="1" w:uiPriority="39" w:unhideWhenUsed="1"/>
+    <w:lsdException w:name="toc 7" w:semiHidden="1" w:uiPriority="39" w:unhideWhenUsed="1"/>
+    <w:lsdException w:name="toc 8" w:semiHidden="1" w:uiPriority="39" w:unhideWhenUsed="1"/>
+    <w:lsdException w:name="toc 9" w:semiHidden="1" w:uiPriority="39" w:unhideWhenUsed="1"/>
     <w:lsdException w:name="Normal Indent" w:semiHidden="1" w:unhideWhenUsed="1"/>
     <w:lsdException w:name="footnote text" w:semiHidden="1" w:unhideWhenUsed="1"/>
     <w:lsdException w:name="annotation text" w:semiHidden="1" w:unhideWhenUsed="1"/>
     <w:lsdException w:name="header" w:semiHidden="1" w:unhideWhenUsed="1"/>
     <w:lsdException w:name="footer" w:semiHidden="1" w:unhideWhenUsed="1"/>
     <w:lsdException w:name="index heading" w:semiHidden="1" w:unhideWhenUsed="1"/>
-    <w:lsdException w:name="caption" w:uiPriority="35" w:semiHidden="1" w:unhideWhenUsed="1" w:qFormat="1"/>
+    <w:lsdException w:name="caption" w:semiHidden="1" w:uiPriority="35" w:unhideWhenUsed="1" w:qFormat="1"/>
     <w:lsdException w:name="table of figures" w:semiHidden="1" w:unhideWhenUsed="1"/>
     <w:lsdException w:name="envelope address" w:semiHidden="1" w:unhideWhenUsed="1"/>
     <w:lsdException w:name="envelope return" w:semiHidden="1" w:unhideWhenUsed="1"/>
@@ -28949,7 +28807,7 @@
     <w:lsdException w:name="Title" w:uiPriority="10" w:qFormat="1"/>
     <w:lsdException w:name="Closing" w:semiHidden="1" w:unhideWhenUsed="1"/>
     <w:lsdException w:name="Signature" w:semiHidden="1" w:unhideWhenUsed="1"/>
-    <w:lsdException w:name="Default Paragraph Font" w:uiPriority="1" w:semiHidden="1" w:unhideWhenUsed="1"/>
+    <w:lsdException w:name="Default Paragraph Font" w:semiHidden="1" w:uiPriority="1" w:unhideWhenUsed="1"/>
     <w:lsdException w:name="Body Text" w:semiHidden="1" w:unhideWhenUsed="1"/>
     <w:lsdException w:name="Body Text Indent" w:semiHidden="1" w:unhideWhenUsed="1"/>
     <w:lsdException w:name="List Continue" w:semiHidden="1" w:unhideWhenUsed="1"/>
@@ -29149,8 +29007,8 @@
     <w:lsdException w:name="Subtle Reference" w:uiPriority="31" w:qFormat="1"/>
     <w:lsdException w:name="Intense Reference" w:uiPriority="32" w:qFormat="1"/>
     <w:lsdException w:name="Book Title" w:uiPriority="33" w:qFormat="1"/>
-    <w:lsdException w:name="Bibliography" w:uiPriority="37" w:semiHidden="1" w:unhideWhenUsed="1"/>
-    <w:lsdException w:name="TOC Heading" w:uiPriority="39" w:semiHidden="1" w:unhideWhenUsed="1" w:qFormat="1"/>
+    <w:lsdException w:name="Bibliography" w:semiHidden="1" w:uiPriority="37" w:unhideWhenUsed="1"/>
+    <w:lsdException w:name="TOC Heading" w:semiHidden="1" w:uiPriority="39" w:unhideWhenUsed="1" w:qFormat="1"/>
     <w:lsdException w:name="Plain Table 1" w:uiPriority="41"/>
     <w:lsdException w:name="Plain Table 2" w:uiPriority="42"/>
     <w:lsdException w:name="Plain Table 3" w:uiPriority="43"/>
@@ -29261,7 +29119,7 @@
     <w:lsdException w:name="Unresolved Mention" w:semiHidden="1" w:unhideWhenUsed="1"/>
     <w:lsdException w:name="Smart Link" w:semiHidden="1" w:unhideWhenUsed="1"/>
   </w:latentStyles>
-  <w:style w:type="paragraph" w:styleId="Normal" w:default="1">
+  <w:style w:type="paragraph" w:default="1" w:styleId="Normal">
     <w:name w:val="Normal"/>
     <w:qFormat/>
     <w:rsid w:val="00BD6D35"/>
@@ -29376,13 +29234,12 @@
       <w:color w:val="666666"/>
     </w:rPr>
   </w:style>
-  <w:style w:type="character" w:styleId="Fuentedeprrafopredeter" w:default="1">
+  <w:style w:type="character" w:default="1" w:styleId="Fuentedeprrafopredeter">
     <w:name w:val="Default Paragraph Font"/>
     <w:uiPriority w:val="1"/>
-    <w:semiHidden/>
     <w:unhideWhenUsed/>
   </w:style>
-  <w:style w:type="table" w:styleId="Tablanormal" w:default="1">
+  <w:style w:type="table" w:default="1" w:styleId="Tablanormal">
     <w:name w:val="Normal Table"/>
     <w:uiPriority w:val="99"/>
     <w:semiHidden/>
@@ -29397,7 +29254,7 @@
       </w:tblCellMar>
     </w:tblPr>
   </w:style>
-  <w:style w:type="numbering" w:styleId="Sinlista" w:default="1">
+  <w:style w:type="numbering" w:default="1" w:styleId="Sinlista">
     <w:name w:val="No List"/>
     <w:uiPriority w:val="99"/>
     <w:semiHidden/>
@@ -29419,11 +29276,11 @@
       <w:szCs w:val="52"/>
     </w:rPr>
   </w:style>
-  <w:style w:type="paragraph" w:styleId="Normal0" w:customStyle="1">
+  <w:style w:type="paragraph" w:customStyle="1" w:styleId="Normal0">
     <w:name w:val="Normal0"/>
     <w:qFormat/>
   </w:style>
-  <w:style w:type="paragraph" w:styleId="heading10" w:customStyle="1">
+  <w:style w:type="paragraph" w:customStyle="1" w:styleId="heading10">
     <w:name w:val="heading 10"/>
     <w:basedOn w:val="Normal0"/>
     <w:next w:val="Normal0"/>
@@ -29440,7 +29297,7 @@
       <w:szCs w:val="40"/>
     </w:rPr>
   </w:style>
-  <w:style w:type="paragraph" w:styleId="heading20" w:customStyle="1">
+  <w:style w:type="paragraph" w:customStyle="1" w:styleId="heading20">
     <w:name w:val="heading 20"/>
     <w:basedOn w:val="Normal0"/>
     <w:next w:val="Normal0"/>
@@ -29459,7 +29316,7 @@
       <w:szCs w:val="32"/>
     </w:rPr>
   </w:style>
-  <w:style w:type="paragraph" w:styleId="heading30" w:customStyle="1">
+  <w:style w:type="paragraph" w:customStyle="1" w:styleId="heading30">
     <w:name w:val="heading 30"/>
     <w:basedOn w:val="Normal0"/>
     <w:next w:val="Normal0"/>
@@ -29479,7 +29336,7 @@
       <w:szCs w:val="28"/>
     </w:rPr>
   </w:style>
-  <w:style w:type="paragraph" w:styleId="heading40" w:customStyle="1">
+  <w:style w:type="paragraph" w:customStyle="1" w:styleId="heading40">
     <w:name w:val="heading 40"/>
     <w:basedOn w:val="Normal0"/>
     <w:next w:val="Normal0"/>
@@ -29499,7 +29356,7 @@
       <w:szCs w:val="24"/>
     </w:rPr>
   </w:style>
-  <w:style w:type="paragraph" w:styleId="heading50" w:customStyle="1">
+  <w:style w:type="paragraph" w:customStyle="1" w:styleId="heading50">
     <w:name w:val="heading 50"/>
     <w:basedOn w:val="Normal0"/>
     <w:next w:val="Normal0"/>
@@ -29517,7 +29374,7 @@
       <w:color w:val="666666"/>
     </w:rPr>
   </w:style>
-  <w:style w:type="paragraph" w:styleId="heading60" w:customStyle="1">
+  <w:style w:type="paragraph" w:customStyle="1" w:styleId="heading60">
     <w:name w:val="heading 60"/>
     <w:basedOn w:val="Normal0"/>
     <w:next w:val="Normal0"/>
@@ -29536,7 +29393,7 @@
       <w:color w:val="666666"/>
     </w:rPr>
   </w:style>
-  <w:style w:type="table" w:styleId="NormalTable0" w:customStyle="1">
+  <w:style w:type="table" w:customStyle="1" w:styleId="NormalTable0">
     <w:name w:val="Normal Table0"/>
     <w:uiPriority w:val="99"/>
     <w:semiHidden/>
@@ -29551,7 +29408,7 @@
       </w:tblCellMar>
     </w:tblPr>
   </w:style>
-  <w:style w:type="table" w:styleId="NormalTable1" w:customStyle="1">
+  <w:style w:type="table" w:customStyle="1" w:styleId="NormalTable1">
     <w:name w:val="Normal Table1"/>
     <w:tblPr>
       <w:tblCellMar>
@@ -29562,7 +29419,7 @@
       </w:tblCellMar>
     </w:tblPr>
   </w:style>
-  <w:style w:type="paragraph" w:styleId="Title0" w:customStyle="1">
+  <w:style w:type="paragraph" w:customStyle="1" w:styleId="Title0">
     <w:name w:val="Title0"/>
     <w:basedOn w:val="Normal0"/>
     <w:next w:val="Normal0"/>
@@ -29578,7 +29435,7 @@
       <w:szCs w:val="52"/>
     </w:rPr>
   </w:style>
-  <w:style w:type="table" w:styleId="TableNormal" w:customStyle="1">
+  <w:style w:type="table" w:customStyle="1" w:styleId="TableNormal">
     <w:name w:val="Table Normal"/>
     <w:tblPr>
       <w:tblCellMar>
@@ -29606,7 +29463,7 @@
       <w:szCs w:val="30"/>
     </w:rPr>
   </w:style>
-  <w:style w:type="table" w:styleId="a" w:customStyle="1">
+  <w:style w:type="table" w:customStyle="1" w:styleId="a">
     <w:basedOn w:val="NormalTable0"/>
     <w:tblPr>
       <w:tblStyleRowBandSize w:val="1"/>
@@ -29619,7 +29476,7 @@
       </w:tblCellMar>
     </w:tblPr>
   </w:style>
-  <w:style w:type="table" w:styleId="a0" w:customStyle="1">
+  <w:style w:type="table" w:customStyle="1" w:styleId="a0">
     <w:basedOn w:val="NormalTable0"/>
     <w:tblPr>
       <w:tblStyleRowBandSize w:val="1"/>
@@ -29632,7 +29489,7 @@
       </w:tblCellMar>
     </w:tblPr>
   </w:style>
-  <w:style w:type="table" w:styleId="a1" w:customStyle="1">
+  <w:style w:type="table" w:customStyle="1" w:styleId="a1">
     <w:basedOn w:val="NormalTable0"/>
     <w:tblPr>
       <w:tblStyleRowBandSize w:val="1"/>
@@ -29655,12 +29512,12 @@
     </w:pPr>
     <w:tblPr>
       <w:tblBorders>
-        <w:top w:val="single" w:color="auto" w:sz="4" w:space="0"/>
-        <w:left w:val="single" w:color="auto" w:sz="4" w:space="0"/>
-        <w:bottom w:val="single" w:color="auto" w:sz="4" w:space="0"/>
-        <w:right w:val="single" w:color="auto" w:sz="4" w:space="0"/>
-        <w:insideH w:val="single" w:color="auto" w:sz="4" w:space="0"/>
-        <w:insideV w:val="single" w:color="auto" w:sz="4" w:space="0"/>
+        <w:top w:val="single" w:sz="4" w:space="0" w:color="auto"/>
+        <w:left w:val="single" w:sz="4" w:space="0" w:color="auto"/>
+        <w:bottom w:val="single" w:sz="4" w:space="0" w:color="auto"/>
+        <w:right w:val="single" w:sz="4" w:space="0" w:color="auto"/>
+        <w:insideH w:val="single" w:sz="4" w:space="0" w:color="auto"/>
+        <w:insideV w:val="single" w:sz="4" w:space="0" w:color="auto"/>
       </w:tblBorders>
     </w:tblPr>
   </w:style>
@@ -29679,7 +29536,7 @@
       <w:spacing w:line="240" w:lineRule="auto"/>
     </w:pPr>
   </w:style>
-  <w:style w:type="character" w:styleId="EncabezadoCar" w:customStyle="1">
+  <w:style w:type="character" w:customStyle="1" w:styleId="EncabezadoCar">
     <w:name w:val="Encabezado Car"/>
     <w:basedOn w:val="Fuentedeprrafopredeter"/>
     <w:link w:val="Encabezado"/>
@@ -29701,7 +29558,7 @@
       <w:spacing w:line="240" w:lineRule="auto"/>
     </w:pPr>
   </w:style>
-  <w:style w:type="character" w:styleId="PiedepginaCar" w:customStyle="1">
+  <w:style w:type="character" w:customStyle="1" w:styleId="PiedepginaCar">
     <w:name w:val="Pie de página Car"/>
     <w:basedOn w:val="Fuentedeprrafopredeter"/>
     <w:link w:val="Piedepgina"/>
@@ -29718,12 +29575,12 @@
       <w:spacing w:before="100" w:beforeAutospacing="1" w:after="100" w:afterAutospacing="1" w:line="240" w:lineRule="auto"/>
     </w:pPr>
     <w:rPr>
-      <w:rFonts w:ascii="Times New Roman" w:hAnsi="Times New Roman" w:eastAsia="Times New Roman" w:cs="Times New Roman"/>
+      <w:rFonts w:ascii="Times New Roman" w:eastAsia="Times New Roman" w:hAnsi="Times New Roman" w:cs="Times New Roman"/>
       <w:sz w:val="24"/>
       <w:szCs w:val="24"/>
     </w:rPr>
   </w:style>
-  <w:style w:type="character" w:styleId="Listavistosa-nfasis1Car" w:customStyle="1">
+  <w:style w:type="character" w:customStyle="1" w:styleId="Listavistosa-nfasis1Car">
     <w:name w:val="Lista vistosa - Énfasis 1 Car"/>
     <w:link w:val="Listavistosa-nfasis1"/>
     <w:uiPriority w:val="34"/>
@@ -29764,7 +29621,7 @@
       <w:tblPr/>
       <w:tcPr>
         <w:tcBorders>
-          <w:bottom w:val="single" w:color="FFFFFF" w:themeColor="background1" w:sz="12" w:space="0"/>
+          <w:bottom w:val="single" w:sz="12" w:space="0" w:color="FFFFFF" w:themeColor="background1"/>
         </w:tcBorders>
         <w:shd w:val="clear" w:color="auto" w:fill="9E3A38" w:themeFill="accent2" w:themeFillShade="CC"/>
       </w:tcPr>
@@ -29773,7 +29630,7 @@
       <w:tblPr/>
       <w:tcPr>
         <w:tcBorders>
-          <w:top w:val="single" w:color="000000" w:themeColor="text1" w:sz="12" w:space="0"/>
+          <w:top w:val="single" w:sz="12" w:space="0" w:color="000000" w:themeColor="text1"/>
         </w:tcBorders>
         <w:shd w:val="clear" w:color="auto" w:fill="FFFFFF" w:themeFill="background1"/>
       </w:tcPr>
@@ -29821,7 +29678,7 @@
       <w:u w:val="single"/>
     </w:rPr>
   </w:style>
-  <w:style w:type="character" w:styleId="Mencinsinresolver1" w:customStyle="1">
+  <w:style w:type="character" w:customStyle="1" w:styleId="Mencinsinresolver1">
     <w:name w:val="Mención sin resolver1"/>
     <w:basedOn w:val="Fuentedeprrafopredeter"/>
     <w:uiPriority w:val="99"/>
@@ -29862,7 +29719,7 @@
       <w:szCs w:val="18"/>
     </w:rPr>
   </w:style>
-  <w:style w:type="character" w:styleId="TextodegloboCar" w:customStyle="1">
+  <w:style w:type="character" w:customStyle="1" w:styleId="TextodegloboCar">
     <w:name w:val="Texto de globo Car"/>
     <w:basedOn w:val="Fuentedeprrafopredeter"/>
     <w:link w:val="Textodeglobo"/>
@@ -29902,7 +29759,7 @@
       <w:szCs w:val="20"/>
     </w:rPr>
   </w:style>
-  <w:style w:type="character" w:styleId="TextocomentarioCar" w:customStyle="1">
+  <w:style w:type="character" w:customStyle="1" w:styleId="TextocomentarioCar">
     <w:name w:val="Texto comentario Car"/>
     <w:basedOn w:val="Fuentedeprrafopredeter"/>
     <w:link w:val="Textocomentario"/>
@@ -29927,7 +29784,7 @@
       <w:bCs/>
     </w:rPr>
   </w:style>
-  <w:style w:type="character" w:styleId="AsuntodelcomentarioCar" w:customStyle="1">
+  <w:style w:type="character" w:customStyle="1" w:styleId="AsuntodelcomentarioCar">
     <w:name w:val="Asunto del comentario Car"/>
     <w:basedOn w:val="TextocomentarioCar"/>
     <w:link w:val="Asuntodelcomentario"/>
@@ -29941,7 +29798,7 @@
       <w:szCs w:val="20"/>
     </w:rPr>
   </w:style>
-  <w:style w:type="table" w:styleId="a2" w:customStyle="1">
+  <w:style w:type="table" w:customStyle="1" w:styleId="a2">
     <w:basedOn w:val="TableNormal"/>
     <w:pPr>
       <w:spacing w:line="240" w:lineRule="auto"/>
@@ -29963,7 +29820,7 @@
       <w:shd w:val="clear" w:color="auto" w:fill="EDF2F8"/>
     </w:tcPr>
   </w:style>
-  <w:style w:type="table" w:styleId="a3" w:customStyle="1">
+  <w:style w:type="table" w:customStyle="1" w:styleId="a3">
     <w:basedOn w:val="TableNormal"/>
     <w:pPr>
       <w:spacing w:line="240" w:lineRule="auto"/>
@@ -29985,7 +29842,7 @@
       <w:shd w:val="clear" w:color="auto" w:fill="EDF2F8"/>
     </w:tcPr>
   </w:style>
-  <w:style w:type="table" w:styleId="a4" w:customStyle="1">
+  <w:style w:type="table" w:customStyle="1" w:styleId="a4">
     <w:basedOn w:val="TableNormal"/>
     <w:pPr>
       <w:spacing w:line="240" w:lineRule="auto"/>
@@ -30007,7 +29864,7 @@
       <w:shd w:val="clear" w:color="auto" w:fill="EDF2F8"/>
     </w:tcPr>
   </w:style>
-  <w:style w:type="table" w:styleId="a5" w:customStyle="1">
+  <w:style w:type="table" w:customStyle="1" w:styleId="a5">
     <w:basedOn w:val="TableNormal"/>
     <w:pPr>
       <w:spacing w:line="240" w:lineRule="auto"/>
@@ -30029,7 +29886,7 @@
       <w:shd w:val="clear" w:color="auto" w:fill="EDF2F8"/>
     </w:tcPr>
   </w:style>
-  <w:style w:type="table" w:styleId="a6" w:customStyle="1">
+  <w:style w:type="table" w:customStyle="1" w:styleId="a6">
     <w:basedOn w:val="TableNormal"/>
     <w:tblPr>
       <w:tblStyleRowBandSize w:val="1"/>
@@ -30040,7 +29897,7 @@
       </w:tblCellMar>
     </w:tblPr>
   </w:style>
-  <w:style w:type="table" w:styleId="a7" w:customStyle="1">
+  <w:style w:type="table" w:customStyle="1" w:styleId="a7">
     <w:basedOn w:val="TableNormal"/>
     <w:tblPr>
       <w:tblStyleRowBandSize w:val="1"/>
@@ -30053,7 +29910,7 @@
       </w:tblCellMar>
     </w:tblPr>
   </w:style>
-  <w:style w:type="table" w:styleId="a8" w:customStyle="1">
+  <w:style w:type="table" w:customStyle="1" w:styleId="a8">
     <w:basedOn w:val="TableNormal"/>
     <w:tblPr>
       <w:tblStyleRowBandSize w:val="1"/>
@@ -30066,7 +29923,7 @@
       </w:tblCellMar>
     </w:tblPr>
   </w:style>
-  <w:style w:type="table" w:styleId="a9" w:customStyle="1">
+  <w:style w:type="table" w:customStyle="1" w:styleId="a9">
     <w:basedOn w:val="TableNormal"/>
     <w:tblPr>
       <w:tblStyleRowBandSize w:val="1"/>
@@ -30077,7 +29934,7 @@
       </w:tblCellMar>
     </w:tblPr>
   </w:style>
-  <w:style w:type="table" w:styleId="aa" w:customStyle="1">
+  <w:style w:type="table" w:customStyle="1" w:styleId="aa">
     <w:basedOn w:val="TableNormal"/>
     <w:tblPr>
       <w:tblStyleRowBandSize w:val="1"/>
@@ -30088,7 +29945,7 @@
       </w:tblCellMar>
     </w:tblPr>
   </w:style>
-  <w:style w:type="table" w:styleId="ab" w:customStyle="1">
+  <w:style w:type="table" w:customStyle="1" w:styleId="ab">
     <w:basedOn w:val="TableNormal"/>
     <w:pPr>
       <w:spacing w:line="240" w:lineRule="auto"/>
@@ -30110,7 +29967,7 @@
       <w:shd w:val="clear" w:color="auto" w:fill="EDF2F8"/>
     </w:tcPr>
   </w:style>
-  <w:style w:type="table" w:styleId="ac" w:customStyle="1">
+  <w:style w:type="table" w:customStyle="1" w:styleId="ac">
     <w:basedOn w:val="TableNormal"/>
     <w:pPr>
       <w:spacing w:line="240" w:lineRule="auto"/>
@@ -30132,7 +29989,7 @@
       <w:shd w:val="clear" w:color="auto" w:fill="EDF2F8"/>
     </w:tcPr>
   </w:style>
-  <w:style w:type="table" w:styleId="ad" w:customStyle="1">
+  <w:style w:type="table" w:customStyle="1" w:styleId="ad">
     <w:basedOn w:val="TableNormal"/>
     <w:pPr>
       <w:spacing w:line="240" w:lineRule="auto"/>
@@ -30154,7 +30011,7 @@
       <w:shd w:val="clear" w:color="auto" w:fill="EDF2F8"/>
     </w:tcPr>
   </w:style>
-  <w:style w:type="table" w:styleId="ae" w:customStyle="1">
+  <w:style w:type="table" w:customStyle="1" w:styleId="ae">
     <w:basedOn w:val="TableNormal"/>
     <w:pPr>
       <w:spacing w:line="240" w:lineRule="auto"/>
@@ -30176,7 +30033,7 @@
       <w:shd w:val="clear" w:color="auto" w:fill="EDF2F8"/>
     </w:tcPr>
   </w:style>
-  <w:style w:type="table" w:styleId="af" w:customStyle="1">
+  <w:style w:type="table" w:customStyle="1" w:styleId="af">
     <w:basedOn w:val="TableNormal"/>
     <w:pPr>
       <w:spacing w:line="240" w:lineRule="auto"/>
@@ -30198,7 +30055,7 @@
       <w:shd w:val="clear" w:color="auto" w:fill="EDF2F8"/>
     </w:tcPr>
   </w:style>
-  <w:style w:type="table" w:styleId="af0" w:customStyle="1">
+  <w:style w:type="table" w:customStyle="1" w:styleId="af0">
     <w:basedOn w:val="TableNormal"/>
     <w:pPr>
       <w:spacing w:line="240" w:lineRule="auto"/>
@@ -30220,7 +30077,7 @@
       <w:shd w:val="clear" w:color="auto" w:fill="EDF2F8"/>
     </w:tcPr>
   </w:style>
-  <w:style w:type="table" w:styleId="af1" w:customStyle="1">
+  <w:style w:type="table" w:customStyle="1" w:styleId="af1">
     <w:basedOn w:val="TableNormal"/>
     <w:pPr>
       <w:spacing w:line="240" w:lineRule="auto"/>
@@ -30242,7 +30099,7 @@
       <w:shd w:val="clear" w:color="auto" w:fill="EDF2F8"/>
     </w:tcPr>
   </w:style>
-  <w:style w:type="table" w:styleId="af2" w:customStyle="1">
+  <w:style w:type="table" w:customStyle="1" w:styleId="af2">
     <w:basedOn w:val="TableNormal"/>
     <w:pPr>
       <w:spacing w:line="240" w:lineRule="auto"/>
@@ -30264,7 +30121,7 @@
       <w:shd w:val="clear" w:color="auto" w:fill="EDF2F8"/>
     </w:tcPr>
   </w:style>
-  <w:style w:type="table" w:styleId="af3" w:customStyle="1">
+  <w:style w:type="table" w:customStyle="1" w:styleId="af3">
     <w:basedOn w:val="TableNormal"/>
     <w:pPr>
       <w:spacing w:line="240" w:lineRule="auto"/>
@@ -30286,7 +30143,7 @@
       <w:shd w:val="clear" w:color="auto" w:fill="EDF2F8"/>
     </w:tcPr>
   </w:style>
-  <w:style w:type="character" w:styleId="Mencinsinresolver2" w:customStyle="1">
+  <w:style w:type="character" w:customStyle="1" w:styleId="Mencinsinresolver2">
     <w:name w:val="Mención sin resolver2"/>
     <w:basedOn w:val="Fuentedeprrafopredeter"/>
     <w:uiPriority w:val="99"/>
@@ -30298,7 +30155,7 @@
       <w:shd w:val="clear" w:color="auto" w:fill="E1DFDD"/>
     </w:rPr>
   </w:style>
-  <w:style w:type="paragraph" w:styleId="Subtitle0" w:customStyle="1">
+  <w:style w:type="paragraph" w:customStyle="1" w:styleId="Subtitle0">
     <w:name w:val="Subtitle0"/>
     <w:basedOn w:val="Normal0"/>
     <w:next w:val="Normal0"/>
@@ -30313,7 +30170,7 @@
       <w:szCs w:val="30"/>
     </w:rPr>
   </w:style>
-  <w:style w:type="table" w:styleId="af4" w:customStyle="1">
+  <w:style w:type="table" w:customStyle="1" w:styleId="af4">
     <w:basedOn w:val="NormalTable1"/>
     <w:pPr>
       <w:spacing w:line="240" w:lineRule="auto"/>
@@ -30335,7 +30192,7 @@
       <w:shd w:val="clear" w:color="auto" w:fill="EDF2F8"/>
     </w:tcPr>
   </w:style>
-  <w:style w:type="table" w:styleId="af5" w:customStyle="1">
+  <w:style w:type="table" w:customStyle="1" w:styleId="af5">
     <w:basedOn w:val="NormalTable1"/>
     <w:pPr>
       <w:spacing w:line="240" w:lineRule="auto"/>
@@ -30357,7 +30214,7 @@
       <w:shd w:val="clear" w:color="auto" w:fill="EDF2F8"/>
     </w:tcPr>
   </w:style>
-  <w:style w:type="table" w:styleId="af6" w:customStyle="1">
+  <w:style w:type="table" w:customStyle="1" w:styleId="af6">
     <w:basedOn w:val="NormalTable1"/>
     <w:pPr>
       <w:spacing w:line="240" w:lineRule="auto"/>
@@ -30379,7 +30236,7 @@
       <w:shd w:val="clear" w:color="auto" w:fill="EDF2F8"/>
     </w:tcPr>
   </w:style>
-  <w:style w:type="table" w:styleId="af7" w:customStyle="1">
+  <w:style w:type="table" w:customStyle="1" w:styleId="af7">
     <w:basedOn w:val="NormalTable1"/>
     <w:pPr>
       <w:spacing w:line="240" w:lineRule="auto"/>
@@ -30401,7 +30258,7 @@
       <w:shd w:val="clear" w:color="auto" w:fill="EDF2F8"/>
     </w:tcPr>
   </w:style>
-  <w:style w:type="table" w:styleId="af8" w:customStyle="1">
+  <w:style w:type="table" w:customStyle="1" w:styleId="af8">
     <w:basedOn w:val="NormalTable1"/>
     <w:tblPr>
       <w:tblStyleRowBandSize w:val="1"/>
@@ -30414,7 +30271,7 @@
       </w:tblCellMar>
     </w:tblPr>
   </w:style>
-  <w:style w:type="table" w:styleId="af9" w:customStyle="1">
+  <w:style w:type="table" w:customStyle="1" w:styleId="af9">
     <w:basedOn w:val="NormalTable1"/>
     <w:tblPr>
       <w:tblStyleRowBandSize w:val="1"/>
@@ -30427,7 +30284,7 @@
       </w:tblCellMar>
     </w:tblPr>
   </w:style>
-  <w:style w:type="table" w:styleId="afa" w:customStyle="1">
+  <w:style w:type="table" w:customStyle="1" w:styleId="afa">
     <w:basedOn w:val="NormalTable1"/>
     <w:pPr>
       <w:spacing w:line="240" w:lineRule="auto"/>
@@ -30449,7 +30306,7 @@
       <w:shd w:val="clear" w:color="auto" w:fill="EDF2F8"/>
     </w:tcPr>
   </w:style>
-  <w:style w:type="table" w:styleId="afb" w:customStyle="1">
+  <w:style w:type="table" w:customStyle="1" w:styleId="afb">
     <w:basedOn w:val="NormalTable1"/>
     <w:pPr>
       <w:spacing w:line="240" w:lineRule="auto"/>
@@ -30471,7 +30328,7 @@
       <w:shd w:val="clear" w:color="auto" w:fill="EDF2F8"/>
     </w:tcPr>
   </w:style>
-  <w:style w:type="table" w:styleId="afc" w:customStyle="1">
+  <w:style w:type="table" w:customStyle="1" w:styleId="afc">
     <w:basedOn w:val="NormalTable1"/>
     <w:pPr>
       <w:spacing w:line="240" w:lineRule="auto"/>
@@ -30493,7 +30350,7 @@
       <w:shd w:val="clear" w:color="auto" w:fill="EDF2F8"/>
     </w:tcPr>
   </w:style>
-  <w:style w:type="table" w:styleId="afd" w:customStyle="1">
+  <w:style w:type="table" w:customStyle="1" w:styleId="afd">
     <w:basedOn w:val="NormalTable1"/>
     <w:pPr>
       <w:spacing w:line="240" w:lineRule="auto"/>
@@ -30515,7 +30372,7 @@
       <w:shd w:val="clear" w:color="auto" w:fill="EDF2F8"/>
     </w:tcPr>
   </w:style>
-  <w:style w:type="table" w:styleId="afe" w:customStyle="1">
+  <w:style w:type="table" w:customStyle="1" w:styleId="afe">
     <w:basedOn w:val="NormalTable1"/>
     <w:pPr>
       <w:spacing w:line="240" w:lineRule="auto"/>
@@ -30559,12 +30416,12 @@
       <w:shd w:val="clear" w:color="auto" w:fill="E1DFDD"/>
     </w:rPr>
   </w:style>
-  <w:style w:type="character" w:styleId="apple-converted-space" w:customStyle="1">
+  <w:style w:type="character" w:customStyle="1" w:styleId="apple-converted-space">
     <w:name w:val="apple-converted-space"/>
     <w:basedOn w:val="Fuentedeprrafopredeter"/>
     <w:rsid w:val="0058414C"/>
   </w:style>
-  <w:style w:type="paragraph" w:styleId="p1" w:customStyle="1">
+  <w:style w:type="paragraph" w:customStyle="1" w:styleId="p1">
     <w:name w:val="p1"/>
     <w:basedOn w:val="Normal"/>
     <w:rsid w:val="007E4AD3"/>
@@ -30579,7 +30436,7 @@
       <w:lang w:eastAsia="es-MX"/>
     </w:rPr>
   </w:style>
-  <w:style w:type="paragraph" w:styleId="Estilo1" w:customStyle="1">
+  <w:style w:type="paragraph" w:customStyle="1" w:styleId="Estilo1">
     <w:name w:val="Estilo1"/>
     <w:basedOn w:val="p1"/>
     <w:qFormat/>
@@ -30623,7 +30480,7 @@
       <w:bCs/>
     </w:rPr>
   </w:style>
-  <w:style w:type="character" w:styleId="url" w:customStyle="1">
+  <w:style w:type="character" w:customStyle="1" w:styleId="url">
     <w:name w:val="url"/>
     <w:basedOn w:val="Fuentedeprrafopredeter"/>
     <w:rsid w:val="0013249D"/>
@@ -30639,7 +30496,7 @@
       <w:iCs/>
     </w:rPr>
   </w:style>
-  <w:style w:type="paragraph" w:styleId="Estilo2" w:customStyle="1">
+  <w:style w:type="paragraph" w:customStyle="1" w:styleId="Estilo2">
     <w:name w:val="Estilo2"/>
     <w:basedOn w:val="Ttulo3"/>
     <w:qFormat/>
@@ -30975,6 +30832,17 @@
 </file>
 
 <file path=customXml/item1.xml><?xml version="1.0" encoding="utf-8"?>
+<p:properties xmlns:p="http://schemas.microsoft.com/office/2006/metadata/properties" xmlns:xsi="http://www.w3.org/2001/XMLSchema-instance" xmlns:pc="http://schemas.microsoft.com/office/infopath/2007/PartnerControls">
+  <documentManagement>
+    <TaxCatchAll xmlns="cb45339b-ced9-4d0d-8f64-77573914d53b" xsi:nil="true"/>
+    <lcf76f155ced4ddcb4097134ff3c332f xmlns="43a3ca16-9c26-4813-b83f-4aec9927b43f">
+      <Terms xmlns="http://schemas.microsoft.com/office/infopath/2007/PartnerControls"/>
+    </lcf76f155ced4ddcb4097134ff3c332f>
+  </documentManagement>
+</p:properties>
+</file>
+
+<file path=customXml/item2.xml><?xml version="1.0" encoding="utf-8"?>
 <?mso-contentType ?>
 <FormTemplates xmlns="http://schemas.microsoft.com/sharepoint/v3/contenttype/forms">
   <Display>DocumentLibraryForm</Display>
@@ -30983,7 +30851,13 @@
 </FormTemplates>
 </file>
 
-<file path=customXml/item2.xml><?xml version="1.0" encoding="utf-8"?>
+<file path=customXml/item3.xml><?xml version="1.0" encoding="utf-8"?>
+<go:gDocsCustomXmlDataStorage xmlns:go="http://customooxmlschemas.google.com/" xmlns:r="http://schemas.openxmlformats.org/officeDocument/2006/relationships">
+  <go:docsCustomData xmlns:go="http://customooxmlschemas.google.com/" roundtripDataSignature="AMtx7mh3w1sXrKwdjzYCxjbwPkf7wsIk5w==">AMUW2mWhRc/xLonLdtoI8dz4BVu2GREgE7++Eme5Ko+W5/2G+QfXPKxV7NwLPPaJ77IM2LrlHDguxVZnDKcg4iQIvJIe+zJ9DBWjUaWFI+z0k4HbdiCFsJo=</go:docsCustomData>
+</go:gDocsCustomXmlDataStorage>
+</file>
+
+<file path=customXml/item4.xml><?xml version="1.0" encoding="utf-8"?>
 <ct:contentTypeSchema xmlns:ct="http://schemas.microsoft.com/office/2006/metadata/contentType" xmlns:ma="http://schemas.microsoft.com/office/2006/metadata/properties/metaAttributes" ct:_="" ma:_="" ma:contentTypeName="Documento" ma:contentTypeID="0x01010049282E1EDBE9234EA9E6D38F720E265F" ma:contentTypeVersion="15" ma:contentTypeDescription="Crear nuevo documento." ma:contentTypeScope="" ma:versionID="b31c7aa9eaf043a08b87120b3c4916e3">
   <xsd:schema xmlns:xsd="http://www.w3.org/2001/XMLSchema" xmlns:xs="http://www.w3.org/2001/XMLSchema" xmlns:p="http://schemas.microsoft.com/office/2006/metadata/properties" xmlns:ns2="cb45339b-ced9-4d0d-8f64-77573914d53b" xmlns:ns3="43a3ca16-9c26-4813-b83f-4aec9927b43f" targetNamespace="http://schemas.microsoft.com/office/2006/metadata/properties" ma:root="true" ma:fieldsID="3533d065b04d75c457075bc55f1f5315" ns2:_="" ns3:_="">
     <xsd:import namespace="cb45339b-ced9-4d0d-8f64-77573914d53b"/>
@@ -31218,24 +31092,18 @@
 </ct:contentTypeSchema>
 </file>
 
-<file path=customXml/item3.xml><?xml version="1.0" encoding="utf-8"?>
-<p:properties xmlns:p="http://schemas.microsoft.com/office/2006/metadata/properties" xmlns:xsi="http://www.w3.org/2001/XMLSchema-instance" xmlns:pc="http://schemas.microsoft.com/office/infopath/2007/PartnerControls">
-  <documentManagement>
-    <TaxCatchAll xmlns="cb45339b-ced9-4d0d-8f64-77573914d53b" xsi:nil="true"/>
-    <lcf76f155ced4ddcb4097134ff3c332f xmlns="43a3ca16-9c26-4813-b83f-4aec9927b43f">
-      <Terms xmlns="http://schemas.microsoft.com/office/infopath/2007/PartnerControls"/>
-    </lcf76f155ced4ddcb4097134ff3c332f>
-  </documentManagement>
-</p:properties>
+<file path=customXml/itemProps1.xml><?xml version="1.0" encoding="utf-8"?>
+<ds:datastoreItem xmlns:ds="http://schemas.openxmlformats.org/officeDocument/2006/customXml" ds:itemID="{9D9B1A75-0210-4935-8179-95DF20A26AD1}">
+  <ds:schemaRefs>
+    <ds:schemaRef ds:uri="http://schemas.microsoft.com/office/2006/metadata/properties"/>
+    <ds:schemaRef ds:uri="http://schemas.microsoft.com/office/infopath/2007/PartnerControls"/>
+    <ds:schemaRef ds:uri="cb45339b-ced9-4d0d-8f64-77573914d53b"/>
+    <ds:schemaRef ds:uri="43a3ca16-9c26-4813-b83f-4aec9927b43f"/>
+  </ds:schemaRefs>
+</ds:datastoreItem>
 </file>
 
-<file path=customXml/item4.xml><?xml version="1.0" encoding="utf-8"?>
-<go:gDocsCustomXmlDataStorage xmlns:go="http://customooxmlschemas.google.com/" xmlns:r="http://schemas.openxmlformats.org/officeDocument/2006/relationships">
-  <go:docsCustomData xmlns:go="http://customooxmlschemas.google.com/" roundtripDataSignature="AMtx7mh3w1sXrKwdjzYCxjbwPkf7wsIk5w==">AMUW2mWhRc/xLonLdtoI8dz4BVu2GREgE7++Eme5Ko+W5/2G+QfXPKxV7NwLPPaJ77IM2LrlHDguxVZnDKcg4iQIvJIe+zJ9DBWjUaWFI+z0k4HbdiCFsJo=</go:docsCustomData>
-</go:gDocsCustomXmlDataStorage>
-</file>
-
-<file path=customXml/itemProps1.xml><?xml version="1.0" encoding="utf-8"?>
+<file path=customXml/itemProps2.xml><?xml version="1.0" encoding="utf-8"?>
 <ds:datastoreItem xmlns:ds="http://schemas.openxmlformats.org/officeDocument/2006/customXml" ds:itemID="{83102ECF-E44F-4F73-A78F-FE313D1BFB9A}">
   <ds:schemaRefs>
     <ds:schemaRef ds:uri="http://schemas.microsoft.com/sharepoint/v3/contenttype/forms"/>
@@ -31243,7 +31111,16 @@
 </ds:datastoreItem>
 </file>
 
-<file path=customXml/itemProps2.xml><?xml version="1.0" encoding="utf-8"?>
+<file path=customXml/itemProps3.xml><?xml version="1.0" encoding="utf-8"?>
+<ds:datastoreItem xmlns:ds="http://schemas.openxmlformats.org/officeDocument/2006/customXml" ds:itemID="{11111111-1234-1234-1234-123412341234}">
+  <ds:schemaRefs>
+    <ds:schemaRef ds:uri="http://customooxmlschemas.google.com/"/>
+    <ds:schemaRef ds:uri="http://schemas.openxmlformats.org/officeDocument/2006/relationships"/>
+  </ds:schemaRefs>
+</ds:datastoreItem>
+</file>
+
+<file path=customXml/itemProps4.xml><?xml version="1.0" encoding="utf-8"?>
 <ds:datastoreItem xmlns:ds="http://schemas.openxmlformats.org/officeDocument/2006/customXml" ds:itemID="{78C32246-2645-4289-985A-F7F818CF1E16}">
   <ds:schemaRefs>
     <ds:schemaRef ds:uri="http://schemas.microsoft.com/office/2006/metadata/contentType"/>
@@ -31260,26 +31137,4 @@
     <ds:schemaRef ds:uri="http://schemas.microsoft.com/internal/obd"/>
   </ds:schemaRefs>
 </ds:datastoreItem>
-</file>
-
-<file path=customXml/itemProps3.xml><?xml version="1.0" encoding="utf-8"?>
-<ds:datastoreItem xmlns:ds="http://schemas.openxmlformats.org/officeDocument/2006/customXml" ds:itemID="{9D9B1A75-0210-4935-8179-95DF20A26AD1}">
-  <ds:schemaRefs>
-    <ds:schemaRef ds:uri="http://schemas.microsoft.com/office/2006/metadata/properties"/>
-    <ds:schemaRef ds:uri="http://schemas.microsoft.com/office/infopath/2007/PartnerControls"/>
-    <ds:schemaRef ds:uri="1d52d4bc-3f95-4709-b359-1b96840d7671"/>
-    <ds:schemaRef ds:uri="8d1bea48-6525-4b05-8cf5-c6ad0dd5b02f"/>
-    <ds:schemaRef ds:uri="cb45339b-ced9-4d0d-8f64-77573914d53b"/>
-    <ds:schemaRef ds:uri="43a3ca16-9c26-4813-b83f-4aec9927b43f"/>
-  </ds:schemaRefs>
-</ds:datastoreItem>
-</file>
-
-<file path=customXml/itemProps4.xml><?xml version="1.0" encoding="utf-8"?>
-<ds:datastoreItem xmlns:ds="http://schemas.openxmlformats.org/officeDocument/2006/customXml" ds:itemID="{11111111-1234-1234-1234-123412341234}">
-  <ds:schemaRefs>
-    <ds:schemaRef ds:uri="http://customooxmlschemas.google.com/"/>
-    <ds:schemaRef ds:uri="http://schemas.openxmlformats.org/officeDocument/2006/relationships"/>
-  </ds:schemaRefs>
-</ds:datastoreItem>
 </file>
--- a/fuentes/12310176_DI_CF1_Ingresos y gastos personales.docx
+++ b/fuentes/12310176_DI_CF1_Ingresos y gastos personales.docx
@@ -913,7 +913,7 @@
           <w:noProof/>
         </w:rPr>
         <w:drawing>
-          <wp:inline distT="0" distB="0" distL="0" distR="0" wp14:anchorId="7A12D076" wp14:editId="061BC33E">
+          <wp:inline distT="0" distB="0" distL="0" distR="0" wp14:anchorId="7A12D076" wp14:editId="08C13942">
             <wp:extent cx="2526454" cy="3832024"/>
             <wp:effectExtent l="0" t="0" r="1270" b="3810"/>
             <wp:docPr id="363017292" name="Imagen 3"/>
@@ -2312,7 +2312,25 @@
                 <w:sz w:val="20"/>
                 <w:szCs w:val="20"/>
               </w:rPr>
-              <w:t>¿Qué son los ingresos, gastos y cuáles son los tuyos? | Curso de Manejo del dinero</w:t>
+              <w:t xml:space="preserve">¿Qué son los ingresos, gastos y cuáles son los tuyos? | Curso de </w:t>
+            </w:r>
+            <w:r>
+              <w:rPr>
+                <w:b/>
+                <w:bCs/>
+                <w:sz w:val="20"/>
+                <w:szCs w:val="20"/>
+              </w:rPr>
+              <w:t>m</w:t>
+            </w:r>
+            <w:r>
+              <w:rPr>
+                <w:b/>
+                <w:bCs/>
+                <w:sz w:val="20"/>
+                <w:szCs w:val="20"/>
+              </w:rPr>
+              <w:t>anejo del dinero</w:t>
             </w:r>
           </w:p>
           <w:p>
@@ -3711,11 +3729,8 @@
             <w:r>
               <w:rPr>
                 <w:rFonts w:eastAsia="Times New Roman"/>
-                <w:i/>
-                <w:iCs/>
-                <w:sz w:val="20"/>
-                <w:szCs w:val="20"/>
-                <w:highlight w:val="cyan"/>
+                <w:sz w:val="20"/>
+                <w:szCs w:val="20"/>
               </w:rPr>
               <w:t>blogs</w:t>
             </w:r>
@@ -6424,7 +6439,21 @@
                 <w:sz w:val="20"/>
                 <w:szCs w:val="20"/>
               </w:rPr>
-              <w:t>Revisar y ajustar la estrategia de precios en función del valor percibido, la competencia y la disposición a pagar del cliente permite maximizar los márgenes de ganancia sin necesariamente incrementar los volúmenes de venta.</w:t>
+              <w:t>Revisar y ajustar la estrategia de precios en función del valor percibido, la competencia y la disposición a pagar del cliente</w:t>
+            </w:r>
+            <w:r>
+              <w:rPr>
+                <w:sz w:val="20"/>
+                <w:szCs w:val="20"/>
+              </w:rPr>
+              <w:t>,</w:t>
+            </w:r>
+            <w:r>
+              <w:rPr>
+                <w:sz w:val="20"/>
+                <w:szCs w:val="20"/>
+              </w:rPr>
+              <w:t xml:space="preserve"> permite maximizar los márgenes de ganancia sin necesariamente incrementar los volúmenes de venta.</w:t>
             </w:r>
           </w:p>
           <w:p>
@@ -7202,14 +7231,14 @@
                 <w:szCs w:val="20"/>
                 <w:highlight w:val="cyan"/>
               </w:rPr>
-              <w:t>, CLV</w:t>
-            </w:r>
-            <w:r>
-              <w:rPr>
-                <w:sz w:val="20"/>
-                <w:szCs w:val="20"/>
-              </w:rPr>
-              <w:t>).</w:t>
+              <w:t xml:space="preserve">, </w:t>
+            </w:r>
+            <w:r>
+              <w:rPr>
+                <w:sz w:val="20"/>
+                <w:szCs w:val="20"/>
+              </w:rPr>
+              <w:t>CLV).</w:t>
             </w:r>
           </w:p>
           <w:p>
@@ -11529,17 +11558,14 @@
                 <w:sz w:val="20"/>
                 <w:szCs w:val="20"/>
               </w:rPr>
-              <w:t xml:space="preserve">Corresponde a aquellos bienes o servicios que, aunque pueden mejorar el </w:t>
-            </w:r>
-            <w:r>
-              <w:rPr>
-                <w:i/>
-                <w:iCs/>
-                <w:sz w:val="20"/>
-                <w:szCs w:val="20"/>
-                <w:highlight w:val="cyan"/>
-              </w:rPr>
-              <w:t>confort</w:t>
+              <w:t xml:space="preserve">Corresponde a aquellos bienes o servicios que, aunque pueden mejorar </w:t>
+            </w:r>
+            <w:r>
+              <w:rPr>
+                <w:sz w:val="20"/>
+                <w:szCs w:val="20"/>
+              </w:rPr>
+              <w:t>el confort</w:t>
             </w:r>
             <w:r>
               <w:rPr>
@@ -13685,7 +13711,15 @@
           <w:sz w:val="18"/>
           <w:szCs w:val="18"/>
         </w:rPr>
-        <w:t xml:space="preserve">Nota. Tomado </w:t>
+        <w:t>Fuente: t</w:t>
+      </w:r>
+      <w:r>
+        <w:rPr>
+          <w:color w:val="000000"/>
+          <w:sz w:val="18"/>
+          <w:szCs w:val="18"/>
+        </w:rPr>
+        <w:t xml:space="preserve">omado </w:t>
       </w:r>
       <w:r>
         <w:rPr>
@@ -13814,20 +13848,17 @@
             </w:r>
             <w:r>
               <w:rPr>
-                <w:i/>
-                <w:iCs/>
-                <w:sz w:val="20"/>
-                <w:szCs w:val="20"/>
-                <w:highlight w:val="cyan"/>
-              </w:rPr>
-              <w:t>web</w:t>
-            </w:r>
-            <w:r>
-              <w:rPr>
-                <w:sz w:val="20"/>
-                <w:szCs w:val="20"/>
-              </w:rPr>
-              <w:t xml:space="preserve">, donde encontrará disponible para descarga gratuita una plantilla de presupuesto personal. Esta herramienta le permitirá registrar y gestionar sus ingresos y egresos mensuales, facilitando una planificación financiera más </w:t>
+                <w:sz w:val="20"/>
+                <w:szCs w:val="20"/>
+              </w:rPr>
+              <w:t>web,</w:t>
+            </w:r>
+            <w:r>
+              <w:rPr>
+                <w:sz w:val="20"/>
+                <w:szCs w:val="20"/>
+              </w:rPr>
+              <w:t xml:space="preserve"> donde encontrará disponible para descarga gratuita una plantilla de presupuesto personal. Esta herramienta le permitirá registrar y gestionar sus ingresos y egresos mensuales, facilitando una planificación financiera más </w:t>
             </w:r>
             <w:commentRangeStart w:id="70"/>
             <w:r>
@@ -16678,7 +16709,21 @@
           <w:sz w:val="20"/>
           <w:szCs w:val="20"/>
         </w:rPr>
-        <w:t>En este sentido, es clave eliminar los gastos discrecionales, emocionales y "hormiga", ya que estos suelen pasar desapercibidos pero afectan significativamente el presupuesto. Al reducirlos, se incrementa la capacidad de ahorro y se logra un mejor control financiero. Lo más importante es identificar y cambiar los hábitos que conducen al gasto innecesario.</w:t>
+        <w:t>En este sentido, es clave eliminar los gastos discrecionales, emocionales y "hormiga", ya que estos suelen pasar desapercibidos</w:t>
+      </w:r>
+      <w:r>
+        <w:rPr>
+          <w:sz w:val="20"/>
+          <w:szCs w:val="20"/>
+        </w:rPr>
+        <w:t>,</w:t>
+      </w:r>
+      <w:r>
+        <w:rPr>
+          <w:sz w:val="20"/>
+          <w:szCs w:val="20"/>
+        </w:rPr>
+        <w:t xml:space="preserve"> pero afectan significativamente el presupuesto. Al reducirlos, se incrementa la capacidad de ahorro y se logra un mejor control financiero. Lo más importante es identificar y cambiar los hábitos que conducen al gasto innecesario.</w:t>
       </w:r>
     </w:p>
     <w:p>
@@ -19647,11 +19692,10 @@
       <w:pPr>
         <w:pStyle w:val="NormalWeb"/>
         <w:snapToGrid w:val="0"/>
+        <w:spacing w:before="0" w:beforeAutospacing="0" w:after="0" w:afterAutospacing="0" w:line="480" w:lineRule="auto"/>
         <w:ind w:left="720" w:hanging="720"/>
         <w:rPr>
           <w:rFonts w:ascii="Arial" w:hAnsi="Arial" w:cs="Arial"/>
-          <w:i/>
-          <w:iCs/>
           <w:sz w:val="20"/>
           <w:szCs w:val="20"/>
         </w:rPr>
@@ -19659,8 +19703,6 @@
       <w:r>
         <w:rPr>
           <w:rFonts w:ascii="Arial" w:hAnsi="Arial" w:cs="Arial"/>
-          <w:i/>
-          <w:iCs/>
           <w:sz w:val="20"/>
           <w:szCs w:val="20"/>
         </w:rPr>
@@ -19670,8 +19712,6 @@
         <w:rPr>
           <w:rStyle w:val="apple-converted-space"/>
           <w:rFonts w:ascii="Arial" w:hAnsi="Arial" w:cs="Arial"/>
-          <w:i/>
-          <w:iCs/>
           <w:sz w:val="20"/>
           <w:szCs w:val="20"/>
         </w:rPr>
@@ -19681,8 +19721,6 @@
         <w:rPr>
           <w:rStyle w:val="nfasis"/>
           <w:rFonts w:ascii="Arial" w:hAnsi="Arial" w:cs="Arial"/>
-          <w:i w:val="0"/>
-          <w:iCs w:val="0"/>
           <w:sz w:val="20"/>
           <w:szCs w:val="20"/>
         </w:rPr>
@@ -19691,8 +19729,6 @@
       <w:r>
         <w:rPr>
           <w:rFonts w:ascii="Arial" w:hAnsi="Arial" w:cs="Arial"/>
-          <w:i/>
-          <w:iCs/>
           <w:sz w:val="20"/>
           <w:szCs w:val="20"/>
         </w:rPr>
@@ -19702,8 +19738,6 @@
         <w:rPr>
           <w:rStyle w:val="apple-converted-space"/>
           <w:rFonts w:ascii="Arial" w:hAnsi="Arial" w:cs="Arial"/>
-          <w:i/>
-          <w:iCs/>
           <w:sz w:val="20"/>
           <w:szCs w:val="20"/>
         </w:rPr>
@@ -19714,8 +19748,6 @@
           <w:rPr>
             <w:rStyle w:val="Hipervnculo"/>
             <w:rFonts w:ascii="Arial" w:hAnsi="Arial" w:cs="Arial"/>
-            <w:i/>
-            <w:iCs/>
             <w:sz w:val="20"/>
             <w:szCs w:val="20"/>
           </w:rPr>
@@ -19727,6 +19759,7 @@
       <w:pPr>
         <w:pStyle w:val="NormalWeb"/>
         <w:snapToGrid w:val="0"/>
+        <w:spacing w:before="0" w:beforeAutospacing="0" w:after="0" w:afterAutospacing="0" w:line="480" w:lineRule="auto"/>
         <w:ind w:left="720" w:hanging="720"/>
         <w:rPr>
           <w:rFonts w:ascii="Arial" w:hAnsi="Arial" w:cs="Arial"/>
@@ -19738,30 +19771,133 @@
         <w:rPr>
           <w:rStyle w:val="Textoennegrita"/>
           <w:rFonts w:ascii="Arial" w:hAnsi="Arial" w:cs="Arial"/>
-          <w:sz w:val="20"/>
-          <w:szCs w:val="20"/>
-        </w:rPr>
-        <w:t xml:space="preserve">Gitman, L. J., &amp; </w:t>
-      </w:r>
-      <w:proofErr w:type="spellStart"/>
+          <w:b w:val="0"/>
+          <w:bCs w:val="0"/>
+          <w:sz w:val="20"/>
+          <w:szCs w:val="20"/>
+          <w:lang w:val="en-US"/>
+        </w:rPr>
+        <w:t>Gitman, L. J., &amp; Joehnk, M. D.</w:t>
+      </w:r>
+      <w:r>
+        <w:rPr>
+          <w:rStyle w:val="apple-converted-space"/>
+          <w:rFonts w:ascii="Arial" w:hAnsi="Arial" w:cs="Arial"/>
+          <w:sz w:val="20"/>
+          <w:szCs w:val="20"/>
+          <w:lang w:val="en-US"/>
+        </w:rPr>
+        <w:t> </w:t>
+      </w:r>
+      <w:r>
+        <w:rPr>
+          <w:rFonts w:ascii="Arial" w:hAnsi="Arial" w:cs="Arial"/>
+          <w:sz w:val="20"/>
+          <w:szCs w:val="20"/>
+          <w:lang w:val="en-US"/>
+        </w:rPr>
+        <w:t>(2015).</w:t>
+      </w:r>
+      <w:r>
+        <w:rPr>
+          <w:rStyle w:val="apple-converted-space"/>
+          <w:rFonts w:ascii="Arial" w:hAnsi="Arial" w:cs="Arial"/>
+          <w:sz w:val="20"/>
+          <w:szCs w:val="20"/>
+          <w:lang w:val="en-US"/>
+        </w:rPr>
+        <w:t> </w:t>
+      </w:r>
+      <w:r>
+        <w:rPr>
+          <w:rStyle w:val="nfasis"/>
+          <w:rFonts w:ascii="Arial" w:hAnsi="Arial" w:cs="Arial"/>
+          <w:sz w:val="20"/>
+          <w:szCs w:val="20"/>
+        </w:rPr>
+        <w:t>Fundamentos de finanzas personales</w:t>
+      </w:r>
+      <w:r>
+        <w:rPr>
+          <w:rFonts w:ascii="Arial" w:hAnsi="Arial" w:cs="Arial"/>
+          <w:sz w:val="20"/>
+          <w:szCs w:val="20"/>
+        </w:rPr>
+        <w:t>. Pearson Educación.</w:t>
+      </w:r>
+    </w:p>
+    <w:p>
+      <w:pPr>
+        <w:pStyle w:val="NormalWeb"/>
+        <w:snapToGrid w:val="0"/>
+        <w:spacing w:before="0" w:beforeAutospacing="0" w:after="0" w:afterAutospacing="0" w:line="480" w:lineRule="auto"/>
+        <w:ind w:left="720" w:hanging="720"/>
+        <w:rPr>
+          <w:rFonts w:ascii="Arial" w:hAnsi="Arial" w:cs="Arial"/>
+          <w:sz w:val="20"/>
+          <w:szCs w:val="20"/>
+        </w:rPr>
+      </w:pPr>
+      <w:r>
+        <w:rPr>
+          <w:rFonts w:ascii="Arial" w:hAnsi="Arial" w:cs="Arial"/>
+          <w:sz w:val="20"/>
+          <w:szCs w:val="20"/>
+        </w:rPr>
+        <w:t>Mendoza, L. (2011).</w:t>
+      </w:r>
+      <w:r>
+        <w:rPr>
+          <w:rStyle w:val="apple-converted-space"/>
+          <w:rFonts w:ascii="Arial" w:hAnsi="Arial" w:cs="Arial"/>
+          <w:sz w:val="20"/>
+          <w:szCs w:val="20"/>
+        </w:rPr>
+        <w:t> </w:t>
+      </w:r>
+      <w:r>
+        <w:rPr>
+          <w:rStyle w:val="nfasis"/>
+          <w:rFonts w:ascii="Arial" w:hAnsi="Arial" w:cs="Arial"/>
+          <w:sz w:val="20"/>
+          <w:szCs w:val="20"/>
+        </w:rPr>
+        <w:t>Psicología del consumo: Compras impulsivas y toma de decisiones</w:t>
+      </w:r>
+      <w:r>
+        <w:rPr>
+          <w:rFonts w:ascii="Arial" w:hAnsi="Arial" w:cs="Arial"/>
+          <w:sz w:val="20"/>
+          <w:szCs w:val="20"/>
+        </w:rPr>
+        <w:t>. Editorial Universitaria.</w:t>
+      </w:r>
+    </w:p>
+    <w:p>
+      <w:pPr>
+        <w:pStyle w:val="NormalWeb"/>
+        <w:snapToGrid w:val="0"/>
+        <w:spacing w:before="0" w:beforeAutospacing="0" w:after="0" w:afterAutospacing="0" w:line="480" w:lineRule="auto"/>
+        <w:ind w:left="720" w:hanging="720"/>
+        <w:rPr>
+          <w:rFonts w:ascii="Arial" w:hAnsi="Arial" w:cs="Arial"/>
+          <w:i/>
+          <w:iCs/>
+          <w:sz w:val="20"/>
+          <w:szCs w:val="20"/>
+        </w:rPr>
+      </w:pPr>
       <w:r>
         <w:rPr>
           <w:rStyle w:val="Textoennegrita"/>
           <w:rFonts w:ascii="Arial" w:hAnsi="Arial" w:cs="Arial"/>
-          <w:sz w:val="20"/>
-          <w:szCs w:val="20"/>
-        </w:rPr>
-        <w:t>Joehnk</w:t>
-      </w:r>
-      <w:proofErr w:type="spellEnd"/>
-      <w:r>
-        <w:rPr>
-          <w:rStyle w:val="Textoennegrita"/>
-          <w:rFonts w:ascii="Arial" w:hAnsi="Arial" w:cs="Arial"/>
-          <w:sz w:val="20"/>
-          <w:szCs w:val="20"/>
-        </w:rPr>
-        <w:t>, M. D.</w:t>
+          <w:b w:val="0"/>
+          <w:bCs w:val="0"/>
+          <w:sz w:val="20"/>
+          <w:szCs w:val="20"/>
+        </w:rPr>
+        <w:lastRenderedPageBreak/>
+        <w:t>Montes, M.</w:t>
       </w:r>
       <w:r>
         <w:rPr>
@@ -19778,12 +19914,24 @@
           <w:sz w:val="20"/>
           <w:szCs w:val="20"/>
         </w:rPr>
-        <w:t>(2015).</w:t>
+        <w:t>(2013</w:t>
+      </w:r>
+      <w:r>
+        <w:rPr>
+          <w:rFonts w:ascii="Arial" w:hAnsi="Arial" w:cs="Arial"/>
+          <w:i/>
+          <w:iCs/>
+          <w:sz w:val="20"/>
+          <w:szCs w:val="20"/>
+        </w:rPr>
+        <w:t>).</w:t>
       </w:r>
       <w:r>
         <w:rPr>
           <w:rStyle w:val="apple-converted-space"/>
           <w:rFonts w:ascii="Arial" w:hAnsi="Arial" w:cs="Arial"/>
+          <w:i/>
+          <w:iCs/>
           <w:sz w:val="20"/>
           <w:szCs w:val="20"/>
         </w:rPr>
@@ -19793,47 +19941,77 @@
         <w:rPr>
           <w:rStyle w:val="nfasis"/>
           <w:rFonts w:ascii="Arial" w:hAnsi="Arial" w:cs="Arial"/>
-          <w:sz w:val="20"/>
-          <w:szCs w:val="20"/>
-        </w:rPr>
-        <w:t>Fundamentos de finanzas personales</w:t>
+          <w:i w:val="0"/>
+          <w:iCs w:val="0"/>
+          <w:sz w:val="20"/>
+          <w:szCs w:val="20"/>
+        </w:rPr>
+        <w:t>La pirámide de Maslow y su aplicación en las finanzas personales</w:t>
       </w:r>
       <w:r>
         <w:rPr>
           <w:rFonts w:ascii="Arial" w:hAnsi="Arial" w:cs="Arial"/>
-          <w:sz w:val="20"/>
-          <w:szCs w:val="20"/>
-        </w:rPr>
-        <w:t xml:space="preserve">. Pearson </w:t>
-      </w:r>
-      <w:proofErr w:type="spellStart"/>
-      <w:r>
-        <w:rPr>
+          <w:i/>
+          <w:iCs/>
+          <w:sz w:val="20"/>
+          <w:szCs w:val="20"/>
+        </w:rPr>
+        <w:t>. En</w:t>
+      </w:r>
+      <w:r>
+        <w:rPr>
+          <w:rStyle w:val="apple-converted-space"/>
           <w:rFonts w:ascii="Arial" w:hAnsi="Arial" w:cs="Arial"/>
-          <w:sz w:val="20"/>
-          <w:szCs w:val="20"/>
-        </w:rPr>
-        <w:t>Educación.Referencia</w:t>
-      </w:r>
-      <w:proofErr w:type="spellEnd"/>
-      <w:r>
-        <w:rPr>
+          <w:i/>
+          <w:iCs/>
+          <w:sz w:val="20"/>
+          <w:szCs w:val="20"/>
+        </w:rPr>
+        <w:t> </w:t>
+      </w:r>
+      <w:r>
+        <w:rPr>
+          <w:rStyle w:val="nfasis"/>
           <w:rFonts w:ascii="Arial" w:hAnsi="Arial" w:cs="Arial"/>
-          <w:sz w:val="20"/>
-          <w:szCs w:val="20"/>
-        </w:rPr>
-        <w:t xml:space="preserve"> clave para conceptos como ingresos, presupuesto, ahorro e inversión en el contexto de la planificación financiera.</w:t>
+          <w:i w:val="0"/>
+          <w:iCs w:val="0"/>
+          <w:sz w:val="20"/>
+          <w:szCs w:val="20"/>
+        </w:rPr>
+        <w:t>Revista de Ciencias Sociales Aplicadas</w:t>
+      </w:r>
+      <w:r>
+        <w:rPr>
+          <w:rFonts w:ascii="Arial" w:hAnsi="Arial" w:cs="Arial"/>
+          <w:i/>
+          <w:iCs/>
+          <w:sz w:val="20"/>
+          <w:szCs w:val="20"/>
+        </w:rPr>
+        <w:t>.</w:t>
+      </w:r>
+      <w:r>
+        <w:rPr>
+          <w:rFonts w:ascii="Arial" w:hAnsi="Arial" w:cs="Arial"/>
+          <w:i/>
+          <w:iCs/>
+          <w:sz w:val="20"/>
+          <w:szCs w:val="20"/>
+        </w:rPr>
+        <w:t xml:space="preserve"> </w:t>
       </w:r>
     </w:p>
     <w:p>
       <w:pPr>
         <w:pStyle w:val="NormalWeb"/>
         <w:snapToGrid w:val="0"/>
+        <w:spacing w:before="0" w:beforeAutospacing="0" w:after="0" w:afterAutospacing="0" w:line="480" w:lineRule="auto"/>
         <w:ind w:left="720" w:hanging="720"/>
         <w:rPr>
           <w:rFonts w:ascii="Arial" w:hAnsi="Arial" w:cs="Arial"/>
           <w:sz w:val="20"/>
           <w:szCs w:val="20"/>
+          <w:lang w:val="en-US"/>
         </w:rPr>
       </w:pPr>
       <w:r>
@@ -19842,7 +20020,16 @@
           <w:sz w:val="20"/>
           <w:szCs w:val="20"/>
         </w:rPr>
-        <w:t>Mendoza, L. (2011).</w:t>
+        <w:t xml:space="preserve">Organización para la Cooperación y el Desarrollo Económicos (OCDE). </w:t>
+      </w:r>
+      <w:r>
+        <w:rPr>
+          <w:rFonts w:ascii="Arial" w:hAnsi="Arial" w:cs="Arial"/>
+          <w:sz w:val="20"/>
+          <w:szCs w:val="20"/>
+          <w:lang w:val="en-US"/>
+        </w:rPr>
+        <w:t>(2017).</w:t>
       </w:r>
       <w:r>
         <w:rPr>
@@ -19850,6 +20037,7 @@
           <w:rFonts w:ascii="Arial" w:hAnsi="Arial" w:cs="Arial"/>
           <w:sz w:val="20"/>
           <w:szCs w:val="20"/>
+          <w:lang w:val="en-US"/>
         </w:rPr>
         <w:t> </w:t>
       </w:r>
@@ -19859,38 +20047,18 @@
           <w:rFonts w:ascii="Arial" w:hAnsi="Arial" w:cs="Arial"/>
           <w:sz w:val="20"/>
           <w:szCs w:val="20"/>
-        </w:rPr>
-        <w:t>Psicología del consumo: Compras impulsivas y toma de decisiones</w:t>
+          <w:lang w:val="en-US"/>
+        </w:rPr>
+        <w:t>PISA 2015 Results (Volume IV): Students’ Financial Literacy</w:t>
       </w:r>
       <w:r>
         <w:rPr>
           <w:rFonts w:ascii="Arial" w:hAnsi="Arial" w:cs="Arial"/>
           <w:sz w:val="20"/>
           <w:szCs w:val="20"/>
-        </w:rPr>
-        <w:t>. Editorial Universitaria.</w:t>
-      </w:r>
-    </w:p>
-    <w:p>
-      <w:pPr>
-        <w:pStyle w:val="NormalWeb"/>
-        <w:snapToGrid w:val="0"/>
-        <w:ind w:left="720" w:hanging="720"/>
-        <w:rPr>
-          <w:rFonts w:ascii="Arial" w:hAnsi="Arial" w:cs="Arial"/>
-          <w:sz w:val="20"/>
-          <w:szCs w:val="20"/>
-        </w:rPr>
-      </w:pPr>
-      <w:r>
-        <w:rPr>
-          <w:rStyle w:val="Textoennegrita"/>
-          <w:rFonts w:ascii="Arial" w:hAnsi="Arial" w:cs="Arial"/>
-          <w:sz w:val="20"/>
-          <w:szCs w:val="20"/>
-        </w:rPr>
-        <w:lastRenderedPageBreak/>
-        <w:t>Montes, M.</w:t>
+          <w:lang w:val="en-US"/>
+        </w:rPr>
+        <w:t>. OECD Publishing.</w:t>
       </w:r>
       <w:r>
         <w:rPr>
@@ -19898,231 +20066,7 @@
           <w:rFonts w:ascii="Arial" w:hAnsi="Arial" w:cs="Arial"/>
           <w:sz w:val="20"/>
           <w:szCs w:val="20"/>
-        </w:rPr>
-        <w:t> </w:t>
-      </w:r>
-      <w:r>
-        <w:rPr>
-          <w:rFonts w:ascii="Arial" w:hAnsi="Arial" w:cs="Arial"/>
-          <w:sz w:val="20"/>
-          <w:szCs w:val="20"/>
-        </w:rPr>
-        <w:t>(2013).</w:t>
-      </w:r>
-      <w:r>
-        <w:rPr>
-          <w:rStyle w:val="apple-converted-space"/>
-          <w:rFonts w:ascii="Arial" w:hAnsi="Arial" w:cs="Arial"/>
-          <w:sz w:val="20"/>
-          <w:szCs w:val="20"/>
-        </w:rPr>
-        <w:t> </w:t>
-      </w:r>
-      <w:r>
-        <w:rPr>
-          <w:rStyle w:val="nfasis"/>
-          <w:rFonts w:ascii="Arial" w:hAnsi="Arial" w:cs="Arial"/>
-          <w:sz w:val="20"/>
-          <w:szCs w:val="20"/>
-        </w:rPr>
-        <w:t>La pirámide de Maslow y su aplicación en las finanzas personales</w:t>
-      </w:r>
-      <w:r>
-        <w:rPr>
-          <w:rFonts w:ascii="Arial" w:hAnsi="Arial" w:cs="Arial"/>
-          <w:sz w:val="20"/>
-          <w:szCs w:val="20"/>
-        </w:rPr>
-        <w:t>. En</w:t>
-      </w:r>
-      <w:r>
-        <w:rPr>
-          <w:rStyle w:val="apple-converted-space"/>
-          <w:rFonts w:ascii="Arial" w:hAnsi="Arial" w:cs="Arial"/>
-          <w:sz w:val="20"/>
-          <w:szCs w:val="20"/>
-        </w:rPr>
-        <w:t> </w:t>
-      </w:r>
-      <w:r>
-        <w:rPr>
-          <w:rStyle w:val="nfasis"/>
-          <w:rFonts w:ascii="Arial" w:hAnsi="Arial" w:cs="Arial"/>
-          <w:sz w:val="20"/>
-          <w:szCs w:val="20"/>
-        </w:rPr>
-        <w:t xml:space="preserve">Revista de Ciencias Sociales </w:t>
-      </w:r>
-      <w:proofErr w:type="spellStart"/>
-      <w:r>
-        <w:rPr>
-          <w:rStyle w:val="nfasis"/>
-          <w:rFonts w:ascii="Arial" w:hAnsi="Arial" w:cs="Arial"/>
-          <w:sz w:val="20"/>
-          <w:szCs w:val="20"/>
-        </w:rPr>
-        <w:t>Aplicadas</w:t>
-      </w:r>
-      <w:r>
-        <w:rPr>
-          <w:rFonts w:ascii="Arial" w:hAnsi="Arial" w:cs="Arial"/>
-          <w:sz w:val="20"/>
-          <w:szCs w:val="20"/>
-        </w:rPr>
-        <w:t>.Referencia</w:t>
-      </w:r>
-      <w:proofErr w:type="spellEnd"/>
-      <w:r>
-        <w:rPr>
-          <w:rFonts w:ascii="Arial" w:hAnsi="Arial" w:cs="Arial"/>
-          <w:sz w:val="20"/>
-          <w:szCs w:val="20"/>
-        </w:rPr>
-        <w:t xml:space="preserve"> explícita utilizada para las necesidades fisiológicas, de seguridad, afiliación, reconocimiento y autorrealización.</w:t>
-      </w:r>
-    </w:p>
-    <w:p>
-      <w:pPr>
-        <w:pStyle w:val="NormalWeb"/>
-        <w:snapToGrid w:val="0"/>
-        <w:ind w:left="720" w:hanging="720"/>
-        <w:rPr>
-          <w:rFonts w:ascii="Arial" w:hAnsi="Arial" w:cs="Arial"/>
-          <w:sz w:val="20"/>
-          <w:szCs w:val="20"/>
-        </w:rPr>
-      </w:pPr>
-      <w:r>
-        <w:rPr>
-          <w:rFonts w:ascii="Arial" w:hAnsi="Arial" w:cs="Arial"/>
-          <w:sz w:val="20"/>
-          <w:szCs w:val="20"/>
-        </w:rPr>
-        <w:t>Organización para la Cooperación y el Desarrollo Económicos (OCDE). (2017).</w:t>
-      </w:r>
-      <w:r>
-        <w:rPr>
-          <w:rStyle w:val="apple-converted-space"/>
-          <w:rFonts w:ascii="Arial" w:hAnsi="Arial" w:cs="Arial"/>
-          <w:sz w:val="20"/>
-          <w:szCs w:val="20"/>
-        </w:rPr>
-        <w:t> </w:t>
-      </w:r>
-      <w:r>
-        <w:rPr>
-          <w:rStyle w:val="nfasis"/>
-          <w:rFonts w:ascii="Arial" w:hAnsi="Arial" w:cs="Arial"/>
-          <w:sz w:val="20"/>
-          <w:szCs w:val="20"/>
-        </w:rPr>
-        <w:t xml:space="preserve">PISA 2015 </w:t>
-      </w:r>
-      <w:proofErr w:type="spellStart"/>
-      <w:r>
-        <w:rPr>
-          <w:rStyle w:val="nfasis"/>
-          <w:rFonts w:ascii="Arial" w:hAnsi="Arial" w:cs="Arial"/>
-          <w:sz w:val="20"/>
-          <w:szCs w:val="20"/>
-        </w:rPr>
-        <w:t>Results</w:t>
-      </w:r>
-      <w:proofErr w:type="spellEnd"/>
-      <w:r>
-        <w:rPr>
-          <w:rStyle w:val="nfasis"/>
-          <w:rFonts w:ascii="Arial" w:hAnsi="Arial" w:cs="Arial"/>
-          <w:sz w:val="20"/>
-          <w:szCs w:val="20"/>
-        </w:rPr>
-        <w:t xml:space="preserve"> (</w:t>
-      </w:r>
-      <w:proofErr w:type="spellStart"/>
-      <w:r>
-        <w:rPr>
-          <w:rStyle w:val="nfasis"/>
-          <w:rFonts w:ascii="Arial" w:hAnsi="Arial" w:cs="Arial"/>
-          <w:sz w:val="20"/>
-          <w:szCs w:val="20"/>
-        </w:rPr>
-        <w:t>Volume</w:t>
-      </w:r>
-      <w:proofErr w:type="spellEnd"/>
-      <w:r>
-        <w:rPr>
-          <w:rStyle w:val="nfasis"/>
-          <w:rFonts w:ascii="Arial" w:hAnsi="Arial" w:cs="Arial"/>
-          <w:sz w:val="20"/>
-          <w:szCs w:val="20"/>
-        </w:rPr>
-        <w:t xml:space="preserve"> IV): </w:t>
-      </w:r>
-      <w:proofErr w:type="spellStart"/>
-      <w:r>
-        <w:rPr>
-          <w:rStyle w:val="nfasis"/>
-          <w:rFonts w:ascii="Arial" w:hAnsi="Arial" w:cs="Arial"/>
-          <w:sz w:val="20"/>
-          <w:szCs w:val="20"/>
-        </w:rPr>
-        <w:t>Students</w:t>
-      </w:r>
-      <w:proofErr w:type="spellEnd"/>
-      <w:r>
-        <w:rPr>
-          <w:rStyle w:val="nfasis"/>
-          <w:rFonts w:ascii="Arial" w:hAnsi="Arial" w:cs="Arial"/>
-          <w:sz w:val="20"/>
-          <w:szCs w:val="20"/>
-        </w:rPr>
-        <w:t xml:space="preserve">’ </w:t>
-      </w:r>
-      <w:proofErr w:type="spellStart"/>
-      <w:r>
-        <w:rPr>
-          <w:rStyle w:val="nfasis"/>
-          <w:rFonts w:ascii="Arial" w:hAnsi="Arial" w:cs="Arial"/>
-          <w:sz w:val="20"/>
-          <w:szCs w:val="20"/>
-        </w:rPr>
-        <w:t>Financial</w:t>
-      </w:r>
-      <w:proofErr w:type="spellEnd"/>
-      <w:r>
-        <w:rPr>
-          <w:rStyle w:val="nfasis"/>
-          <w:rFonts w:ascii="Arial" w:hAnsi="Arial" w:cs="Arial"/>
-          <w:sz w:val="20"/>
-          <w:szCs w:val="20"/>
-        </w:rPr>
-        <w:t xml:space="preserve"> </w:t>
-      </w:r>
-      <w:proofErr w:type="spellStart"/>
-      <w:r>
-        <w:rPr>
-          <w:rStyle w:val="nfasis"/>
-          <w:rFonts w:ascii="Arial" w:hAnsi="Arial" w:cs="Arial"/>
-          <w:sz w:val="20"/>
-          <w:szCs w:val="20"/>
-        </w:rPr>
-        <w:t>Literacy</w:t>
-      </w:r>
-      <w:proofErr w:type="spellEnd"/>
-      <w:r>
-        <w:rPr>
-          <w:rFonts w:ascii="Arial" w:hAnsi="Arial" w:cs="Arial"/>
-          <w:sz w:val="20"/>
-          <w:szCs w:val="20"/>
-        </w:rPr>
-        <w:t>. OECD Publishing.</w:t>
-      </w:r>
-      <w:r>
-        <w:rPr>
-          <w:rStyle w:val="apple-converted-space"/>
-          <w:rFonts w:ascii="Arial" w:hAnsi="Arial" w:cs="Arial"/>
-          <w:sz w:val="20"/>
-          <w:szCs w:val="20"/>
+          <w:lang w:val="en-US"/>
         </w:rPr>
         <w:t> </w:t>
       </w:r>
@@ -20133,6 +20077,7 @@
             <w:rFonts w:ascii="Arial" w:hAnsi="Arial" w:cs="Arial"/>
             <w:sz w:val="20"/>
             <w:szCs w:val="20"/>
+            <w:lang w:val="en-US"/>
           </w:rPr>
           <w:t>https://doi.org/10.1787/9789264270282-en</w:t>
         </w:r>
@@ -20142,6 +20087,7 @@
       <w:pPr>
         <w:pStyle w:val="NormalWeb"/>
         <w:snapToGrid w:val="0"/>
+        <w:spacing w:before="0" w:beforeAutospacing="0" w:after="0" w:afterAutospacing="0" w:line="480" w:lineRule="auto"/>
         <w:ind w:left="720" w:hanging="720"/>
         <w:rPr>
           <w:rFonts w:ascii="Arial" w:hAnsi="Arial" w:cs="Arial"/>
@@ -20170,6 +20116,8 @@
         <w:rPr>
           <w:rStyle w:val="nfasis"/>
           <w:rFonts w:ascii="Arial" w:hAnsi="Arial" w:cs="Arial"/>
+          <w:i w:val="0"/>
+          <w:iCs w:val="0"/>
           <w:sz w:val="20"/>
           <w:szCs w:val="20"/>
         </w:rPr>
@@ -20178,10 +20126,20 @@
       <w:r>
         <w:rPr>
           <w:rFonts w:ascii="Arial" w:hAnsi="Arial" w:cs="Arial"/>
-          <w:sz w:val="20"/>
-          <w:szCs w:val="20"/>
-        </w:rPr>
-        <w:t xml:space="preserve">. Ediciones </w:t>
+          <w:i/>
+          <w:iCs/>
+          <w:sz w:val="20"/>
+          <w:szCs w:val="20"/>
+        </w:rPr>
+        <w:t>. Ediciones</w:t>
+      </w:r>
+      <w:r>
+        <w:rPr>
+          <w:rFonts w:ascii="Arial" w:hAnsi="Arial" w:cs="Arial"/>
+          <w:sz w:val="20"/>
+          <w:szCs w:val="20"/>
+        </w:rPr>
+        <w:t xml:space="preserve"> </w:t>
       </w:r>
       <w:proofErr w:type="spellStart"/>
       <w:r>
@@ -20206,17 +20164,21 @@
       <w:pPr>
         <w:pStyle w:val="NormalWeb"/>
         <w:snapToGrid w:val="0"/>
+        <w:spacing w:before="0" w:beforeAutospacing="0" w:after="0" w:afterAutospacing="0" w:line="480" w:lineRule="auto"/>
         <w:ind w:left="720" w:hanging="720"/>
         <w:rPr>
           <w:rFonts w:ascii="Arial" w:hAnsi="Arial" w:cs="Arial"/>
           <w:sz w:val="20"/>
           <w:szCs w:val="20"/>
+          <w:lang w:val="en-US"/>
         </w:rPr>
       </w:pPr>
       <w:r>
         <w:rPr>
           <w:rStyle w:val="Textoennegrita"/>
           <w:rFonts w:ascii="Arial" w:hAnsi="Arial" w:cs="Arial"/>
+          <w:b w:val="0"/>
+          <w:bCs w:val="0"/>
           <w:sz w:val="20"/>
           <w:szCs w:val="20"/>
         </w:rPr>
@@ -20227,6 +20189,8 @@
         <w:rPr>
           <w:rStyle w:val="Textoennegrita"/>
           <w:rFonts w:ascii="Arial" w:hAnsi="Arial" w:cs="Arial"/>
+          <w:b w:val="0"/>
+          <w:bCs w:val="0"/>
           <w:sz w:val="20"/>
           <w:szCs w:val="20"/>
         </w:rPr>
@@ -20237,6 +20201,8 @@
         <w:rPr>
           <w:rStyle w:val="Textoennegrita"/>
           <w:rFonts w:ascii="Arial" w:hAnsi="Arial" w:cs="Arial"/>
+          <w:b w:val="0"/>
+          <w:bCs w:val="0"/>
           <w:sz w:val="20"/>
           <w:szCs w:val="20"/>
         </w:rPr>
@@ -20272,18 +20238,38 @@
         <w:rPr>
           <w:rStyle w:val="nfasis"/>
           <w:rFonts w:ascii="Arial" w:hAnsi="Arial" w:cs="Arial"/>
-          <w:sz w:val="20"/>
-          <w:szCs w:val="20"/>
-        </w:rPr>
-        <w:t>Economía: Principios y herramientas</w:t>
-      </w:r>
-      <w:r>
-        <w:rPr>
+          <w:i w:val="0"/>
+          <w:iCs w:val="0"/>
+          <w:sz w:val="20"/>
+          <w:szCs w:val="20"/>
+        </w:rPr>
+        <w:t>Economía: Principios y herramienta</w:t>
+      </w:r>
+      <w:r>
+        <w:rPr>
+          <w:rStyle w:val="nfasis"/>
           <w:rFonts w:ascii="Arial" w:hAnsi="Arial" w:cs="Arial"/>
           <w:sz w:val="20"/>
           <w:szCs w:val="20"/>
         </w:rPr>
-        <w:t xml:space="preserve">. Pearson </w:t>
+        <w:t>s</w:t>
+      </w:r>
+      <w:r>
+        <w:rPr>
+          <w:rFonts w:ascii="Arial" w:hAnsi="Arial" w:cs="Arial"/>
+          <w:sz w:val="20"/>
+          <w:szCs w:val="20"/>
+        </w:rPr>
+        <w:t xml:space="preserve">. </w:t>
+      </w:r>
+      <w:r>
+        <w:rPr>
+          <w:rFonts w:ascii="Arial" w:hAnsi="Arial" w:cs="Arial"/>
+          <w:sz w:val="20"/>
+          <w:szCs w:val="20"/>
+          <w:lang w:val="en-US"/>
+        </w:rPr>
+        <w:t xml:space="preserve">Pearson </w:t>
       </w:r>
       <w:proofErr w:type="spellStart"/>
       <w:r>
@@ -20291,8 +20277,9 @@
           <w:rFonts w:ascii="Arial" w:hAnsi="Arial" w:cs="Arial"/>
           <w:sz w:val="20"/>
           <w:szCs w:val="20"/>
-        </w:rPr>
-        <w:t>Educación.Explica</w:t>
+          <w:lang w:val="en-US"/>
+        </w:rPr>
+        <w:t>Educación</w:t>
       </w:r>
       <w:proofErr w:type="spellEnd"/>
       <w:r>
@@ -20300,55 +20287,69 @@
           <w:rFonts w:ascii="Arial" w:hAnsi="Arial" w:cs="Arial"/>
           <w:sz w:val="20"/>
           <w:szCs w:val="20"/>
-        </w:rPr>
-        <w:t xml:space="preserve"> conceptos económicos fundamentales, incluyendo los ingresos desde un punto de vista macro y microeconómico.</w:t>
+          <w:lang w:val="en-US"/>
+        </w:rPr>
+        <w:t>.</w:t>
+      </w:r>
+      <w:r>
+        <w:rPr>
+          <w:rFonts w:ascii="Arial" w:hAnsi="Arial" w:cs="Arial"/>
+          <w:sz w:val="20"/>
+          <w:szCs w:val="20"/>
+          <w:lang w:val="en-US"/>
+        </w:rPr>
+        <w:t xml:space="preserve"> </w:t>
       </w:r>
     </w:p>
     <w:p>
       <w:pPr>
         <w:pStyle w:val="NormalWeb"/>
         <w:snapToGrid w:val="0"/>
+        <w:spacing w:before="0" w:beforeAutospacing="0" w:after="0" w:afterAutospacing="0" w:line="480" w:lineRule="auto"/>
         <w:ind w:left="720" w:hanging="720"/>
         <w:rPr>
           <w:rFonts w:ascii="Arial" w:hAnsi="Arial" w:cs="Arial"/>
-          <w:sz w:val="20"/>
-          <w:szCs w:val="20"/>
-        </w:rPr>
-      </w:pPr>
-      <w:proofErr w:type="spellStart"/>
+          <w:i/>
+          <w:iCs/>
+          <w:sz w:val="20"/>
+          <w:szCs w:val="20"/>
+          <w:lang w:val="en-US"/>
+        </w:rPr>
+      </w:pPr>
       <w:r>
         <w:rPr>
           <w:rStyle w:val="Textoennegrita"/>
           <w:rFonts w:ascii="Arial" w:hAnsi="Arial" w:cs="Arial"/>
-          <w:sz w:val="20"/>
-          <w:szCs w:val="20"/>
-        </w:rPr>
-        <w:t>Vitt</w:t>
-      </w:r>
-      <w:proofErr w:type="spellEnd"/>
-      <w:r>
-        <w:rPr>
-          <w:rStyle w:val="Textoennegrita"/>
-          <w:rFonts w:ascii="Arial" w:hAnsi="Arial" w:cs="Arial"/>
-          <w:sz w:val="20"/>
-          <w:szCs w:val="20"/>
-        </w:rPr>
-        <w:t>, L. A. et al.</w:t>
+          <w:b w:val="0"/>
+          <w:bCs w:val="0"/>
+          <w:i/>
+          <w:iCs/>
+          <w:sz w:val="20"/>
+          <w:szCs w:val="20"/>
+          <w:lang w:val="en-US"/>
+        </w:rPr>
+        <w:t>Vitt, L. A. et al.</w:t>
       </w:r>
       <w:r>
         <w:rPr>
           <w:rStyle w:val="apple-converted-space"/>
           <w:rFonts w:ascii="Arial" w:hAnsi="Arial" w:cs="Arial"/>
-          <w:sz w:val="20"/>
-          <w:szCs w:val="20"/>
+          <w:i/>
+          <w:iCs/>
+          <w:sz w:val="20"/>
+          <w:szCs w:val="20"/>
+          <w:lang w:val="en-US"/>
         </w:rPr>
         <w:t> </w:t>
       </w:r>
       <w:r>
         <w:rPr>
           <w:rFonts w:ascii="Arial" w:hAnsi="Arial" w:cs="Arial"/>
-          <w:sz w:val="20"/>
-          <w:szCs w:val="20"/>
+          <w:i/>
+          <w:iCs/>
+          <w:sz w:val="20"/>
+          <w:szCs w:val="20"/>
+          <w:lang w:val="en-US"/>
         </w:rPr>
         <w:t>(2000).</w:t>
       </w:r>
@@ -20356,8 +20357,11 @@
         <w:rPr>
           <w:rStyle w:val="apple-converted-space"/>
           <w:rFonts w:ascii="Arial" w:hAnsi="Arial" w:cs="Arial"/>
-          <w:sz w:val="20"/>
-          <w:szCs w:val="20"/>
+          <w:i/>
+          <w:iCs/>
+          <w:sz w:val="20"/>
+          <w:szCs w:val="20"/>
+          <w:lang w:val="en-US"/>
         </w:rPr>
         <w:t> </w:t>
       </w:r>
@@ -20365,198 +20369,26 @@
         <w:rPr>
           <w:rStyle w:val="nfasis"/>
           <w:rFonts w:ascii="Arial" w:hAnsi="Arial" w:cs="Arial"/>
-          <w:sz w:val="20"/>
-          <w:szCs w:val="20"/>
-        </w:rPr>
-        <w:t xml:space="preserve">Personal </w:t>
-      </w:r>
-      <w:proofErr w:type="spellStart"/>
+          <w:i w:val="0"/>
+          <w:iCs w:val="0"/>
+          <w:sz w:val="20"/>
+          <w:szCs w:val="20"/>
+          <w:lang w:val="en-US"/>
+        </w:rPr>
+        <w:t>Personal Finance and the Rush to Competence: Financial Literacy Education in the U.S.</w:t>
+      </w:r>
       <w:r>
         <w:rPr>
           <w:rStyle w:val="nfasis"/>
           <w:rFonts w:ascii="Arial" w:hAnsi="Arial" w:cs="Arial"/>
-          <w:sz w:val="20"/>
-          <w:szCs w:val="20"/>
-        </w:rPr>
-        <w:t>Finance</w:t>
-      </w:r>
-      <w:proofErr w:type="spellEnd"/>
-      <w:r>
-        <w:rPr>
-          <w:rStyle w:val="nfasis"/>
-          <w:rFonts w:ascii="Arial" w:hAnsi="Arial" w:cs="Arial"/>
-          <w:sz w:val="20"/>
-          <w:szCs w:val="20"/>
-        </w:rPr>
-        <w:t xml:space="preserve"> and </w:t>
-      </w:r>
-      <w:proofErr w:type="spellStart"/>
-      <w:r>
-        <w:rPr>
-          <w:rStyle w:val="nfasis"/>
-          <w:rFonts w:ascii="Arial" w:hAnsi="Arial" w:cs="Arial"/>
-          <w:sz w:val="20"/>
-          <w:szCs w:val="20"/>
-        </w:rPr>
-        <w:t>the</w:t>
-      </w:r>
-      <w:proofErr w:type="spellEnd"/>
-      <w:r>
-        <w:rPr>
-          <w:rStyle w:val="nfasis"/>
-          <w:rFonts w:ascii="Arial" w:hAnsi="Arial" w:cs="Arial"/>
-          <w:sz w:val="20"/>
-          <w:szCs w:val="20"/>
-        </w:rPr>
-        <w:t xml:space="preserve"> Rush </w:t>
-      </w:r>
-      <w:proofErr w:type="spellStart"/>
-      <w:r>
-        <w:rPr>
-          <w:rStyle w:val="nfasis"/>
-          <w:rFonts w:ascii="Arial" w:hAnsi="Arial" w:cs="Arial"/>
-          <w:sz w:val="20"/>
-          <w:szCs w:val="20"/>
-        </w:rPr>
-        <w:t>to</w:t>
-      </w:r>
-      <w:proofErr w:type="spellEnd"/>
-      <w:r>
-        <w:rPr>
-          <w:rStyle w:val="nfasis"/>
-          <w:rFonts w:ascii="Arial" w:hAnsi="Arial" w:cs="Arial"/>
-          <w:sz w:val="20"/>
-          <w:szCs w:val="20"/>
+          <w:i w:val="0"/>
+          <w:iCs w:val="0"/>
+          <w:sz w:val="20"/>
+          <w:szCs w:val="20"/>
+          <w:lang w:val="en-US"/>
         </w:rPr>
         <w:t xml:space="preserve"> </w:t>
       </w:r>
-      <w:proofErr w:type="spellStart"/>
-      <w:r>
-        <w:rPr>
-          <w:rStyle w:val="nfasis"/>
-          <w:rFonts w:ascii="Arial" w:hAnsi="Arial" w:cs="Arial"/>
-          <w:sz w:val="20"/>
-          <w:szCs w:val="20"/>
-        </w:rPr>
-        <w:t>Competence</w:t>
-      </w:r>
-      <w:proofErr w:type="spellEnd"/>
-      <w:r>
-        <w:rPr>
-          <w:rStyle w:val="nfasis"/>
-          <w:rFonts w:ascii="Arial" w:hAnsi="Arial" w:cs="Arial"/>
-          <w:sz w:val="20"/>
-          <w:szCs w:val="20"/>
-        </w:rPr>
-        <w:t xml:space="preserve">: </w:t>
-      </w:r>
-      <w:proofErr w:type="spellStart"/>
-      <w:r>
-        <w:rPr>
-          <w:rStyle w:val="nfasis"/>
-          <w:rFonts w:ascii="Arial" w:hAnsi="Arial" w:cs="Arial"/>
-          <w:sz w:val="20"/>
-          <w:szCs w:val="20"/>
-        </w:rPr>
-        <w:t>Financial</w:t>
-      </w:r>
-      <w:proofErr w:type="spellEnd"/>
-      <w:r>
-        <w:rPr>
-          <w:rStyle w:val="nfasis"/>
-          <w:rFonts w:ascii="Arial" w:hAnsi="Arial" w:cs="Arial"/>
-          <w:sz w:val="20"/>
-          <w:szCs w:val="20"/>
-        </w:rPr>
-        <w:t xml:space="preserve"> </w:t>
-      </w:r>
-      <w:proofErr w:type="spellStart"/>
-      <w:r>
-        <w:rPr>
-          <w:rStyle w:val="nfasis"/>
-          <w:rFonts w:ascii="Arial" w:hAnsi="Arial" w:cs="Arial"/>
-          <w:sz w:val="20"/>
-          <w:szCs w:val="20"/>
-        </w:rPr>
-        <w:t>Literacy</w:t>
-      </w:r>
-      <w:proofErr w:type="spellEnd"/>
-      <w:r>
-        <w:rPr>
-          <w:rStyle w:val="nfasis"/>
-          <w:rFonts w:ascii="Arial" w:hAnsi="Arial" w:cs="Arial"/>
-          <w:sz w:val="20"/>
-          <w:szCs w:val="20"/>
-        </w:rPr>
-        <w:t xml:space="preserve"> </w:t>
-      </w:r>
-      <w:proofErr w:type="spellStart"/>
-      <w:r>
-        <w:rPr>
-          <w:rStyle w:val="nfasis"/>
-          <w:rFonts w:ascii="Arial" w:hAnsi="Arial" w:cs="Arial"/>
-          <w:sz w:val="20"/>
-          <w:szCs w:val="20"/>
-        </w:rPr>
-        <w:t>Education</w:t>
-      </w:r>
-      <w:proofErr w:type="spellEnd"/>
-      <w:r>
-        <w:rPr>
-          <w:rStyle w:val="nfasis"/>
-          <w:rFonts w:ascii="Arial" w:hAnsi="Arial" w:cs="Arial"/>
-          <w:sz w:val="20"/>
-          <w:szCs w:val="20"/>
-        </w:rPr>
-        <w:t xml:space="preserve"> in </w:t>
-      </w:r>
-      <w:proofErr w:type="spellStart"/>
-      <w:r>
-        <w:rPr>
-          <w:rStyle w:val="nfasis"/>
-          <w:rFonts w:ascii="Arial" w:hAnsi="Arial" w:cs="Arial"/>
-          <w:sz w:val="20"/>
-          <w:szCs w:val="20"/>
-        </w:rPr>
-        <w:t>the</w:t>
-      </w:r>
-      <w:proofErr w:type="spellEnd"/>
-      <w:r>
-        <w:rPr>
-          <w:rStyle w:val="nfasis"/>
-          <w:rFonts w:ascii="Arial" w:hAnsi="Arial" w:cs="Arial"/>
-          <w:sz w:val="20"/>
-          <w:szCs w:val="20"/>
-        </w:rPr>
-        <w:t xml:space="preserve"> </w:t>
-      </w:r>
-      <w:proofErr w:type="spellStart"/>
-      <w:r>
-        <w:rPr>
-          <w:rStyle w:val="nfasis"/>
-          <w:rFonts w:ascii="Arial" w:hAnsi="Arial" w:cs="Arial"/>
-          <w:sz w:val="20"/>
-          <w:szCs w:val="20"/>
-        </w:rPr>
-        <w:t>U.S.</w:t>
-      </w:r>
-      <w:r>
-        <w:rPr>
-          <w:rFonts w:ascii="Arial" w:hAnsi="Arial" w:cs="Arial"/>
-          <w:sz w:val="20"/>
-          <w:szCs w:val="20"/>
-        </w:rPr>
-        <w:t>Proporciona</w:t>
-      </w:r>
-      <w:proofErr w:type="spellEnd"/>
-      <w:r>
-        <w:rPr>
-          <w:rFonts w:ascii="Arial" w:hAnsi="Arial" w:cs="Arial"/>
-          <w:sz w:val="20"/>
-          <w:szCs w:val="20"/>
-        </w:rPr>
-        <w:t xml:space="preserve"> fundamentos sobre educación financiera como herramienta de empoderamiento y toma de decisiones inteligentes.</w:t>
-      </w:r>
     </w:p>
     <w:p>
       <w:pPr>
@@ -20564,14 +20396,16 @@
         <w:rPr>
           <w:sz w:val="20"/>
           <w:szCs w:val="20"/>
-        </w:rPr>
-      </w:pPr>
-    </w:p>
-    <w:p>
-      <w:pPr>
-        <w:rPr>
-          <w:sz w:val="20"/>
-          <w:szCs w:val="20"/>
+          <w:lang w:val="en-US"/>
+        </w:rPr>
+      </w:pPr>
+    </w:p>
+    <w:p>
+      <w:pPr>
+        <w:rPr>
+          <w:sz w:val="20"/>
+          <w:szCs w:val="20"/>
+          <w:lang w:val="en-US"/>
         </w:rPr>
       </w:pPr>
     </w:p>
@@ -29237,6 +29071,7 @@
   <w:style w:type="character" w:default="1" w:styleId="Fuentedeprrafopredeter">
     <w:name w:val="Default Paragraph Font"/>
     <w:uiPriority w:val="1"/>
+    <w:semiHidden/>
     <w:unhideWhenUsed/>
   </w:style>
   <w:style w:type="table" w:default="1" w:styleId="Tablanormal">
@@ -30832,17 +30667,6 @@
 </file>
 
 <file path=customXml/item1.xml><?xml version="1.0" encoding="utf-8"?>
-<p:properties xmlns:p="http://schemas.microsoft.com/office/2006/metadata/properties" xmlns:xsi="http://www.w3.org/2001/XMLSchema-instance" xmlns:pc="http://schemas.microsoft.com/office/infopath/2007/PartnerControls">
-  <documentManagement>
-    <TaxCatchAll xmlns="cb45339b-ced9-4d0d-8f64-77573914d53b" xsi:nil="true"/>
-    <lcf76f155ced4ddcb4097134ff3c332f xmlns="43a3ca16-9c26-4813-b83f-4aec9927b43f">
-      <Terms xmlns="http://schemas.microsoft.com/office/infopath/2007/PartnerControls"/>
-    </lcf76f155ced4ddcb4097134ff3c332f>
-  </documentManagement>
-</p:properties>
-</file>
-
-<file path=customXml/item2.xml><?xml version="1.0" encoding="utf-8"?>
 <?mso-contentType ?>
 <FormTemplates xmlns="http://schemas.microsoft.com/sharepoint/v3/contenttype/forms">
   <Display>DocumentLibraryForm</Display>
@@ -30851,13 +30675,7 @@
 </FormTemplates>
 </file>
 
-<file path=customXml/item3.xml><?xml version="1.0" encoding="utf-8"?>
-<go:gDocsCustomXmlDataStorage xmlns:go="http://customooxmlschemas.google.com/" xmlns:r="http://schemas.openxmlformats.org/officeDocument/2006/relationships">
-  <go:docsCustomData xmlns:go="http://customooxmlschemas.google.com/" roundtripDataSignature="AMtx7mh3w1sXrKwdjzYCxjbwPkf7wsIk5w==">AMUW2mWhRc/xLonLdtoI8dz4BVu2GREgE7++Eme5Ko+W5/2G+QfXPKxV7NwLPPaJ77IM2LrlHDguxVZnDKcg4iQIvJIe+zJ9DBWjUaWFI+z0k4HbdiCFsJo=</go:docsCustomData>
-</go:gDocsCustomXmlDataStorage>
-</file>
-
-<file path=customXml/item4.xml><?xml version="1.0" encoding="utf-8"?>
+<file path=customXml/item2.xml><?xml version="1.0" encoding="utf-8"?>
 <ct:contentTypeSchema xmlns:ct="http://schemas.microsoft.com/office/2006/metadata/contentType" xmlns:ma="http://schemas.microsoft.com/office/2006/metadata/properties/metaAttributes" ct:_="" ma:_="" ma:contentTypeName="Documento" ma:contentTypeID="0x01010049282E1EDBE9234EA9E6D38F720E265F" ma:contentTypeVersion="15" ma:contentTypeDescription="Crear nuevo documento." ma:contentTypeScope="" ma:versionID="b31c7aa9eaf043a08b87120b3c4916e3">
   <xsd:schema xmlns:xsd="http://www.w3.org/2001/XMLSchema" xmlns:xs="http://www.w3.org/2001/XMLSchema" xmlns:p="http://schemas.microsoft.com/office/2006/metadata/properties" xmlns:ns2="cb45339b-ced9-4d0d-8f64-77573914d53b" xmlns:ns3="43a3ca16-9c26-4813-b83f-4aec9927b43f" targetNamespace="http://schemas.microsoft.com/office/2006/metadata/properties" ma:root="true" ma:fieldsID="3533d065b04d75c457075bc55f1f5315" ns2:_="" ns3:_="">
     <xsd:import namespace="cb45339b-ced9-4d0d-8f64-77573914d53b"/>
@@ -31092,18 +30910,24 @@
 </ct:contentTypeSchema>
 </file>
 
-<file path=customXml/itemProps1.xml><?xml version="1.0" encoding="utf-8"?>
-<ds:datastoreItem xmlns:ds="http://schemas.openxmlformats.org/officeDocument/2006/customXml" ds:itemID="{9D9B1A75-0210-4935-8179-95DF20A26AD1}">
-  <ds:schemaRefs>
-    <ds:schemaRef ds:uri="http://schemas.microsoft.com/office/2006/metadata/properties"/>
-    <ds:schemaRef ds:uri="http://schemas.microsoft.com/office/infopath/2007/PartnerControls"/>
-    <ds:schemaRef ds:uri="cb45339b-ced9-4d0d-8f64-77573914d53b"/>
-    <ds:schemaRef ds:uri="43a3ca16-9c26-4813-b83f-4aec9927b43f"/>
-  </ds:schemaRefs>
-</ds:datastoreItem>
+<file path=customXml/item3.xml><?xml version="1.0" encoding="utf-8"?>
+<p:properties xmlns:p="http://schemas.microsoft.com/office/2006/metadata/properties" xmlns:xsi="http://www.w3.org/2001/XMLSchema-instance" xmlns:pc="http://schemas.microsoft.com/office/infopath/2007/PartnerControls">
+  <documentManagement>
+    <TaxCatchAll xmlns="cb45339b-ced9-4d0d-8f64-77573914d53b" xsi:nil="true"/>
+    <lcf76f155ced4ddcb4097134ff3c332f xmlns="43a3ca16-9c26-4813-b83f-4aec9927b43f">
+      <Terms xmlns="http://schemas.microsoft.com/office/infopath/2007/PartnerControls"/>
+    </lcf76f155ced4ddcb4097134ff3c332f>
+  </documentManagement>
+</p:properties>
 </file>
 
-<file path=customXml/itemProps2.xml><?xml version="1.0" encoding="utf-8"?>
+<file path=customXml/item4.xml><?xml version="1.0" encoding="utf-8"?>
+<go:gDocsCustomXmlDataStorage xmlns:go="http://customooxmlschemas.google.com/" xmlns:r="http://schemas.openxmlformats.org/officeDocument/2006/relationships">
+  <go:docsCustomData xmlns:go="http://customooxmlschemas.google.com/" roundtripDataSignature="AMtx7mh3w1sXrKwdjzYCxjbwPkf7wsIk5w==">AMUW2mWhRc/xLonLdtoI8dz4BVu2GREgE7++Eme5Ko+W5/2G+QfXPKxV7NwLPPaJ77IM2LrlHDguxVZnDKcg4iQIvJIe+zJ9DBWjUaWFI+z0k4HbdiCFsJo=</go:docsCustomData>
+</go:gDocsCustomXmlDataStorage>
+</file>
+
+<file path=customXml/itemProps1.xml><?xml version="1.0" encoding="utf-8"?>
 <ds:datastoreItem xmlns:ds="http://schemas.openxmlformats.org/officeDocument/2006/customXml" ds:itemID="{83102ECF-E44F-4F73-A78F-FE313D1BFB9A}">
   <ds:schemaRefs>
     <ds:schemaRef ds:uri="http://schemas.microsoft.com/sharepoint/v3/contenttype/forms"/>
@@ -31111,16 +30935,7 @@
 </ds:datastoreItem>
 </file>
 
-<file path=customXml/itemProps3.xml><?xml version="1.0" encoding="utf-8"?>
-<ds:datastoreItem xmlns:ds="http://schemas.openxmlformats.org/officeDocument/2006/customXml" ds:itemID="{11111111-1234-1234-1234-123412341234}">
-  <ds:schemaRefs>
-    <ds:schemaRef ds:uri="http://customooxmlschemas.google.com/"/>
-    <ds:schemaRef ds:uri="http://schemas.openxmlformats.org/officeDocument/2006/relationships"/>
-  </ds:schemaRefs>
-</ds:datastoreItem>
-</file>
-
-<file path=customXml/itemProps4.xml><?xml version="1.0" encoding="utf-8"?>
+<file path=customXml/itemProps2.xml><?xml version="1.0" encoding="utf-8"?>
 <ds:datastoreItem xmlns:ds="http://schemas.openxmlformats.org/officeDocument/2006/customXml" ds:itemID="{78C32246-2645-4289-985A-F7F818CF1E16}">
   <ds:schemaRefs>
     <ds:schemaRef ds:uri="http://schemas.microsoft.com/office/2006/metadata/contentType"/>
@@ -31137,4 +30952,24 @@
     <ds:schemaRef ds:uri="http://schemas.microsoft.com/internal/obd"/>
   </ds:schemaRefs>
 </ds:datastoreItem>
+</file>
+
+<file path=customXml/itemProps3.xml><?xml version="1.0" encoding="utf-8"?>
+<ds:datastoreItem xmlns:ds="http://schemas.openxmlformats.org/officeDocument/2006/customXml" ds:itemID="{9D9B1A75-0210-4935-8179-95DF20A26AD1}">
+  <ds:schemaRefs>
+    <ds:schemaRef ds:uri="http://schemas.microsoft.com/office/2006/metadata/properties"/>
+    <ds:schemaRef ds:uri="http://schemas.microsoft.com/office/infopath/2007/PartnerControls"/>
+    <ds:schemaRef ds:uri="cb45339b-ced9-4d0d-8f64-77573914d53b"/>
+    <ds:schemaRef ds:uri="43a3ca16-9c26-4813-b83f-4aec9927b43f"/>
+  </ds:schemaRefs>
+</ds:datastoreItem>
+</file>
+
+<file path=customXml/itemProps4.xml><?xml version="1.0" encoding="utf-8"?>
+<ds:datastoreItem xmlns:ds="http://schemas.openxmlformats.org/officeDocument/2006/customXml" ds:itemID="{11111111-1234-1234-1234-123412341234}">
+  <ds:schemaRefs>
+    <ds:schemaRef ds:uri="http://customooxmlschemas.google.com/"/>
+    <ds:schemaRef ds:uri="http://schemas.openxmlformats.org/officeDocument/2006/relationships"/>
+  </ds:schemaRefs>
+</ds:datastoreItem>
 </file>